--- a/취준플랜_수집자료_보고서.docx
+++ b/취준플랜_수집자료_보고서.docx
@@ -96,15 +96,7 @@
         <w:pStyle w:val="ListNumber"/>
       </w:pPr>
       <w:r>
-        <w:t>[월별 취업준비 로드맵](#10-월별-취업준비-로드맵)</w:t>
-      </w:r>
-    </w:p>
-    <w:p>
-      <w:pPr>
-        <w:pStyle w:val="ListNumber"/>
-      </w:pPr>
-      <w:r>
-        <w:t>[참고자료 및 출처](#11-참고자료-및-출처)</w:t>
+        <w:t>[참고자료 및 출처](#10-참고자료-및-출처)</w:t>
       </w:r>
     </w:p>
     <w:p>
@@ -2550,6 +2542,2368 @@
     <w:p/>
     <w:p>
       <w:pPr>
+        <w:pStyle w:val="Heading2"/>
+      </w:pPr>
+      <w:r>
+        <w:t>3.4 기업별 채용 전형 상세 절차</w:t>
+      </w:r>
+    </w:p>
+    <w:p>
+      <w:r>
+        <w:t>각 기업의 채용 전형은 고유한 특성을 가지며, 사전에 절차를 파악하고 준비하는 것이 합격률을 높이는 핵심이다. 아래는 주요 IT 기업별 채용 프로세스를 상세히 정리한 자료이다.</w:t>
+      </w:r>
+    </w:p>
+    <w:p>
+      <w:pPr>
+        <w:pStyle w:val="Heading3"/>
+      </w:pPr>
+      <w:r>
+        <w:t>3.4.1 삼성전자</w:t>
+      </w:r>
+    </w:p>
+    <w:p>
+      <w:r>
+        <w:t>채용 전형 흐름:</w:t>
+      </w:r>
+    </w:p>
+    <w:p>
+      <w:r>
+        <w:t>서류접수 → GSAT(인성+직무) → SW역량테스트(코딩 2문제/3시간) → 면접(1일차: 창의면접+직무면접, 2일차: 임원면접) → 건강검진 → 최종합격</w:t>
+      </w:r>
+    </w:p>
+    <w:p>
+      <w:r>
+        <w:t>SW역량테스트 상세:</w:t>
+      </w:r>
+    </w:p>
+    <w:p>
+      <w:pPr>
+        <w:pStyle w:val="ListBullet"/>
+      </w:pPr>
+      <w:r>
+        <w:t>A형(알고리즘): DFS/BFS, 시뮬레이션, 완전탐색 중심. 난이도 백준 골드 3~1 수준</w:t>
+      </w:r>
+    </w:p>
+    <w:p>
+      <w:pPr>
+        <w:pStyle w:val="ListBullet"/>
+      </w:pPr>
+      <w:r>
+        <w:t>B형(실무 구현): 대규모 데이터 처리, 자료구조 설계 등 실무형 문제. 난이도 플래티넘 수준</w:t>
+      </w:r>
+    </w:p>
+    <w:p>
+      <w:pPr>
+        <w:pStyle w:val="ListBullet"/>
+      </w:pPr>
+      <w:r>
+        <w:t>시험 시간: 3시간, 2문제</w:t>
+      </w:r>
+    </w:p>
+    <w:p>
+      <w:pPr>
+        <w:pStyle w:val="ListBullet"/>
+      </w:pPr>
+      <w:r>
+        <w:t>사용 가능 언어: C/C++, Java, Python 중 택1</w:t>
+      </w:r>
+    </w:p>
+    <w:p>
+      <w:pPr>
+        <w:pStyle w:val="ListBullet"/>
+      </w:pPr>
+      <w:r>
+        <w:t>Pro 등급 이상 취득 시 서류+GSAT 면제 혜택</w:t>
+      </w:r>
+    </w:p>
+    <w:p>
+      <w:r>
+        <w:t>면접 구성:</w:t>
+      </w:r>
+    </w:p>
+    <w:p>
+      <w:pPr>
+        <w:pStyle w:val="ListBullet"/>
+      </w:pPr>
+      <w:r>
+        <w:t>1일차 오전: 창의면접 (50분, 주어진 주제에 대해 해결방안 도출 및 발표)</w:t>
+      </w:r>
+    </w:p>
+    <w:p>
+      <w:pPr>
+        <w:pStyle w:val="ListBullet"/>
+      </w:pPr>
+      <w:r>
+        <w:t>1일차 오후: 직무면접 (50분, 전공 지식 및 프로젝트 경험 질의)</w:t>
+      </w:r>
+    </w:p>
+    <w:p>
+      <w:pPr>
+        <w:pStyle w:val="ListBullet"/>
+      </w:pPr>
+      <w:r>
+        <w:t>2일차: 임원면접 (30분, 인성 및 조직 적합도 평가)</w:t>
+      </w:r>
+    </w:p>
+    <w:p>
+      <w:pPr>
+        <w:pStyle w:val="Heading3"/>
+      </w:pPr>
+      <w:r>
+        <w:t>3.4.2 네이버</w:t>
+      </w:r>
+    </w:p>
+    <w:p>
+      <w:r>
+        <w:t>채용 전형 흐름:</w:t>
+      </w:r>
+    </w:p>
+    <w:p>
+      <w:r>
+        <w:t>서류접수 → 코딩테스트(프로그래머스, 4~5문제/2~3시간) → 1차 기술면접(알고리즘+CS, 약 1시간) → 2차 기술면접(프로젝트 경험+시스템 설계, 약 1시간) → 3차 임원면접(인성+컬쳐핏) → 최종합격</w:t>
+      </w:r>
+    </w:p>
+    <w:p>
+      <w:r>
+        <w:t>특이사항:</w:t>
+      </w:r>
+    </w:p>
+    <w:p>
+      <w:pPr>
+        <w:pStyle w:val="ListBullet"/>
+      </w:pPr>
+      <w:r>
+        <w:t>수시 채용으로 연중 상시 지원 가능</w:t>
+      </w:r>
+    </w:p>
+    <w:p>
+      <w:pPr>
+        <w:pStyle w:val="ListBullet"/>
+      </w:pPr>
+      <w:r>
+        <w:t>코딩테스트: 프로그래머스 플랫폼, 4~5문제, 2~3시간</w:t>
+      </w:r>
+    </w:p>
+    <w:p>
+      <w:pPr>
+        <w:pStyle w:val="ListBullet"/>
+      </w:pPr>
+      <w:r>
+        <w:t>1차 기술면접: 화이트보드 코딩(알고리즘), CS 기본 질문 (OS, 네트워크, DB)</w:t>
+      </w:r>
+    </w:p>
+    <w:p>
+      <w:pPr>
+        <w:pStyle w:val="ListBullet"/>
+      </w:pPr>
+      <w:r>
+        <w:t>2차 기술면접: 프로젝트 딥다이브, 시스템 설계 문제 (예: "하루 1억 건 로그 처리 시스템 설계")</w:t>
+      </w:r>
+    </w:p>
+    <w:p>
+      <w:pPr>
+        <w:pStyle w:val="ListBullet"/>
+      </w:pPr>
+      <w:r>
+        <w:t>3차 임원면접: 네이버 문화와의 적합성, 성장 가능성 평가</w:t>
+      </w:r>
+    </w:p>
+    <w:p>
+      <w:pPr>
+        <w:pStyle w:val="ListBullet"/>
+      </w:pPr>
+      <w:r>
+        <w:t>신입의 경우 인턴(6개월) → 전환 형태도 존재</w:t>
+      </w:r>
+    </w:p>
+    <w:p>
+      <w:pPr>
+        <w:pStyle w:val="Heading3"/>
+      </w:pPr>
+      <w:r>
+        <w:t>3.4.3 카카오</w:t>
+      </w:r>
+    </w:p>
+    <w:p>
+      <w:r>
+        <w:t>채용 전형 흐름:</w:t>
+      </w:r>
+    </w:p>
+    <w:p>
+      <w:r>
+        <w:t>서류접수(블라인드 채용, 학력 무관) → 코딩테스트(프로그래머스, 5~7문제/5시간) → 1차 기술면접(CS+알고리즘+프로젝트, 약 1시간) → 2차 기술면접(시스템 설계+심화 기술, 약 1시간) → 최종합격</w:t>
+      </w:r>
+    </w:p>
+    <w:p>
+      <w:r>
+        <w:t>특이사항:</w:t>
+      </w:r>
+    </w:p>
+    <w:p>
+      <w:pPr>
+        <w:pStyle w:val="ListBullet"/>
+      </w:pPr>
+      <w:r>
+        <w:t>블라인드 전형으로 역량 중심 평가 (학력, 나이, 성별 등 일체 비공개)</w:t>
+      </w:r>
+    </w:p>
+    <w:p>
+      <w:pPr>
+        <w:pStyle w:val="ListBullet"/>
+      </w:pPr>
+      <w:r>
+        <w:t>코딩테스트: 프로그래머스 플랫폼, 5~7문제, 5시간 (업계 최장 시간)</w:t>
+      </w:r>
+    </w:p>
+    <w:p>
+      <w:pPr>
+        <w:pStyle w:val="ListBullet"/>
+      </w:pPr>
+      <w:r>
+        <w:t>카카오 코딩테스트는 문제 수가 많고, 부분 점수 시스템 적용</w:t>
+      </w:r>
+    </w:p>
+    <w:p>
+      <w:pPr>
+        <w:pStyle w:val="ListBullet"/>
+      </w:pPr>
+      <w:r>
+        <w:t>1차 기술면접: CS 기본기 + 코딩테스트 풀이 회고 + 프로젝트 경험</w:t>
+      </w:r>
+    </w:p>
+    <w:p>
+      <w:pPr>
+        <w:pStyle w:val="ListBullet"/>
+      </w:pPr>
+      <w:r>
+        <w:t>2차 기술면접: 시스템 설계, 대규모 트래픽 처리, 기술 심화 질문</w:t>
+      </w:r>
+    </w:p>
+    <w:p>
+      <w:pPr>
+        <w:pStyle w:val="ListBullet"/>
+      </w:pPr>
+      <w:r>
+        <w:t>카카오 계열사(카카오뱅크, 카카오페이 등)별로 전형 차이 있음</w:t>
+      </w:r>
+    </w:p>
+    <w:p>
+      <w:pPr>
+        <w:pStyle w:val="Heading3"/>
+      </w:pPr>
+      <w:r>
+        <w:t>3.4.4 쿠팡</w:t>
+      </w:r>
+    </w:p>
+    <w:p>
+      <w:r>
+        <w:t>채용 전형 흐름:</w:t>
+      </w:r>
+    </w:p>
+    <w:p>
+      <w:r>
+        <w:t>서류접수 → Online Assessment(HackerRank, 코딩 2~3문제+객관식) → Phone Screen(전화면접, 약 30분) → Onsite Interview(대면 기술면접 3~4라운드, 각 45분, 코딩+시스템 설계+행동면접) → 최종합격</w:t>
+      </w:r>
+    </w:p>
+    <w:p>
+      <w:r>
+        <w:t>특이사항:</w:t>
+      </w:r>
+    </w:p>
+    <w:p>
+      <w:pPr>
+        <w:pStyle w:val="ListBullet"/>
+      </w:pPr>
+      <w:r>
+        <w:t>영어 면접 비중 있음 (글로벌 팀과의 협업 빈번)</w:t>
+      </w:r>
+    </w:p>
+    <w:p>
+      <w:pPr>
+        <w:pStyle w:val="ListBullet"/>
+      </w:pPr>
+      <w:r>
+        <w:t>Online Assessment: HackerRank 플랫폼, 코딩 2~3문제 + CS 객관식</w:t>
+      </w:r>
+    </w:p>
+    <w:p>
+      <w:pPr>
+        <w:pStyle w:val="ListBullet"/>
+      </w:pPr>
+      <w:r>
+        <w:t>Phone Screen: 30분 내외, 기본적인 기술 질문과 경험 확인</w:t>
+      </w:r>
+    </w:p>
+    <w:p>
+      <w:pPr>
+        <w:pStyle w:val="ListBullet"/>
+      </w:pPr>
+      <w:r>
+        <w:t>Onsite Interview: 3~4라운드로 구성</w:t>
+      </w:r>
+    </w:p>
+    <w:p>
+      <w:pPr>
+        <w:pStyle w:val="ListBullet"/>
+      </w:pPr>
+      <w:r>
+        <w:t>Round 1: 코딩 인터뷰 (라이브 코딩, 알고리즘)</w:t>
+      </w:r>
+    </w:p>
+    <w:p>
+      <w:pPr>
+        <w:pStyle w:val="ListBullet"/>
+      </w:pPr>
+      <w:r>
+        <w:t>Round 2: 시스템 설계 (System Design)</w:t>
+      </w:r>
+    </w:p>
+    <w:p>
+      <w:pPr>
+        <w:pStyle w:val="ListBullet"/>
+      </w:pPr>
+      <w:r>
+        <w:t>Round 3: 행동면접 (Leadership Principles 기반, 아마존 문화 영향)</w:t>
+      </w:r>
+    </w:p>
+    <w:p>
+      <w:pPr>
+        <w:pStyle w:val="ListBullet"/>
+      </w:pPr>
+      <w:r>
+        <w:t>Round 4: 추가 기술면접 또는 Bar Raiser 면접</w:t>
+      </w:r>
+    </w:p>
+    <w:p>
+      <w:pPr>
+        <w:pStyle w:val="ListBullet"/>
+      </w:pPr>
+      <w:r>
+        <w:t>STAR(Situation-Task-Action-Result) 기법으로 행동면접 대비 필수</w:t>
+      </w:r>
+    </w:p>
+    <w:p>
+      <w:pPr>
+        <w:pStyle w:val="Heading3"/>
+      </w:pPr>
+      <w:r>
+        <w:t>3.4.5 현대자동차</w:t>
+      </w:r>
+    </w:p>
+    <w:p>
+      <w:r>
+        <w:t>채용 전형 흐름:</w:t>
+      </w:r>
+    </w:p>
+    <w:p>
+      <w:r>
+        <w:t>서류접수 → 인적성검사(HMAT) → 코딩테스트(프로그래머스/Codility) → 1차 직무면접(기술 질의+프로젝트 발표) → 2차 임원면접(인성) → 최종합격</w:t>
+      </w:r>
+    </w:p>
+    <w:p>
+      <w:r>
+        <w:t>특이사항:</w:t>
+      </w:r>
+    </w:p>
+    <w:p>
+      <w:pPr>
+        <w:pStyle w:val="ListBullet"/>
+      </w:pPr>
+      <w:r>
+        <w:t>HMAT: 언어이해, 자료해석, 추리, 직무상식, 인성검사로 구성</w:t>
+      </w:r>
+    </w:p>
+    <w:p>
+      <w:pPr>
+        <w:pStyle w:val="ListBullet"/>
+      </w:pPr>
+      <w:r>
+        <w:t>코딩테스트: 프로그래머스 또는 Codility 플랫폼 사용</w:t>
+      </w:r>
+    </w:p>
+    <w:p>
+      <w:pPr>
+        <w:pStyle w:val="ListBullet"/>
+      </w:pPr>
+      <w:r>
+        <w:t>직무면접: 전공 지식 PT 발표(15분) + 기술 Q&amp;A(30분)</w:t>
+      </w:r>
+    </w:p>
+    <w:p>
+      <w:pPr>
+        <w:pStyle w:val="ListBullet"/>
+      </w:pPr>
+      <w:r>
+        <w:t>SDV(Software Defined Vehicle) 관련 직무 대폭 확대로 SW 개발자 수요 급증</w:t>
+      </w:r>
+    </w:p>
+    <w:p>
+      <w:pPr>
+        <w:pStyle w:val="ListBullet"/>
+      </w:pPr>
+      <w:r>
+        <w:t>현대오토에버, 현대모비스 등 계열사 별도 채용도 활발</w:t>
+      </w:r>
+    </w:p>
+    <w:p>
+      <w:pPr>
+        <w:pStyle w:val="Heading3"/>
+      </w:pPr>
+      <w:r>
+        <w:t>3.4.6 SK그룹 (SK하이닉스)</w:t>
+      </w:r>
+    </w:p>
+    <w:p>
+      <w:r>
+        <w:t>채용 전형 흐름:</w:t>
+      </w:r>
+    </w:p>
+    <w:p>
+      <w:r>
+        <w:t>서류접수 → SKCT(인지역량+심층역량) → 코딩테스트 → 면접(기술면접+토론면접) → 최종합격</w:t>
+      </w:r>
+    </w:p>
+    <w:p>
+      <w:r>
+        <w:t>특이사항:</w:t>
+      </w:r>
+    </w:p>
+    <w:p>
+      <w:pPr>
+        <w:pStyle w:val="ListBullet"/>
+      </w:pPr>
+      <w:r>
+        <w:t>SKCT: 인지역량(수리, 추리, 지각속도) + 심층역량(가치관, 조직적합도)</w:t>
+      </w:r>
+    </w:p>
+    <w:p>
+      <w:pPr>
+        <w:pStyle w:val="ListBullet"/>
+      </w:pPr>
+      <w:r>
+        <w:t>코딩테스트: 알고리즘 2~3문제, 약 2시간</w:t>
+      </w:r>
+    </w:p>
+    <w:p>
+      <w:pPr>
+        <w:pStyle w:val="ListBullet"/>
+      </w:pPr>
+      <w:r>
+        <w:t>면접: 기술면접(전공 지식, 프로젝트) + 토론면접(시사 주제)</w:t>
+      </w:r>
+    </w:p>
+    <w:p>
+      <w:pPr>
+        <w:pStyle w:val="ListBullet"/>
+      </w:pPr>
+      <w:r>
+        <w:t>SK하이닉스는 반도체 SW, 임베디드, AI 가속기 등 특화 직무 존재</w:t>
+      </w:r>
+    </w:p>
+    <w:p>
+      <w:pPr>
+        <w:pStyle w:val="ListBullet"/>
+      </w:pPr>
+      <w:r>
+        <w:t>SK ICT Family(SK텔레콤, SK플래닛 등) 수시채용도 활발</w:t>
+      </w:r>
+    </w:p>
+    <w:p>
+      <w:pPr>
+        <w:pStyle w:val="Heading3"/>
+      </w:pPr>
+      <w:r>
+        <w:t>3.4.7 LG CNS</w:t>
+      </w:r>
+    </w:p>
+    <w:p>
+      <w:r>
+        <w:t>채용 전형 흐름:</w:t>
+      </w:r>
+    </w:p>
+    <w:p>
+      <w:r>
+        <w:t>서류접수 → 코딩테스트(프로그래머스) → AI면접(역량검사) → 1차 실무면접 → 2차 임원면접 → 최종합격</w:t>
+      </w:r>
+    </w:p>
+    <w:p>
+      <w:r>
+        <w:t>특이사항:</w:t>
+      </w:r>
+    </w:p>
+    <w:p>
+      <w:pPr>
+        <w:pStyle w:val="ListBullet"/>
+      </w:pPr>
+      <w:r>
+        <w:t>코딩테스트: 프로그래머스 플랫폼, 알고리즘 3~4문제</w:t>
+      </w:r>
+    </w:p>
+    <w:p>
+      <w:pPr>
+        <w:pStyle w:val="ListBullet"/>
+      </w:pPr>
+      <w:r>
+        <w:t>AI면접: AI 역량검사(게임 기반 인지능력 평가 + 영상 면접)</w:t>
+      </w:r>
+    </w:p>
+    <w:p>
+      <w:pPr>
+        <w:pStyle w:val="ListBullet"/>
+      </w:pPr>
+      <w:r>
+        <w:t>실무면접: 기술 질의 + 프로젝트 발표 + 상황 시뮬레이션</w:t>
+      </w:r>
+    </w:p>
+    <w:p>
+      <w:pPr>
+        <w:pStyle w:val="ListBullet"/>
+      </w:pPr>
+      <w:r>
+        <w:t>DX(Digital Transformation) 사업 확대로 클라우드, AI, 데이터 인력 수요 증가</w:t>
+      </w:r>
+    </w:p>
+    <w:p>
+      <w:pPr>
+        <w:pStyle w:val="ListBullet"/>
+      </w:pPr>
+      <w:r>
+        <w:t>LG그룹 통합 채용 포털(LG Careers) 통해 지원</w:t>
+      </w:r>
+    </w:p>
+    <w:p>
+      <w:pPr>
+        <w:pStyle w:val="Heading3"/>
+      </w:pPr>
+      <w:r>
+        <w:t>3.4.8 토스 (비바리퍼블리카)</w:t>
+      </w:r>
+    </w:p>
+    <w:p>
+      <w:r>
+        <w:t>채용 전형 흐름:</w:t>
+      </w:r>
+    </w:p>
+    <w:p>
+      <w:r>
+        <w:t>서류접수 → 사전 과제(실무 개발 과제, 약 1주) → 1차 기술면접(과제 리뷰+기술 질의) → 2차 문화적합성 면접(CTO/리더) → 최종합격</w:t>
+      </w:r>
+    </w:p>
+    <w:p>
+      <w:r>
+        <w:t>특이사항:</w:t>
+      </w:r>
+    </w:p>
+    <w:p>
+      <w:pPr>
+        <w:pStyle w:val="ListBullet"/>
+      </w:pPr>
+      <w:r>
+        <w:t>사전 과제: 실제 업무와 유사한 개발 과제를 약 1주간 수행</w:t>
+      </w:r>
+    </w:p>
+    <w:p>
+      <w:pPr>
+        <w:pStyle w:val="ListBullet"/>
+      </w:pPr>
+      <w:r>
+        <w:t>과제 예시: REST API 설계 및 구현, 프론트엔드 화면 구현, 데이터 처리 파이프라인 구축 등</w:t>
+      </w:r>
+    </w:p>
+    <w:p>
+      <w:pPr>
+        <w:pStyle w:val="ListBullet"/>
+      </w:pPr>
+      <w:r>
+        <w:t>1차 기술면접: 과제 코드 리뷰 + 설계 의사결정 이유 질의 + 기술 심화 질문</w:t>
+      </w:r>
+    </w:p>
+    <w:p>
+      <w:pPr>
+        <w:pStyle w:val="ListBullet"/>
+      </w:pPr>
+      <w:r>
+        <w:t>2차 문화적합성 면접: 토스 팀의 문화(자율과 책임, 빠른 실행)와의 적합성 확인</w:t>
+      </w:r>
+    </w:p>
+    <w:p>
+      <w:pPr>
+        <w:pStyle w:val="ListBullet"/>
+      </w:pPr>
+      <w:r>
+        <w:t>토스는 "뛰어난 동료와 함께 빠르게 성장"을 핵심 가치로 강조</w:t>
+      </w:r>
+    </w:p>
+    <w:p>
+      <w:pPr>
+        <w:pStyle w:val="ListBullet"/>
+      </w:pPr>
+      <w:r>
+        <w:t>연봉 수준이 업계 상위권 (신입 5,000만원+)</w:t>
+      </w:r>
+    </w:p>
+    <w:p>
+      <w:pPr>
+        <w:pStyle w:val="Heading3"/>
+      </w:pPr>
+      <w:r>
+        <w:t>3.4.9 배달의민족 (우아한형제들)</w:t>
+      </w:r>
+    </w:p>
+    <w:p>
+      <w:r>
+        <w:t>채용 전형 흐름:</w:t>
+      </w:r>
+    </w:p>
+    <w:p>
+      <w:r>
+        <w:t>서류접수 → 코딩테스트 → 1차 기술면접(CS+프로젝트) → 2차 문화적합성 면접 → 최종합격</w:t>
+      </w:r>
+    </w:p>
+    <w:p>
+      <w:r>
+        <w:t>특이사항:</w:t>
+      </w:r>
+    </w:p>
+    <w:p>
+      <w:pPr>
+        <w:pStyle w:val="ListBullet"/>
+      </w:pPr>
+      <w:r>
+        <w:t>코딩테스트: 알고리즘 2~3문제, 약 2시간</w:t>
+      </w:r>
+    </w:p>
+    <w:p>
+      <w:pPr>
+        <w:pStyle w:val="ListBullet"/>
+      </w:pPr>
+      <w:r>
+        <w:t>1차 기술면접: CS 기본(OS, 네트워크, DB) + 프로젝트 경험 딥다이브</w:t>
+      </w:r>
+    </w:p>
+    <w:p>
+      <w:pPr>
+        <w:pStyle w:val="ListBullet"/>
+      </w:pPr>
+      <w:r>
+        <w:t>2차 문화적합성 면접: "송파구에서 일을 더 잘하는 11가지 방법" 기반 문화 평가</w:t>
+      </w:r>
+    </w:p>
+    <w:p>
+      <w:pPr>
+        <w:pStyle w:val="ListBullet"/>
+      </w:pPr>
+      <w:r>
+        <w:t>11가지 방법 예시: "고객을 우리 가족이라 생각합니다", "실행은 빠르게 후회는 천천히" 등</w:t>
+      </w:r>
+    </w:p>
+    <w:p>
+      <w:pPr>
+        <w:pStyle w:val="ListBullet"/>
+      </w:pPr>
+      <w:r>
+        <w:t>우아한형제들 기술블로그(techblog.woowahan.com)에서 기술 문화 이해 필수</w:t>
+      </w:r>
+    </w:p>
+    <w:p>
+      <w:pPr>
+        <w:pStyle w:val="ListBullet"/>
+      </w:pPr>
+      <w:r>
+        <w:t>우아한테크코스(교육 프로그램) 수료 시 입사 우대</w:t>
+      </w:r>
+    </w:p>
+    <w:p>
+      <w:pPr>
+        <w:pStyle w:val="Heading3"/>
+      </w:pPr>
+      <w:r>
+        <w:t>3.4.10 당근마켓</w:t>
+      </w:r>
+    </w:p>
+    <w:p>
+      <w:r>
+        <w:t>채용 전형 흐름:</w:t>
+      </w:r>
+    </w:p>
+    <w:p>
+      <w:r>
+        <w:t>서류접수 → 전화 인터뷰(약 30분, 기본 기술 확인) → 코딩 인터뷰(라이브 코딩, 약 1시간) → 팀 인터뷰(문화적합성+기술 심화) → 최종합격</w:t>
+      </w:r>
+    </w:p>
+    <w:p>
+      <w:r>
+        <w:t>특이사항:</w:t>
+      </w:r>
+    </w:p>
+    <w:p>
+      <w:pPr>
+        <w:pStyle w:val="ListBullet"/>
+      </w:pPr>
+      <w:r>
+        <w:t>전화 인터뷰: 기본적인 기술 스택 확인, 지원 동기</w:t>
+      </w:r>
+    </w:p>
+    <w:p>
+      <w:pPr>
+        <w:pStyle w:val="ListBullet"/>
+      </w:pPr>
+      <w:r>
+        <w:t>코딩 인터뷰: 화상으로 진행하는 라이브 코딩 (사고 과정 공유 중요)</w:t>
+      </w:r>
+    </w:p>
+    <w:p>
+      <w:pPr>
+        <w:pStyle w:val="ListBullet"/>
+      </w:pPr>
+      <w:r>
+        <w:t>팀 인터뷰: 실제 팀원들과 함께 기술 토론 + 문화적합성 확인</w:t>
+      </w:r>
+    </w:p>
+    <w:p>
+      <w:pPr>
+        <w:pStyle w:val="ListBullet"/>
+      </w:pPr>
+      <w:r>
+        <w:t>당근마켓은 "하이퍼로컬" 서비스 특성상 대규모 트래픽 처리 경험 중시</w:t>
+      </w:r>
+    </w:p>
+    <w:p>
+      <w:pPr>
+        <w:pStyle w:val="ListBullet"/>
+      </w:pPr>
+      <w:r>
+        <w:t>Go, Kotlin 등 비교적 새로운 기술 스택 사용</w:t>
+      </w:r>
+    </w:p>
+    <w:p>
+      <w:pPr>
+        <w:pStyle w:val="ListBullet"/>
+      </w:pPr>
+      <w:r>
+        <w:t>스타트업 문화와 빠른 의사결정을 선호하는 인재 선호</w:t>
+      </w:r>
+    </w:p>
+    <w:p>
+      <w:pPr>
+        <w:pStyle w:val="Heading2"/>
+      </w:pPr>
+      <w:r>
+        <w:t>3.5 2026년 상반기 주요 채용 캘린더</w:t>
+      </w:r>
+    </w:p>
+    <w:p>
+      <w:r>
+        <w:t>아래는 2026년 상반기 주요 기업의 채용 일정을 월별로 정리한 캘린더이다. 실제 일정은 각 기업 공식 채용 페이지에서 확인이 필요하다.</w:t>
+      </w:r>
+    </w:p>
+    <w:tbl>
+      <w:tblPr>
+        <w:tblStyle w:val="TableGrid"/>
+        <w:tblW w:type="auto" w:w="0"/>
+        <w:jc w:val="center"/>
+        <w:tblLook w:firstColumn="1" w:firstRow="1" w:lastColumn="0" w:lastRow="0" w:noHBand="0" w:noVBand="1" w:val="04A0"/>
+      </w:tblPr>
+      <w:tblGrid>
+        <w:gridCol w:w="3120"/>
+        <w:gridCol w:w="3120"/>
+        <w:gridCol w:w="3120"/>
+      </w:tblGrid>
+      <w:tr>
+        <w:tc>
+          <w:tcPr>
+            <w:tcW w:type="dxa" w:w="3120"/>
+          </w:tcPr>
+          <w:p>
+            <w:pPr>
+              <w:spacing w:after="0"/>
+            </w:pPr>
+            <w:r>
+              <w:rPr>
+                <w:b/>
+                <w:sz w:val="18"/>
+              </w:rPr>
+              <w:t>월</w:t>
+            </w:r>
+          </w:p>
+        </w:tc>
+        <w:tc>
+          <w:tcPr>
+            <w:tcW w:type="dxa" w:w="3120"/>
+          </w:tcPr>
+          <w:p>
+            <w:pPr>
+              <w:spacing w:after="0"/>
+            </w:pPr>
+            <w:r>
+              <w:rPr>
+                <w:b/>
+                <w:sz w:val="18"/>
+              </w:rPr>
+              <w:t>주요 채용 이벤트</w:t>
+            </w:r>
+          </w:p>
+        </w:tc>
+        <w:tc>
+          <w:tcPr>
+            <w:tcW w:type="dxa" w:w="3120"/>
+          </w:tcPr>
+          <w:p>
+            <w:pPr>
+              <w:spacing w:after="0"/>
+            </w:pPr>
+            <w:r>
+              <w:rPr>
+                <w:b/>
+                <w:sz w:val="18"/>
+              </w:rPr>
+              <w:t>세부 내용</w:t>
+            </w:r>
+          </w:p>
+        </w:tc>
+      </w:tr>
+      <w:tr>
+        <w:tc>
+          <w:tcPr>
+            <w:tcW w:type="dxa" w:w="3120"/>
+          </w:tcPr>
+          <w:p>
+            <w:pPr>
+              <w:spacing w:after="0"/>
+            </w:pPr>
+            <w:r>
+              <w:rPr>
+                <w:sz w:val="18"/>
+              </w:rPr>
+              <w:t>1월</w:t>
+            </w:r>
+          </w:p>
+        </w:tc>
+        <w:tc>
+          <w:tcPr>
+            <w:tcW w:type="dxa" w:w="3120"/>
+          </w:tcPr>
+          <w:p>
+            <w:pPr>
+              <w:spacing w:after="0"/>
+            </w:pPr>
+            <w:r>
+              <w:rPr>
+                <w:sz w:val="18"/>
+              </w:rPr>
+              <w:t>삼성 2026 상반기 공채 공고 시작</w:t>
+            </w:r>
+          </w:p>
+        </w:tc>
+        <w:tc>
+          <w:tcPr>
+            <w:tcW w:type="dxa" w:w="3120"/>
+          </w:tcPr>
+          <w:p>
+            <w:pPr>
+              <w:spacing w:after="0"/>
+            </w:pPr>
+            <w:r>
+              <w:rPr>
+                <w:sz w:val="18"/>
+              </w:rPr>
+              <w:t>삼성전자, 삼성SDS 등 그룹사 통합 공채 공고 게시. SK 수시채용 시작. 카카오 그룹사 첫 신입공채 추진 (2025년부터 시작, 계속). 각 채용 플랫폼 프로필 업데이트 시기.</w:t>
+            </w:r>
+          </w:p>
+        </w:tc>
+      </w:tr>
+      <w:tr>
+        <w:tc>
+          <w:tcPr>
+            <w:tcW w:type="dxa" w:w="3120"/>
+          </w:tcPr>
+          <w:p>
+            <w:pPr>
+              <w:spacing w:after="0"/>
+            </w:pPr>
+            <w:r>
+              <w:rPr>
+                <w:sz w:val="18"/>
+              </w:rPr>
+              <w:t>2월</w:t>
+            </w:r>
+          </w:p>
+        </w:tc>
+        <w:tc>
+          <w:tcPr>
+            <w:tcW w:type="dxa" w:w="3120"/>
+          </w:tcPr>
+          <w:p>
+            <w:pPr>
+              <w:spacing w:after="0"/>
+            </w:pPr>
+            <w:r>
+              <w:rPr>
+                <w:sz w:val="18"/>
+              </w:rPr>
+              <w:t>삼성 서류접수 마감</w:t>
+            </w:r>
+          </w:p>
+        </w:tc>
+        <w:tc>
+          <w:tcPr>
+            <w:tcW w:type="dxa" w:w="3120"/>
+          </w:tcPr>
+          <w:p>
+            <w:pPr>
+              <w:spacing w:after="0"/>
+            </w:pPr>
+            <w:r>
+              <w:rPr>
+                <w:sz w:val="18"/>
+              </w:rPr>
+              <w:t>삼성 상반기 공채 서류접수 마감. 현대자동차 수시채용 공고 게시. LG그룹 수시채용 공고 시작. 토스·배민 등 수시채용 활발.</w:t>
+            </w:r>
+          </w:p>
+        </w:tc>
+      </w:tr>
+      <w:tr>
+        <w:tc>
+          <w:tcPr>
+            <w:tcW w:type="dxa" w:w="3120"/>
+          </w:tcPr>
+          <w:p>
+            <w:pPr>
+              <w:spacing w:after="0"/>
+            </w:pPr>
+            <w:r>
+              <w:rPr>
+                <w:sz w:val="18"/>
+              </w:rPr>
+              <w:t>3월</w:t>
+            </w:r>
+          </w:p>
+        </w:tc>
+        <w:tc>
+          <w:tcPr>
+            <w:tcW w:type="dxa" w:w="3120"/>
+          </w:tcPr>
+          <w:p>
+            <w:pPr>
+              <w:spacing w:after="0"/>
+            </w:pPr>
+            <w:r>
+              <w:rPr>
+                <w:sz w:val="18"/>
+              </w:rPr>
+              <w:t>삼성 GSAT + SW역량테스트</w:t>
+            </w:r>
+          </w:p>
+        </w:tc>
+        <w:tc>
+          <w:tcPr>
+            <w:tcW w:type="dxa" w:w="3120"/>
+          </w:tcPr>
+          <w:p>
+            <w:pPr>
+              <w:spacing w:after="0"/>
+            </w:pPr>
+            <w:r>
+              <w:rPr>
+                <w:sz w:val="18"/>
+              </w:rPr>
+              <w:t>삼성 GSAT(인적성) 및 SW역량테스트 시행. LG그룹 수시 본격 시작. 네이버 수시채용 활발 (상시 지원 가능). 카카오 코딩테스트 시행.</w:t>
+            </w:r>
+          </w:p>
+        </w:tc>
+      </w:tr>
+      <w:tr>
+        <w:tc>
+          <w:tcPr>
+            <w:tcW w:type="dxa" w:w="3120"/>
+          </w:tcPr>
+          <w:p>
+            <w:pPr>
+              <w:spacing w:after="0"/>
+            </w:pPr>
+            <w:r>
+              <w:rPr>
+                <w:sz w:val="18"/>
+              </w:rPr>
+              <w:t>4월</w:t>
+            </w:r>
+          </w:p>
+        </w:tc>
+        <w:tc>
+          <w:tcPr>
+            <w:tcW w:type="dxa" w:w="3120"/>
+          </w:tcPr>
+          <w:p>
+            <w:pPr>
+              <w:spacing w:after="0"/>
+            </w:pPr>
+            <w:r>
+              <w:rPr>
+                <w:sz w:val="18"/>
+              </w:rPr>
+              <w:t>삼성 면접 진행</w:t>
+            </w:r>
+          </w:p>
+        </w:tc>
+        <w:tc>
+          <w:tcPr>
+            <w:tcW w:type="dxa" w:w="3120"/>
+          </w:tcPr>
+          <w:p>
+            <w:pPr>
+              <w:spacing w:after="0"/>
+            </w:pPr>
+            <w:r>
+              <w:rPr>
+                <w:sz w:val="18"/>
+              </w:rPr>
+              <w:t>삼성전자 면접(창의+직무+임원). 현대차 HMAT(인적성검사) + 코딩테스트 시행. SK하이닉스 공채 진행. 쿠팡 대규모 수시채용 진행.</w:t>
+            </w:r>
+          </w:p>
+        </w:tc>
+      </w:tr>
+      <w:tr>
+        <w:tc>
+          <w:tcPr>
+            <w:tcW w:type="dxa" w:w="3120"/>
+          </w:tcPr>
+          <w:p>
+            <w:pPr>
+              <w:spacing w:after="0"/>
+            </w:pPr>
+            <w:r>
+              <w:rPr>
+                <w:sz w:val="18"/>
+              </w:rPr>
+              <w:t>5월</w:t>
+            </w:r>
+          </w:p>
+        </w:tc>
+        <w:tc>
+          <w:tcPr>
+            <w:tcW w:type="dxa" w:w="3120"/>
+          </w:tcPr>
+          <w:p>
+            <w:pPr>
+              <w:spacing w:after="0"/>
+            </w:pPr>
+            <w:r>
+              <w:rPr>
+                <w:sz w:val="18"/>
+              </w:rPr>
+              <w:t>삼성 최종 발표</w:t>
+            </w:r>
+          </w:p>
+        </w:tc>
+        <w:tc>
+          <w:tcPr>
+            <w:tcW w:type="dxa" w:w="3120"/>
+          </w:tcPr>
+          <w:p>
+            <w:pPr>
+              <w:spacing w:after="0"/>
+            </w:pPr>
+            <w:r>
+              <w:rPr>
+                <w:sz w:val="18"/>
+              </w:rPr>
+              <w:t>삼성전자 최종 합격 발표. 쿠팡 대규모 채용 진행. 토스·당근 수시채용 활발. 네이버 인턴 모집 시작. 프로그래머스 데브매칭 개최.</w:t>
+            </w:r>
+          </w:p>
+        </w:tc>
+      </w:tr>
+      <w:tr>
+        <w:tc>
+          <w:tcPr>
+            <w:tcW w:type="dxa" w:w="3120"/>
+          </w:tcPr>
+          <w:p>
+            <w:pPr>
+              <w:spacing w:after="0"/>
+            </w:pPr>
+            <w:r>
+              <w:rPr>
+                <w:sz w:val="18"/>
+              </w:rPr>
+              <w:t>6월</w:t>
+            </w:r>
+          </w:p>
+        </w:tc>
+        <w:tc>
+          <w:tcPr>
+            <w:tcW w:type="dxa" w:w="3120"/>
+          </w:tcPr>
+          <w:p>
+            <w:pPr>
+              <w:spacing w:after="0"/>
+            </w:pPr>
+            <w:r>
+              <w:rPr>
+                <w:sz w:val="18"/>
+              </w:rPr>
+              <w:t>인턴 모집 및 하반기 준비</w:t>
+            </w:r>
+          </w:p>
+        </w:tc>
+        <w:tc>
+          <w:tcPr>
+            <w:tcW w:type="dxa" w:w="3120"/>
+          </w:tcPr>
+          <w:p>
+            <w:pPr>
+              <w:spacing w:after="0"/>
+            </w:pPr>
+            <w:r>
+              <w:rPr>
+                <w:sz w:val="18"/>
+              </w:rPr>
+              <w:t>각사 여름 인턴 모집 시작(네이버, 카카오, 라인 등). 하반기 공채 준비 기간. 상반기 수시채용 마무리. 정보처리기사 실기 시험.</w:t>
+            </w:r>
+          </w:p>
+        </w:tc>
+      </w:tr>
+    </w:tbl>
+    <w:p/>
+    <w:p>
+      <w:pPr>
+        <w:pStyle w:val="Heading2"/>
+      </w:pPr>
+      <w:r>
+        <w:t>3.6 IT 기업 기술 스택 상세 분석</w:t>
+      </w:r>
+    </w:p>
+    <w:p>
+      <w:r>
+        <w:t>각 기업이 실제 사용하는 기술 스택을 파악하면 취업 준비 방향을 구체화할 수 있다. 아래는 주요 IT 기업별 기술 스택을 상세히 분석한 자료이다.</w:t>
+      </w:r>
+    </w:p>
+    <w:tbl>
+      <w:tblPr>
+        <w:tblStyle w:val="TableGrid"/>
+        <w:tblW w:type="auto" w:w="0"/>
+        <w:jc w:val="center"/>
+        <w:tblLook w:firstColumn="1" w:firstRow="1" w:lastColumn="0" w:lastRow="0" w:noHBand="0" w:noVBand="1" w:val="04A0"/>
+      </w:tblPr>
+      <w:tblGrid>
+        <w:gridCol w:w="1560"/>
+        <w:gridCol w:w="1560"/>
+        <w:gridCol w:w="1560"/>
+        <w:gridCol w:w="1560"/>
+        <w:gridCol w:w="1560"/>
+        <w:gridCol w:w="1560"/>
+      </w:tblGrid>
+      <w:tr>
+        <w:tc>
+          <w:tcPr>
+            <w:tcW w:type="dxa" w:w="1560"/>
+          </w:tcPr>
+          <w:p>
+            <w:pPr>
+              <w:spacing w:after="0"/>
+            </w:pPr>
+            <w:r>
+              <w:rPr>
+                <w:b/>
+                <w:sz w:val="18"/>
+              </w:rPr>
+              <w:t>기업</w:t>
+            </w:r>
+          </w:p>
+        </w:tc>
+        <w:tc>
+          <w:tcPr>
+            <w:tcW w:type="dxa" w:w="1560"/>
+          </w:tcPr>
+          <w:p>
+            <w:pPr>
+              <w:spacing w:after="0"/>
+            </w:pPr>
+            <w:r>
+              <w:rPr>
+                <w:b/>
+                <w:sz w:val="18"/>
+              </w:rPr>
+              <w:t>Backend</w:t>
+            </w:r>
+          </w:p>
+        </w:tc>
+        <w:tc>
+          <w:tcPr>
+            <w:tcW w:type="dxa" w:w="1560"/>
+          </w:tcPr>
+          <w:p>
+            <w:pPr>
+              <w:spacing w:after="0"/>
+            </w:pPr>
+            <w:r>
+              <w:rPr>
+                <w:b/>
+                <w:sz w:val="18"/>
+              </w:rPr>
+              <w:t>Frontend</w:t>
+            </w:r>
+          </w:p>
+        </w:tc>
+        <w:tc>
+          <w:tcPr>
+            <w:tcW w:type="dxa" w:w="1560"/>
+          </w:tcPr>
+          <w:p>
+            <w:pPr>
+              <w:spacing w:after="0"/>
+            </w:pPr>
+            <w:r>
+              <w:rPr>
+                <w:b/>
+                <w:sz w:val="18"/>
+              </w:rPr>
+              <w:t>Database</w:t>
+            </w:r>
+          </w:p>
+        </w:tc>
+        <w:tc>
+          <w:tcPr>
+            <w:tcW w:type="dxa" w:w="1560"/>
+          </w:tcPr>
+          <w:p>
+            <w:pPr>
+              <w:spacing w:after="0"/>
+            </w:pPr>
+            <w:r>
+              <w:rPr>
+                <w:b/>
+                <w:sz w:val="18"/>
+              </w:rPr>
+              <w:t>Infrastructure</w:t>
+            </w:r>
+          </w:p>
+        </w:tc>
+        <w:tc>
+          <w:tcPr>
+            <w:tcW w:type="dxa" w:w="1560"/>
+          </w:tcPr>
+          <w:p>
+            <w:pPr>
+              <w:spacing w:after="0"/>
+            </w:pPr>
+            <w:r>
+              <w:rPr>
+                <w:b/>
+                <w:sz w:val="18"/>
+              </w:rPr>
+              <w:t>기타</w:t>
+            </w:r>
+          </w:p>
+        </w:tc>
+      </w:tr>
+      <w:tr>
+        <w:tc>
+          <w:tcPr>
+            <w:tcW w:type="dxa" w:w="1560"/>
+          </w:tcPr>
+          <w:p>
+            <w:pPr>
+              <w:spacing w:after="0"/>
+            </w:pPr>
+            <w:r>
+              <w:rPr>
+                <w:sz w:val="18"/>
+              </w:rPr>
+              <w:t>네이버</w:t>
+            </w:r>
+          </w:p>
+        </w:tc>
+        <w:tc>
+          <w:tcPr>
+            <w:tcW w:type="dxa" w:w="1560"/>
+          </w:tcPr>
+          <w:p>
+            <w:pPr>
+              <w:spacing w:after="0"/>
+            </w:pPr>
+            <w:r>
+              <w:rPr>
+                <w:sz w:val="18"/>
+              </w:rPr>
+              <w:t>Java(Spring Boot), Kotlin, Python</w:t>
+            </w:r>
+          </w:p>
+        </w:tc>
+        <w:tc>
+          <w:tcPr>
+            <w:tcW w:type="dxa" w:w="1560"/>
+          </w:tcPr>
+          <w:p>
+            <w:pPr>
+              <w:spacing w:after="0"/>
+            </w:pPr>
+            <w:r>
+              <w:rPr>
+                <w:sz w:val="18"/>
+              </w:rPr>
+              <w:t>TypeScript, React, Vue.js</w:t>
+            </w:r>
+          </w:p>
+        </w:tc>
+        <w:tc>
+          <w:tcPr>
+            <w:tcW w:type="dxa" w:w="1560"/>
+          </w:tcPr>
+          <w:p>
+            <w:pPr>
+              <w:spacing w:after="0"/>
+            </w:pPr>
+            <w:r>
+              <w:rPr>
+                <w:sz w:val="18"/>
+              </w:rPr>
+              <w:t>MySQL, MongoDB, Redis</w:t>
+            </w:r>
+          </w:p>
+        </w:tc>
+        <w:tc>
+          <w:tcPr>
+            <w:tcW w:type="dxa" w:w="1560"/>
+          </w:tcPr>
+          <w:p>
+            <w:pPr>
+              <w:spacing w:after="0"/>
+            </w:pPr>
+            <w:r>
+              <w:rPr>
+                <w:sz w:val="18"/>
+              </w:rPr>
+              <w:t>Kafka, Kubernetes, ArgoCD, Jenkins</w:t>
+            </w:r>
+          </w:p>
+        </w:tc>
+        <w:tc>
+          <w:tcPr>
+            <w:tcW w:type="dxa" w:w="1560"/>
+          </w:tcPr>
+          <w:p>
+            <w:pPr>
+              <w:spacing w:after="0"/>
+            </w:pPr>
+            <w:r>
+              <w:rPr>
+                <w:sz w:val="18"/>
+              </w:rPr>
+              <w:t>자체 클라우드(NCloud), 검색 엔진</w:t>
+            </w:r>
+          </w:p>
+        </w:tc>
+      </w:tr>
+      <w:tr>
+        <w:tc>
+          <w:tcPr>
+            <w:tcW w:type="dxa" w:w="1560"/>
+          </w:tcPr>
+          <w:p>
+            <w:pPr>
+              <w:spacing w:after="0"/>
+            </w:pPr>
+            <w:r>
+              <w:rPr>
+                <w:sz w:val="18"/>
+              </w:rPr>
+              <w:t>카카오</w:t>
+            </w:r>
+          </w:p>
+        </w:tc>
+        <w:tc>
+          <w:tcPr>
+            <w:tcW w:type="dxa" w:w="1560"/>
+          </w:tcPr>
+          <w:p>
+            <w:pPr>
+              <w:spacing w:after="0"/>
+            </w:pPr>
+            <w:r>
+              <w:rPr>
+                <w:sz w:val="18"/>
+              </w:rPr>
+              <w:t>Java(Spring), Kotlin, Python, Go</w:t>
+            </w:r>
+          </w:p>
+        </w:tc>
+        <w:tc>
+          <w:tcPr>
+            <w:tcW w:type="dxa" w:w="1560"/>
+          </w:tcPr>
+          <w:p>
+            <w:pPr>
+              <w:spacing w:after="0"/>
+            </w:pPr>
+            <w:r>
+              <w:rPr>
+                <w:sz w:val="18"/>
+              </w:rPr>
+              <w:t>React, Vue.js</w:t>
+            </w:r>
+          </w:p>
+        </w:tc>
+        <w:tc>
+          <w:tcPr>
+            <w:tcW w:type="dxa" w:w="1560"/>
+          </w:tcPr>
+          <w:p>
+            <w:pPr>
+              <w:spacing w:after="0"/>
+            </w:pPr>
+            <w:r>
+              <w:rPr>
+                <w:sz w:val="18"/>
+              </w:rPr>
+              <w:t>MySQL, Cassandra</w:t>
+            </w:r>
+          </w:p>
+        </w:tc>
+        <w:tc>
+          <w:tcPr>
+            <w:tcW w:type="dxa" w:w="1560"/>
+          </w:tcPr>
+          <w:p>
+            <w:pPr>
+              <w:spacing w:after="0"/>
+            </w:pPr>
+            <w:r>
+              <w:rPr>
+                <w:sz w:val="18"/>
+              </w:rPr>
+              <w:t>Kafka, Kubernetes</w:t>
+            </w:r>
+          </w:p>
+        </w:tc>
+        <w:tc>
+          <w:tcPr>
+            <w:tcW w:type="dxa" w:w="1560"/>
+          </w:tcPr>
+          <w:p>
+            <w:pPr>
+              <w:spacing w:after="0"/>
+            </w:pPr>
+            <w:r>
+              <w:rPr>
+                <w:sz w:val="18"/>
+              </w:rPr>
+              <w:t>카카오 i 클라우드, 분산 시스템</w:t>
+            </w:r>
+          </w:p>
+        </w:tc>
+      </w:tr>
+      <w:tr>
+        <w:tc>
+          <w:tcPr>
+            <w:tcW w:type="dxa" w:w="1560"/>
+          </w:tcPr>
+          <w:p>
+            <w:pPr>
+              <w:spacing w:after="0"/>
+            </w:pPr>
+            <w:r>
+              <w:rPr>
+                <w:sz w:val="18"/>
+              </w:rPr>
+              <w:t>쿠팡</w:t>
+            </w:r>
+          </w:p>
+        </w:tc>
+        <w:tc>
+          <w:tcPr>
+            <w:tcW w:type="dxa" w:w="1560"/>
+          </w:tcPr>
+          <w:p>
+            <w:pPr>
+              <w:spacing w:after="0"/>
+            </w:pPr>
+            <w:r>
+              <w:rPr>
+                <w:sz w:val="18"/>
+              </w:rPr>
+              <w:t>Java(Spring Boot), Kotlin, Python</w:t>
+            </w:r>
+          </w:p>
+        </w:tc>
+        <w:tc>
+          <w:tcPr>
+            <w:tcW w:type="dxa" w:w="1560"/>
+          </w:tcPr>
+          <w:p>
+            <w:pPr>
+              <w:spacing w:after="0"/>
+            </w:pPr>
+            <w:r>
+              <w:rPr>
+                <w:sz w:val="18"/>
+              </w:rPr>
+              <w:t>React, TypeScript</w:t>
+            </w:r>
+          </w:p>
+        </w:tc>
+        <w:tc>
+          <w:tcPr>
+            <w:tcW w:type="dxa" w:w="1560"/>
+          </w:tcPr>
+          <w:p>
+            <w:pPr>
+              <w:spacing w:after="0"/>
+            </w:pPr>
+            <w:r>
+              <w:rPr>
+                <w:sz w:val="18"/>
+              </w:rPr>
+              <w:t>DynamoDB, Aurora</w:t>
+            </w:r>
+          </w:p>
+        </w:tc>
+        <w:tc>
+          <w:tcPr>
+            <w:tcW w:type="dxa" w:w="1560"/>
+          </w:tcPr>
+          <w:p>
+            <w:pPr>
+              <w:spacing w:after="0"/>
+            </w:pPr>
+            <w:r>
+              <w:rPr>
+                <w:sz w:val="18"/>
+              </w:rPr>
+              <w:t>AWS (전면 활용), MSA, Kubernetes, Terraform</w:t>
+            </w:r>
+          </w:p>
+        </w:tc>
+        <w:tc>
+          <w:tcPr>
+            <w:tcW w:type="dxa" w:w="1560"/>
+          </w:tcPr>
+          <w:p>
+            <w:pPr>
+              <w:spacing w:after="0"/>
+            </w:pPr>
+            <w:r>
+              <w:rPr>
+                <w:sz w:val="18"/>
+              </w:rPr>
+              <w:t>글로벌 스케일, 물류 시스템</w:t>
+            </w:r>
+          </w:p>
+        </w:tc>
+      </w:tr>
+      <w:tr>
+        <w:tc>
+          <w:tcPr>
+            <w:tcW w:type="dxa" w:w="1560"/>
+          </w:tcPr>
+          <w:p>
+            <w:pPr>
+              <w:spacing w:after="0"/>
+            </w:pPr>
+            <w:r>
+              <w:rPr>
+                <w:sz w:val="18"/>
+              </w:rPr>
+              <w:t>토스</w:t>
+            </w:r>
+          </w:p>
+        </w:tc>
+        <w:tc>
+          <w:tcPr>
+            <w:tcW w:type="dxa" w:w="1560"/>
+          </w:tcPr>
+          <w:p>
+            <w:pPr>
+              <w:spacing w:after="0"/>
+            </w:pPr>
+            <w:r>
+              <w:rPr>
+                <w:sz w:val="18"/>
+              </w:rPr>
+              <w:t>Kotlin(Spring), TypeScript(Next.js)</w:t>
+            </w:r>
+          </w:p>
+        </w:tc>
+        <w:tc>
+          <w:tcPr>
+            <w:tcW w:type="dxa" w:w="1560"/>
+          </w:tcPr>
+          <w:p>
+            <w:pPr>
+              <w:spacing w:after="0"/>
+            </w:pPr>
+            <w:r>
+              <w:rPr>
+                <w:sz w:val="18"/>
+              </w:rPr>
+              <w:t>React, React Native</w:t>
+            </w:r>
+          </w:p>
+        </w:tc>
+        <w:tc>
+          <w:tcPr>
+            <w:tcW w:type="dxa" w:w="1560"/>
+          </w:tcPr>
+          <w:p>
+            <w:pPr>
+              <w:spacing w:after="0"/>
+            </w:pPr>
+            <w:r>
+              <w:rPr>
+                <w:sz w:val="18"/>
+              </w:rPr>
+              <w:t>PostgreSQL</w:t>
+            </w:r>
+          </w:p>
+        </w:tc>
+        <w:tc>
+          <w:tcPr>
+            <w:tcW w:type="dxa" w:w="1560"/>
+          </w:tcPr>
+          <w:p>
+            <w:pPr>
+              <w:spacing w:after="0"/>
+            </w:pPr>
+            <w:r>
+              <w:rPr>
+                <w:sz w:val="18"/>
+              </w:rPr>
+              <w:t>Kafka, Kubernetes, Datadog</w:t>
+            </w:r>
+          </w:p>
+        </w:tc>
+        <w:tc>
+          <w:tcPr>
+            <w:tcW w:type="dxa" w:w="1560"/>
+          </w:tcPr>
+          <w:p>
+            <w:pPr>
+              <w:spacing w:after="0"/>
+            </w:pPr>
+            <w:r>
+              <w:rPr>
+                <w:sz w:val="18"/>
+              </w:rPr>
+              <w:t>핀테크 보안, 실시간 처리</w:t>
+            </w:r>
+          </w:p>
+        </w:tc>
+      </w:tr>
+      <w:tr>
+        <w:tc>
+          <w:tcPr>
+            <w:tcW w:type="dxa" w:w="1560"/>
+          </w:tcPr>
+          <w:p>
+            <w:pPr>
+              <w:spacing w:after="0"/>
+            </w:pPr>
+            <w:r>
+              <w:rPr>
+                <w:sz w:val="18"/>
+              </w:rPr>
+              <w:t>배달의민족</w:t>
+            </w:r>
+          </w:p>
+        </w:tc>
+        <w:tc>
+          <w:tcPr>
+            <w:tcW w:type="dxa" w:w="1560"/>
+          </w:tcPr>
+          <w:p>
+            <w:pPr>
+              <w:spacing w:after="0"/>
+            </w:pPr>
+            <w:r>
+              <w:rPr>
+                <w:sz w:val="18"/>
+              </w:rPr>
+              <w:t>Java(Spring), Kotlin, Python</w:t>
+            </w:r>
+          </w:p>
+        </w:tc>
+        <w:tc>
+          <w:tcPr>
+            <w:tcW w:type="dxa" w:w="1560"/>
+          </w:tcPr>
+          <w:p>
+            <w:pPr>
+              <w:spacing w:after="0"/>
+            </w:pPr>
+            <w:r>
+              <w:rPr>
+                <w:sz w:val="18"/>
+              </w:rPr>
+              <w:t>React, TypeScript</w:t>
+            </w:r>
+          </w:p>
+        </w:tc>
+        <w:tc>
+          <w:tcPr>
+            <w:tcW w:type="dxa" w:w="1560"/>
+          </w:tcPr>
+          <w:p>
+            <w:pPr>
+              <w:spacing w:after="0"/>
+            </w:pPr>
+            <w:r>
+              <w:rPr>
+                <w:sz w:val="18"/>
+              </w:rPr>
+              <w:t>MySQL, Redis</w:t>
+            </w:r>
+          </w:p>
+        </w:tc>
+        <w:tc>
+          <w:tcPr>
+            <w:tcW w:type="dxa" w:w="1560"/>
+          </w:tcPr>
+          <w:p>
+            <w:pPr>
+              <w:spacing w:after="0"/>
+            </w:pPr>
+            <w:r>
+              <w:rPr>
+                <w:sz w:val="18"/>
+              </w:rPr>
+              <w:t>Kafka, AWS, Kubernetes</w:t>
+            </w:r>
+          </w:p>
+        </w:tc>
+        <w:tc>
+          <w:tcPr>
+            <w:tcW w:type="dxa" w:w="1560"/>
+          </w:tcPr>
+          <w:p>
+            <w:pPr>
+              <w:spacing w:after="0"/>
+            </w:pPr>
+            <w:r>
+              <w:rPr>
+                <w:sz w:val="18"/>
+              </w:rPr>
+              <w:t>CQRS, 이벤트 소싱</w:t>
+            </w:r>
+          </w:p>
+        </w:tc>
+      </w:tr>
+      <w:tr>
+        <w:tc>
+          <w:tcPr>
+            <w:tcW w:type="dxa" w:w="1560"/>
+          </w:tcPr>
+          <w:p>
+            <w:pPr>
+              <w:spacing w:after="0"/>
+            </w:pPr>
+            <w:r>
+              <w:rPr>
+                <w:sz w:val="18"/>
+              </w:rPr>
+              <w:t>당근마켓</w:t>
+            </w:r>
+          </w:p>
+        </w:tc>
+        <w:tc>
+          <w:tcPr>
+            <w:tcW w:type="dxa" w:w="1560"/>
+          </w:tcPr>
+          <w:p>
+            <w:pPr>
+              <w:spacing w:after="0"/>
+            </w:pPr>
+            <w:r>
+              <w:rPr>
+                <w:sz w:val="18"/>
+              </w:rPr>
+              <w:t>Go, Kotlin, Ruby on Rails</w:t>
+            </w:r>
+          </w:p>
+        </w:tc>
+        <w:tc>
+          <w:tcPr>
+            <w:tcW w:type="dxa" w:w="1560"/>
+          </w:tcPr>
+          <w:p>
+            <w:pPr>
+              <w:spacing w:after="0"/>
+            </w:pPr>
+            <w:r>
+              <w:rPr>
+                <w:sz w:val="18"/>
+              </w:rPr>
+              <w:t>React, TypeScript</w:t>
+            </w:r>
+          </w:p>
+        </w:tc>
+        <w:tc>
+          <w:tcPr>
+            <w:tcW w:type="dxa" w:w="1560"/>
+          </w:tcPr>
+          <w:p>
+            <w:pPr>
+              <w:spacing w:after="0"/>
+            </w:pPr>
+            <w:r>
+              <w:rPr>
+                <w:sz w:val="18"/>
+              </w:rPr>
+              <w:t>PostgreSQL, Elasticsearch</w:t>
+            </w:r>
+          </w:p>
+        </w:tc>
+        <w:tc>
+          <w:tcPr>
+            <w:tcW w:type="dxa" w:w="1560"/>
+          </w:tcPr>
+          <w:p>
+            <w:pPr>
+              <w:spacing w:after="0"/>
+            </w:pPr>
+            <w:r>
+              <w:rPr>
+                <w:sz w:val="18"/>
+              </w:rPr>
+              <w:t>Kubernetes, AWS</w:t>
+            </w:r>
+          </w:p>
+        </w:tc>
+        <w:tc>
+          <w:tcPr>
+            <w:tcW w:type="dxa" w:w="1560"/>
+          </w:tcPr>
+          <w:p>
+            <w:pPr>
+              <w:spacing w:after="0"/>
+            </w:pPr>
+            <w:r>
+              <w:rPr>
+                <w:sz w:val="18"/>
+              </w:rPr>
+              <w:t>하이퍼로컬, 실시간 채팅</w:t>
+            </w:r>
+          </w:p>
+        </w:tc>
+      </w:tr>
+      <w:tr>
+        <w:tc>
+          <w:tcPr>
+            <w:tcW w:type="dxa" w:w="1560"/>
+          </w:tcPr>
+          <w:p>
+            <w:pPr>
+              <w:spacing w:after="0"/>
+            </w:pPr>
+            <w:r>
+              <w:rPr>
+                <w:sz w:val="18"/>
+              </w:rPr>
+              <w:t>라인플러스</w:t>
+            </w:r>
+          </w:p>
+        </w:tc>
+        <w:tc>
+          <w:tcPr>
+            <w:tcW w:type="dxa" w:w="1560"/>
+          </w:tcPr>
+          <w:p>
+            <w:pPr>
+              <w:spacing w:after="0"/>
+            </w:pPr>
+            <w:r>
+              <w:rPr>
+                <w:sz w:val="18"/>
+              </w:rPr>
+              <w:t>Java, Kotlin, Spring Boot</w:t>
+            </w:r>
+          </w:p>
+        </w:tc>
+        <w:tc>
+          <w:tcPr>
+            <w:tcW w:type="dxa" w:w="1560"/>
+          </w:tcPr>
+          <w:p>
+            <w:pPr>
+              <w:spacing w:after="0"/>
+            </w:pPr>
+            <w:r>
+              <w:rPr>
+                <w:sz w:val="18"/>
+              </w:rPr>
+              <w:t>React, TypeScript</w:t>
+            </w:r>
+          </w:p>
+        </w:tc>
+        <w:tc>
+          <w:tcPr>
+            <w:tcW w:type="dxa" w:w="1560"/>
+          </w:tcPr>
+          <w:p>
+            <w:pPr>
+              <w:spacing w:after="0"/>
+            </w:pPr>
+            <w:r>
+              <w:rPr>
+                <w:sz w:val="18"/>
+              </w:rPr>
+              <w:t>MySQL, Redis</w:t>
+            </w:r>
+          </w:p>
+        </w:tc>
+        <w:tc>
+          <w:tcPr>
+            <w:tcW w:type="dxa" w:w="1560"/>
+          </w:tcPr>
+          <w:p>
+            <w:pPr>
+              <w:spacing w:after="0"/>
+            </w:pPr>
+            <w:r>
+              <w:rPr>
+                <w:sz w:val="18"/>
+              </w:rPr>
+              <w:t>Kafka, Kubernetes, Verda(자체 클라우드)</w:t>
+            </w:r>
+          </w:p>
+        </w:tc>
+        <w:tc>
+          <w:tcPr>
+            <w:tcW w:type="dxa" w:w="1560"/>
+          </w:tcPr>
+          <w:p>
+            <w:pPr>
+              <w:spacing w:after="0"/>
+            </w:pPr>
+            <w:r>
+              <w:rPr>
+                <w:sz w:val="18"/>
+              </w:rPr>
+              <w:t>Armeria(자체 프레임워크), 글로벌 서비스</w:t>
+            </w:r>
+          </w:p>
+        </w:tc>
+      </w:tr>
+    </w:tbl>
+    <w:p/>
+    <w:p>
+      <w:pPr>
+        <w:pStyle w:val="Heading3"/>
+      </w:pPr>
+      <w:r>
+        <w:t>기술 스택 선택 가이드 (취준생 기준)</w:t>
+      </w:r>
+    </w:p>
+    <w:p>
+      <w:r>
+        <w:t>기업별 기술 스택을 고려할 때, 아래와 같은 우선순위로 학습하는 것을 권장한다:</w:t>
+      </w:r>
+    </w:p>
+    <w:p>
+      <w:pPr>
+        <w:pStyle w:val="ListNumber"/>
+      </w:pPr>
+      <w:r>
+        <w:t>Java + Spring Boot: 대부분의 국내 IT 기업에서 사용. 가장 범용적이며 취업 시장에서 수요가 높음</w:t>
+      </w:r>
+    </w:p>
+    <w:p>
+      <w:pPr>
+        <w:pStyle w:val="ListNumber"/>
+      </w:pPr>
+      <w:r>
+        <w:t>Kotlin: 네이버, 카카오, 토스, 배민 등에서 적극 도입. Java와 호환되며 생산성 높음</w:t>
+      </w:r>
+    </w:p>
+    <w:p>
+      <w:pPr>
+        <w:pStyle w:val="ListNumber"/>
+      </w:pPr>
+      <w:r>
+        <w:t>TypeScript + React: 프론트엔드 표준 기술. 풀스택 지향 시 필수</w:t>
+      </w:r>
+    </w:p>
+    <w:p>
+      <w:pPr>
+        <w:pStyle w:val="ListNumber"/>
+      </w:pPr>
+      <w:r>
+        <w:t>Python: AI/ML, 데이터 엔지니어링, 자동화 등 다양한 분야에서 활용</w:t>
+      </w:r>
+    </w:p>
+    <w:p>
+      <w:pPr>
+        <w:pStyle w:val="ListNumber"/>
+      </w:pPr>
+      <w:r>
+        <w:t>Go: 당근마켓, 카카오 등에서 사용. 고성능 서버 개발에 유리</w:t>
+      </w:r>
+    </w:p>
+    <w:p>
+      <w:pPr>
+        <w:pStyle w:val="ListNumber"/>
+      </w:pPr>
+      <w:r>
+        <w:t>Kubernetes + Docker: DevOps, 인프라 역량 증명에 필수적인 기술</w:t>
+      </w:r>
+    </w:p>
+    <w:p>
+      <w:pPr>
+        <w:pStyle w:val="ListNumber"/>
+      </w:pPr>
+      <w:r>
+        <w:t>Kafka: 이벤트 기반 아키텍처(EDA)에서 핵심. 대부분의 대규모 서비스에서 사용</w:t>
+      </w:r>
+    </w:p>
+    <w:p>
+      <w:pPr>
+        <w:pStyle w:val="Heading2"/>
+      </w:pPr>
+      <w:r>
+        <w:t>3.7 산업별 SW 개발자 수요 현황</w:t>
+      </w:r>
+    </w:p>
+    <w:p>
+      <w:r>
+        <w:t>IT 기업뿐만 아니라 다양한 산업에서 SW 개발자 수요가 증가하고 있다. 산업별 특성과 주요 기업을 파악하여 취업 전략을 다각화하는 것이 중요하다.</w:t>
+      </w:r>
+    </w:p>
+    <w:p>
+      <w:pPr>
+        <w:pStyle w:val="Heading3"/>
+      </w:pPr>
+      <w:r>
+        <w:t>3.7.1 금융/핀테크</w:t>
+      </w:r>
+    </w:p>
+    <w:p>
+      <w:pPr>
+        <w:pStyle w:val="ListBullet"/>
+      </w:pPr>
+      <w:r>
+        <w:t>현황: 디지털 전환 가속, 마이데이터 사업 확대로 개발 인력 수요 증가</w:t>
+      </w:r>
+    </w:p>
+    <w:p>
+      <w:pPr>
+        <w:pStyle w:val="ListBullet"/>
+      </w:pPr>
+      <w:r>
+        <w:t>주요 기업: 카카오뱅크, 토스(비바리퍼블리카), 뱅크샐러드, 핀다, 8퍼센트</w:t>
+      </w:r>
+    </w:p>
+    <w:p>
+      <w:pPr>
+        <w:pStyle w:val="ListBullet"/>
+      </w:pPr>
+      <w:r>
+        <w:t>핵심 기술: Java/Kotlin(Spring), 보안(암호화, 인증), MSA, 실시간 처리</w:t>
+      </w:r>
+    </w:p>
+    <w:p>
+      <w:pPr>
+        <w:pStyle w:val="ListBullet"/>
+      </w:pPr>
+      <w:r>
+        <w:t>특징: 금융 규제 이해 필요, 높은 보안 수준 요구, 안정성 최우선</w:t>
+      </w:r>
+    </w:p>
+    <w:p>
+      <w:pPr>
+        <w:pStyle w:val="ListBullet"/>
+      </w:pPr>
+      <w:r>
+        <w:t>연봉 수준: 업계 상위권 (신입 4,500~5,500만원)</w:t>
+      </w:r>
+    </w:p>
+    <w:p>
+      <w:pPr>
+        <w:pStyle w:val="ListBullet"/>
+      </w:pPr>
+      <w:r>
+        <w:t>전망: 오픈뱅킹, 간편결제, 디지털 자산 관련 인력 지속 수요</w:t>
+      </w:r>
+    </w:p>
+    <w:p>
+      <w:pPr>
+        <w:pStyle w:val="Heading3"/>
+      </w:pPr>
+      <w:r>
+        <w:t>3.7.2 제조/자동차</w:t>
+      </w:r>
+    </w:p>
+    <w:p>
+      <w:pPr>
+        <w:pStyle w:val="ListBullet"/>
+      </w:pPr>
+      <w:r>
+        <w:t>현황: SDV(Software Defined Vehicle) 전환으로 SW 인력 대폭 확대</w:t>
+      </w:r>
+    </w:p>
+    <w:p>
+      <w:pPr>
+        <w:pStyle w:val="ListBullet"/>
+      </w:pPr>
+      <w:r>
+        <w:t>주요 기업: 현대자동차, 기아, 현대모비스, 현대오토에버, 삼성SDI, LG에너지솔루션</w:t>
+      </w:r>
+    </w:p>
+    <w:p>
+      <w:pPr>
+        <w:pStyle w:val="ListBullet"/>
+      </w:pPr>
+      <w:r>
+        <w:t>핵심 기술: C/C++, Python, 임베디드 시스템, AUTOSAR, ROS, AI(자율주행)</w:t>
+      </w:r>
+    </w:p>
+    <w:p>
+      <w:pPr>
+        <w:pStyle w:val="ListBullet"/>
+      </w:pPr>
+      <w:r>
+        <w:t>특징: 하드웨어와 소프트웨어 융합, 안전-critical 시스템, 긴 개발 주기</w:t>
+      </w:r>
+    </w:p>
+    <w:p>
+      <w:pPr>
+        <w:pStyle w:val="ListBullet"/>
+      </w:pPr>
+      <w:r>
+        <w:t>연봉 수준: 대기업 수준 (신입 5,000~6,000만원)</w:t>
+      </w:r>
+    </w:p>
+    <w:p>
+      <w:pPr>
+        <w:pStyle w:val="ListBullet"/>
+      </w:pPr>
+      <w:r>
+        <w:t>전망: 자율주행 Level 4+ 목표, OTA 업데이트, 차량용 인포테인먼트 인력 수요 폭증</w:t>
+      </w:r>
+    </w:p>
+    <w:p>
+      <w:pPr>
+        <w:pStyle w:val="Heading3"/>
+      </w:pPr>
+      <w:r>
+        <w:t>3.7.3 유통/이커머스</w:t>
+      </w:r>
+    </w:p>
+    <w:p>
+      <w:pPr>
+        <w:pStyle w:val="ListBullet"/>
+      </w:pPr>
+      <w:r>
+        <w:t>현황: 물류·추천 알고리즘 개발 인력 수요 지속 증가</w:t>
+      </w:r>
+    </w:p>
+    <w:p>
+      <w:pPr>
+        <w:pStyle w:val="ListBullet"/>
+      </w:pPr>
+      <w:r>
+        <w:t>주요 기업: 쿠팡, SSG닷컴(신세계), 마켓컬리(컬리), 11번가, 무신사, 오늘의집(버킷플레이스)</w:t>
+      </w:r>
+    </w:p>
+    <w:p>
+      <w:pPr>
+        <w:pStyle w:val="ListBullet"/>
+      </w:pPr>
+      <w:r>
+        <w:t>핵심 기술: Java/Python, 추천 시스템(ML), 물류 최적화, 대규모 트래픽 처리</w:t>
+      </w:r>
+    </w:p>
+    <w:p>
+      <w:pPr>
+        <w:pStyle w:val="ListBullet"/>
+      </w:pPr>
+      <w:r>
+        <w:t>특징: 실시간 주문 처리, 재고 관리 시스템, 개인화 추천, 물류 로봇 제어</w:t>
+      </w:r>
+    </w:p>
+    <w:p>
+      <w:pPr>
+        <w:pStyle w:val="ListBullet"/>
+      </w:pPr>
+      <w:r>
+        <w:t>연봉 수준: 중상위권 (쿠팡 신입 5,000만원+)</w:t>
+      </w:r>
+    </w:p>
+    <w:p>
+      <w:pPr>
+        <w:pStyle w:val="ListBullet"/>
+      </w:pPr>
+      <w:r>
+        <w:t>전망: 퀵커머스, AI 기반 수요 예측, 무인 배송 관련 인력 수요 확대</w:t>
+      </w:r>
+    </w:p>
+    <w:p>
+      <w:pPr>
+        <w:pStyle w:val="Heading3"/>
+      </w:pPr>
+      <w:r>
+        <w:t>3.7.4 게임</w:t>
+      </w:r>
+    </w:p>
+    <w:p>
+      <w:pPr>
+        <w:pStyle w:val="ListBullet"/>
+      </w:pPr>
+      <w:r>
+        <w:t>현황: 글로벌 시장 진출 활발, AI NPC·절차적 생성 등 기술 고도화</w:t>
+      </w:r>
+    </w:p>
+    <w:p>
+      <w:pPr>
+        <w:pStyle w:val="ListBullet"/>
+      </w:pPr>
+      <w:r>
+        <w:t>주요 기업: 넥슨, 크래프톤, 넷마블, 엔씨소프트, 스마일게이트, 펄어비스, 카카오게임즈</w:t>
+      </w:r>
+    </w:p>
+    <w:p>
+      <w:pPr>
+        <w:pStyle w:val="ListBullet"/>
+      </w:pPr>
+      <w:r>
+        <w:t>핵심 기술: C++, Unreal Engine, Unity(C#), Python, 그래픽스(DirectX, Vulkan)</w:t>
+      </w:r>
+    </w:p>
+    <w:p>
+      <w:pPr>
+        <w:pStyle w:val="ListBullet"/>
+      </w:pPr>
+      <w:r>
+        <w:t>특징: 게임 엔진 이해 필수, 최적화 중요, 크런치 문화(개선 추세), 글로벌 출시</w:t>
+      </w:r>
+    </w:p>
+    <w:p>
+      <w:pPr>
+        <w:pStyle w:val="ListBullet"/>
+      </w:pPr>
+      <w:r>
+        <w:t>연봉 수준: 상위권 (대형 게임사 신입 4,500~5,500만원, 성과급 별도)</w:t>
+      </w:r>
+    </w:p>
+    <w:p>
+      <w:pPr>
+        <w:pStyle w:val="ListBullet"/>
+      </w:pPr>
+      <w:r>
+        <w:t>전망: 메타버스, AI NPC, 클라우드 게이밍 관련 인력 수요</w:t>
+      </w:r>
+    </w:p>
+    <w:p>
+      <w:pPr>
+        <w:pStyle w:val="Heading3"/>
+      </w:pPr>
+      <w:r>
+        <w:t>3.7.5 헬스케어/바이오</w:t>
+      </w:r>
+    </w:p>
+    <w:p>
+      <w:pPr>
+        <w:pStyle w:val="ListBullet"/>
+      </w:pPr>
+      <w:r>
+        <w:t>현황: AI 의료 스타트업 성장, 디지털 치료제·원격의료 확산</w:t>
+      </w:r>
+    </w:p>
+    <w:p>
+      <w:pPr>
+        <w:pStyle w:val="ListBullet"/>
+      </w:pPr>
+      <w:r>
+        <w:t>주요 기업: 뷰노, 루닛, 라인헬스케어, 닥터나우, 메디퓨처, 휴이노</w:t>
+      </w:r>
+    </w:p>
+    <w:p>
+      <w:pPr>
+        <w:pStyle w:val="ListBullet"/>
+      </w:pPr>
+      <w:r>
+        <w:t>핵심 기술: Python, PyTorch/TensorFlow, 의료 영상 처리(DICOM), FHIR 표준</w:t>
+      </w:r>
+    </w:p>
+    <w:p>
+      <w:pPr>
+        <w:pStyle w:val="ListBullet"/>
+      </w:pPr>
+      <w:r>
+        <w:t>특징: 의료 데이터 규제(개인정보보호), FDA/CE 인증 이해, 도메인 지식 우대</w:t>
+      </w:r>
+    </w:p>
+    <w:p>
+      <w:pPr>
+        <w:pStyle w:val="ListBullet"/>
+      </w:pPr>
+      <w:r>
+        <w:t>연봉 수준: 중상위권 (스타트업 특성상 스톡옵션 제공 다수)</w:t>
+      </w:r>
+    </w:p>
+    <w:p>
+      <w:pPr>
+        <w:pStyle w:val="ListBullet"/>
+      </w:pPr>
+      <w:r>
+        <w:t>전망: AI 진단, 디지털 바이오마커, 원격 모니터링 관련 인력 수요 증가</w:t>
+      </w:r>
+    </w:p>
+    <w:p>
+      <w:pPr>
+        <w:pStyle w:val="Heading3"/>
+      </w:pPr>
+      <w:r>
+        <w:t>3.7.6 에듀테크</w:t>
+      </w:r>
+    </w:p>
+    <w:p>
+      <w:pPr>
+        <w:pStyle w:val="ListBullet"/>
+      </w:pPr>
+      <w:r>
+        <w:t>현황: AI 기반 맞춤형 학습, 비대면 교육 플랫폼 성장</w:t>
+      </w:r>
+    </w:p>
+    <w:p>
+      <w:pPr>
+        <w:pStyle w:val="ListBullet"/>
+      </w:pPr>
+      <w:r>
+        <w:t>주요 기업: 매스프레소(콴다), 클래스101, 엘리스, 코드스테이츠, 스파르타코딩클럽, 프로그래머스(그렙)</w:t>
+      </w:r>
+    </w:p>
+    <w:p>
+      <w:pPr>
+        <w:pStyle w:val="ListBullet"/>
+      </w:pPr>
+      <w:r>
+        <w:t>핵심 기술: Python, React/Next.js, AI/ML(추천·분석), 영상 스트리밍</w:t>
+      </w:r>
+    </w:p>
+    <w:p>
+      <w:pPr>
+        <w:pStyle w:val="ListBullet"/>
+      </w:pPr>
+      <w:r>
+        <w:t>특징: 교육 도메인 이해, UX 중심 개발, 콘텐츠 관리 시스템(CMS)</w:t>
+      </w:r>
+    </w:p>
+    <w:p>
+      <w:pPr>
+        <w:pStyle w:val="ListBullet"/>
+      </w:pPr>
+      <w:r>
+        <w:t>연봉 수준: 중위권 (신입 3,500~4,500만원)</w:t>
+      </w:r>
+    </w:p>
+    <w:p>
+      <w:pPr>
+        <w:pStyle w:val="ListBullet"/>
+      </w:pPr>
+      <w:r>
+        <w:t>전망: AI 튜터, 적응형 학습 시스템, 크리에이터 이코노미 플랫폼 인력 수요</w:t>
+      </w:r>
+    </w:p>
+    <w:p>
+      <w:pPr>
         <w:pStyle w:val="Heading1"/>
       </w:pPr>
       <w:r>
@@ -3370,6 +5724,2661 @@
         <w:t>출처: 자소설닷컴 "상반기 지원자 평균 스펙 공개 – 학점 3.68, 토익 848점" (2025), 점핏 공식 사이트</w:t>
       </w:r>
     </w:p>
+    <w:p>
+      <w:pPr>
+        <w:pStyle w:val="Heading2"/>
+      </w:pPr>
+      <w:r>
+        <w:t>4.3 플랫폼별 상세 기능 분석</w:t>
+      </w:r>
+    </w:p>
+    <w:p>
+      <w:r>
+        <w:t>각 채용 플랫폼의 세부 기능과 차별점을 상세히 분석하여, 취업 준비 단계에 따라 적합한 플랫폼을 선택할 수 있도록 정리하였다.</w:t>
+      </w:r>
+    </w:p>
+    <w:p>
+      <w:pPr>
+        <w:pStyle w:val="Heading3"/>
+      </w:pPr>
+      <w:r>
+        <w:t>4.3.1 점핏 (Jumpit)</w:t>
+      </w:r>
+    </w:p>
+    <w:p>
+      <w:pPr>
+        <w:pStyle w:val="ListBullet"/>
+      </w:pPr>
+      <w:r>
+        <w:t>운영사: 사람인HR</w:t>
+      </w:r>
+    </w:p>
+    <w:p>
+      <w:pPr>
+        <w:pStyle w:val="ListBullet"/>
+      </w:pPr>
+      <w:r>
+        <w:t>핵심 특징: 개발자 전용 채용 플랫폼</w:t>
+      </w:r>
+    </w:p>
+    <w:p>
+      <w:pPr>
+        <w:pStyle w:val="ListBullet"/>
+      </w:pPr>
+      <w:r>
+        <w:t>기술 스택 매칭: Java, Python, React 등 기술 스택 기반 포지션 자동 매칭</w:t>
+      </w:r>
+    </w:p>
+    <w:p>
+      <w:pPr>
+        <w:pStyle w:val="ListBullet"/>
+      </w:pPr>
+      <w:r>
+        <w:t>연봉 정보: 직무별 평균 연봉 공개, 연봉 리포트 연 1회 발행</w:t>
+      </w:r>
+    </w:p>
+    <w:p>
+      <w:pPr>
+        <w:pStyle w:val="ListBullet"/>
+      </w:pPr>
+      <w:r>
+        <w:t>이벤트: 입사지원 이벤트 수시 진행 (2025년 "입사지원해 봄" 이벤트 등)</w:t>
+      </w:r>
+    </w:p>
+    <w:p>
+      <w:pPr>
+        <w:pStyle w:val="ListBullet"/>
+      </w:pPr>
+      <w:r>
+        <w:t>기업 기술 블로그 연동: 기업의 기술 블로그를 플랫폼 내에서 바로 확인 가능</w:t>
+      </w:r>
+    </w:p>
+    <w:p>
+      <w:pPr>
+        <w:pStyle w:val="ListBullet"/>
+      </w:pPr>
+      <w:r>
+        <w:t>이력서 작성: 기술 스택 태그 시스템으로 매칭률 향상, 개발자 맞춤 이력서 양식 제공</w:t>
+      </w:r>
+    </w:p>
+    <w:p>
+      <w:pPr>
+        <w:pStyle w:val="ListBullet"/>
+      </w:pPr>
+      <w:r>
+        <w:t>장점: 개발자 특화 UI/UX, 기술 스택 중심 검색, 연봉 투명성</w:t>
+      </w:r>
+    </w:p>
+    <w:p>
+      <w:pPr>
+        <w:pStyle w:val="ListBullet"/>
+      </w:pPr>
+      <w:r>
+        <w:t>단점: 대기업 공채 정보는 부족, 경력직 중심 포지션 다수</w:t>
+      </w:r>
+    </w:p>
+    <w:p>
+      <w:pPr>
+        <w:pStyle w:val="Heading3"/>
+      </w:pPr>
+      <w:r>
+        <w:t>4.3.2 원티드 (Wanted)</w:t>
+      </w:r>
+    </w:p>
+    <w:p>
+      <w:pPr>
+        <w:pStyle w:val="ListBullet"/>
+      </w:pPr>
+      <w:r>
+        <w:t>운영사: 원티드랩</w:t>
+      </w:r>
+    </w:p>
+    <w:p>
+      <w:pPr>
+        <w:pStyle w:val="ListBullet"/>
+      </w:pPr>
+      <w:r>
+        <w:t>핵심 특징: AI 기반 추천 알고리즘으로 지원자-기업 매칭</w:t>
+      </w:r>
+    </w:p>
+    <w:p>
+      <w:pPr>
+        <w:pStyle w:val="ListBullet"/>
+      </w:pPr>
+      <w:r>
+        <w:t>합격 보상금: 합격 시 보상금 50만원 (추천인 + 합격자 각 50만원)</w:t>
+      </w:r>
+    </w:p>
+    <w:p>
+      <w:pPr>
+        <w:pStyle w:val="ListBullet"/>
+      </w:pPr>
+      <w:r>
+        <w:t>원티드 인사이트: 연봉, 이직 데이터 분석 서비스 제공</w:t>
+      </w:r>
+    </w:p>
+    <w:p>
+      <w:pPr>
+        <w:pStyle w:val="ListBullet"/>
+      </w:pPr>
+      <w:r>
+        <w:t>커리어 콘텐츠: 아티클, 이벤트, 커리어 세미나 등 다양한 콘텐츠</w:t>
+      </w:r>
+    </w:p>
+    <w:p>
+      <w:pPr>
+        <w:pStyle w:val="ListBullet"/>
+      </w:pPr>
+      <w:r>
+        <w:t>원티드 프리온보딩: 무료 부트캠프 운영으로 신입 개발자 역량 강화 기회 제공</w:t>
+      </w:r>
+    </w:p>
+    <w:p>
+      <w:pPr>
+        <w:pStyle w:val="ListBullet"/>
+      </w:pPr>
+      <w:r>
+        <w:t>프론트엔드, 백엔드, AI 등 과정별 운영</w:t>
+      </w:r>
+    </w:p>
+    <w:p>
+      <w:pPr>
+        <w:pStyle w:val="ListBullet"/>
+      </w:pPr>
+      <w:r>
+        <w:t>수료 후 참여 기업에 추천 연계</w:t>
+      </w:r>
+    </w:p>
+    <w:p>
+      <w:pPr>
+        <w:pStyle w:val="ListBullet"/>
+      </w:pPr>
+      <w:r>
+        <w:t>AI 이력서 리뷰: AI가 이력서 완성도 점수를 제공하고 개선점 제안</w:t>
+      </w:r>
+    </w:p>
+    <w:p>
+      <w:pPr>
+        <w:pStyle w:val="ListBullet"/>
+      </w:pPr>
+      <w:r>
+        <w:t>장점: 합격 보상금 제도, 양질의 기업 다수, AI 추천 정확도 높음</w:t>
+      </w:r>
+    </w:p>
+    <w:p>
+      <w:pPr>
+        <w:pStyle w:val="ListBullet"/>
+      </w:pPr>
+      <w:r>
+        <w:t>단점: 신입보다 경력직 포지션 비중 높음</w:t>
+      </w:r>
+    </w:p>
+    <w:p>
+      <w:pPr>
+        <w:pStyle w:val="Heading3"/>
+      </w:pPr>
+      <w:r>
+        <w:t>4.3.3 프로그래머스</w:t>
+      </w:r>
+    </w:p>
+    <w:p>
+      <w:pPr>
+        <w:pStyle w:val="ListBullet"/>
+      </w:pPr>
+      <w:r>
+        <w:t>운영사: 그렙(Grepp)</w:t>
+      </w:r>
+    </w:p>
+    <w:p>
+      <w:pPr>
+        <w:pStyle w:val="ListBullet"/>
+      </w:pPr>
+      <w:r>
+        <w:t>핵심 특징: 코딩테스트 플랫폼 + 채용 연계의 유일한 서비스</w:t>
+      </w:r>
+    </w:p>
+    <w:p>
+      <w:pPr>
+        <w:pStyle w:val="ListBullet"/>
+      </w:pPr>
+      <w:r>
+        <w:t>코딩테스트 출제: 기업이 직접 코딩테스트를 출제하고, 합격자에게 면접 제안</w:t>
+      </w:r>
+    </w:p>
+    <w:p>
+      <w:pPr>
+        <w:pStyle w:val="ListBullet"/>
+      </w:pPr>
+      <w:r>
+        <w:t>Dev-Matching (데브매칭): 정기적 코딩테스트 개최 → 성적 우수자 기업 매칭</w:t>
+      </w:r>
+    </w:p>
+    <w:p>
+      <w:pPr>
+        <w:pStyle w:val="ListBullet"/>
+      </w:pPr>
+      <w:r>
+        <w:t>분기별 개최, 참가 무료</w:t>
+      </w:r>
+    </w:p>
+    <w:p>
+      <w:pPr>
+        <w:pStyle w:val="ListBullet"/>
+      </w:pPr>
+      <w:r>
+        <w:t>상위 성적자에게 네이버, 카카오 등 유수 기업 면접 제안</w:t>
+      </w:r>
+    </w:p>
+    <w:p>
+      <w:pPr>
+        <w:pStyle w:val="ListBullet"/>
+      </w:pPr>
+      <w:r>
+        <w:t>PCCP: 프로그래머스 코딩전문역량인증시험 (연 4회 시행)</w:t>
+      </w:r>
+    </w:p>
+    <w:p>
+      <w:pPr>
+        <w:pStyle w:val="ListBullet"/>
+      </w:pPr>
+      <w:r>
+        <w:t>Level 1~5 등급 인증</w:t>
+      </w:r>
+    </w:p>
+    <w:p>
+      <w:pPr>
+        <w:pStyle w:val="ListBullet"/>
+      </w:pPr>
+      <w:r>
+        <w:t>기업에 코딩 역량 공식 증명 가능</w:t>
+      </w:r>
+    </w:p>
+    <w:p>
+      <w:pPr>
+        <w:pStyle w:val="ListBullet"/>
+      </w:pPr>
+      <w:r>
+        <w:t>스킬체크: 레벨 1~5로 자기 실력 진단 가능 (무료)</w:t>
+      </w:r>
+    </w:p>
+    <w:p>
+      <w:pPr>
+        <w:pStyle w:val="ListBullet"/>
+      </w:pPr>
+      <w:r>
+        <w:t>장점: 코딩테스트 연습과 채용이 한 플랫폼에서 가능, 실력 기반 매칭</w:t>
+      </w:r>
+    </w:p>
+    <w:p>
+      <w:pPr>
+        <w:pStyle w:val="ListBullet"/>
+      </w:pPr>
+      <w:r>
+        <w:t>단점: 코딩테스트 역량이 낮으면 매칭 기회 적음</w:t>
+      </w:r>
+    </w:p>
+    <w:p>
+      <w:pPr>
+        <w:pStyle w:val="Heading3"/>
+      </w:pPr>
+      <w:r>
+        <w:t>4.3.4 잡코리아 (JobKorea)</w:t>
+      </w:r>
+    </w:p>
+    <w:p>
+      <w:pPr>
+        <w:pStyle w:val="ListBullet"/>
+      </w:pPr>
+      <w:r>
+        <w:t>운영사: 잡코리아</w:t>
+      </w:r>
+    </w:p>
+    <w:p>
+      <w:pPr>
+        <w:pStyle w:val="ListBullet"/>
+      </w:pPr>
+      <w:r>
+        <w:t>핵심 특징: 대한민국 대표 종합 채용 플랫폼</w:t>
+      </w:r>
+    </w:p>
+    <w:p>
+      <w:pPr>
+        <w:pStyle w:val="ListBullet"/>
+      </w:pPr>
+      <w:r>
+        <w:t>대기업 공채 관리: 대기업 공채 일정 통합 관리 및 알림 서비스</w:t>
+      </w:r>
+    </w:p>
+    <w:p>
+      <w:pPr>
+        <w:pStyle w:val="ListBullet"/>
+      </w:pPr>
+      <w:r>
+        <w:t>기업 리뷰·연봉 정보: 전·현직자가 작성한 기업 리뷰 및 연봉 정보 제공</w:t>
+      </w:r>
+    </w:p>
+    <w:p>
+      <w:pPr>
+        <w:pStyle w:val="ListBullet"/>
+      </w:pPr>
+      <w:r>
+        <w:t>AI 합격예측: AI가 지원자의 스펙을 분석하여 합격 가능성 예측</w:t>
+      </w:r>
+    </w:p>
+    <w:p>
+      <w:pPr>
+        <w:pStyle w:val="ListBullet"/>
+      </w:pPr>
+      <w:r>
+        <w:t>자기소개서 첨삭: AI 기반 자기소개서 첨삭 서비스 제공</w:t>
+      </w:r>
+    </w:p>
+    <w:p>
+      <w:pPr>
+        <w:pStyle w:val="ListBullet"/>
+      </w:pPr>
+      <w:r>
+        <w:t>채용 공고 알림: 맞춤 조건 설정 시 자동 알림 발송</w:t>
+      </w:r>
+    </w:p>
+    <w:p>
+      <w:pPr>
+        <w:pStyle w:val="ListBullet"/>
+      </w:pPr>
+      <w:r>
+        <w:t>스펙 분석 도구: 학점, 토익, 자격증 등 입력 시 지원자 평균과 비교 분석</w:t>
+      </w:r>
+    </w:p>
+    <w:p>
+      <w:pPr>
+        <w:pStyle w:val="ListBullet"/>
+      </w:pPr>
+      <w:r>
+        <w:t>장점: 대기업 공채 정보 최다 보유, 종합적 취업 서비스</w:t>
+      </w:r>
+    </w:p>
+    <w:p>
+      <w:pPr>
+        <w:pStyle w:val="ListBullet"/>
+      </w:pPr>
+      <w:r>
+        <w:t>단점: 개발자 특화 기능 부족, 광고 다수</w:t>
+      </w:r>
+    </w:p>
+    <w:p>
+      <w:pPr>
+        <w:pStyle w:val="Heading3"/>
+      </w:pPr>
+      <w:r>
+        <w:t>4.3.5 사람인</w:t>
+      </w:r>
+    </w:p>
+    <w:p>
+      <w:pPr>
+        <w:pStyle w:val="ListBullet"/>
+      </w:pPr>
+      <w:r>
+        <w:t>운영사: 사람인HR</w:t>
+      </w:r>
+    </w:p>
+    <w:p>
+      <w:pPr>
+        <w:pStyle w:val="ListBullet"/>
+      </w:pPr>
+      <w:r>
+        <w:t>핵심 특징: 종합 채용 플랫폼</w:t>
+      </w:r>
+    </w:p>
+    <w:p>
+      <w:pPr>
+        <w:pStyle w:val="ListBullet"/>
+      </w:pPr>
+      <w:r>
+        <w:t>AI 이력서 분석: AI가 이력서를 분석하여 기업 매칭 추천</w:t>
+      </w:r>
+    </w:p>
+    <w:p>
+      <w:pPr>
+        <w:pStyle w:val="ListBullet"/>
+      </w:pPr>
+      <w:r>
+        <w:t>합격 스펙 공개: 기업별 합격자 평균 스펙(학점, 어학, 자격증 등) 공개</w:t>
+      </w:r>
+    </w:p>
+    <w:p>
+      <w:pPr>
+        <w:pStyle w:val="ListBullet"/>
+      </w:pPr>
+      <w:r>
+        <w:t>연봉 계산기: 세후 실수령액, 업종별 평균 연봉 계산 도구</w:t>
+      </w:r>
+    </w:p>
+    <w:p>
+      <w:pPr>
+        <w:pStyle w:val="ListBullet"/>
+      </w:pPr>
+      <w:r>
+        <w:t>면접 후기 게시판: 기업별 면접 질문·분위기 공유 게시판</w:t>
+      </w:r>
+    </w:p>
+    <w:p>
+      <w:pPr>
+        <w:pStyle w:val="ListBullet"/>
+      </w:pPr>
+      <w:r>
+        <w:t>개발자 전문 카테고리: IT/개발 직군 전용 카테고리 운영 (점핏과 연동)</w:t>
+      </w:r>
+    </w:p>
+    <w:p>
+      <w:pPr>
+        <w:pStyle w:val="ListBullet"/>
+      </w:pPr>
+      <w:r>
+        <w:t>장점: 풍부한 채용 공고, 기업 정보 제공량 많음</w:t>
+      </w:r>
+    </w:p>
+    <w:p>
+      <w:pPr>
+        <w:pStyle w:val="ListBullet"/>
+      </w:pPr>
+      <w:r>
+        <w:t>단점: 개발자 전문 플랫폼 대비 기술 매칭 정확도 낮음</w:t>
+      </w:r>
+    </w:p>
+    <w:p>
+      <w:pPr>
+        <w:pStyle w:val="Heading3"/>
+      </w:pPr>
+      <w:r>
+        <w:t>4.3.6 랠릿 (Rallit)</w:t>
+      </w:r>
+    </w:p>
+    <w:p>
+      <w:pPr>
+        <w:pStyle w:val="ListBullet"/>
+      </w:pPr>
+      <w:r>
+        <w:t>운영사: 랠릿</w:t>
+      </w:r>
+    </w:p>
+    <w:p>
+      <w:pPr>
+        <w:pStyle w:val="ListBullet"/>
+      </w:pPr>
+      <w:r>
+        <w:t>핵심 특징: 개발자 전문 역제안 플랫폼</w:t>
+      </w:r>
+    </w:p>
+    <w:p>
+      <w:pPr>
+        <w:pStyle w:val="ListBullet"/>
+      </w:pPr>
+      <w:r>
+        <w:t>역제안 시스템: 이력서 등록 시 기업이 먼저 면접 제안</w:t>
+      </w:r>
+    </w:p>
+    <w:p>
+      <w:pPr>
+        <w:pStyle w:val="ListBullet"/>
+      </w:pPr>
+      <w:r>
+        <w:t>기술 스택 매칭: 등록한 기술 스택 기반으로 자동 매칭</w:t>
+      </w:r>
+    </w:p>
+    <w:p>
+      <w:pPr>
+        <w:pStyle w:val="ListBullet"/>
+      </w:pPr>
+      <w:r>
+        <w:t>연봉 협상 지원: 입사 시 연봉 협상 관련 어드바이스 제공</w:t>
+      </w:r>
+    </w:p>
+    <w:p>
+      <w:pPr>
+        <w:pStyle w:val="ListBullet"/>
+      </w:pPr>
+      <w:r>
+        <w:t>비공개 이직 활동: 현재 재직 중인 기업에 비공개로 이직 활동 가능</w:t>
+      </w:r>
+    </w:p>
+    <w:p>
+      <w:pPr>
+        <w:pStyle w:val="ListBullet"/>
+      </w:pPr>
+      <w:r>
+        <w:t>장점: 구직자가 능동적으로 지원하지 않아도 제안 수신 가능</w:t>
+      </w:r>
+    </w:p>
+    <w:p>
+      <w:pPr>
+        <w:pStyle w:val="ListBullet"/>
+      </w:pPr>
+      <w:r>
+        <w:t>단점: 경력 개발자에게 특히 유리하나, 신입도 포트폴리오가 좋으면 제안 수신 가능</w:t>
+      </w:r>
+    </w:p>
+    <w:p>
+      <w:pPr>
+        <w:pStyle w:val="ListBullet"/>
+      </w:pPr>
+      <w:r>
+        <w:t>활용 팁: GitHub 프로필, 기술 블로그 링크를 반드시 포함하면 제안률 증가</w:t>
+      </w:r>
+    </w:p>
+    <w:p>
+      <w:pPr>
+        <w:pStyle w:val="Heading3"/>
+      </w:pPr>
+      <w:r>
+        <w:t>4.3.7 로켓펀치</w:t>
+      </w:r>
+    </w:p>
+    <w:p>
+      <w:pPr>
+        <w:pStyle w:val="ListBullet"/>
+      </w:pPr>
+      <w:r>
+        <w:t>운영사: 로켓펀치</w:t>
+      </w:r>
+    </w:p>
+    <w:p>
+      <w:pPr>
+        <w:pStyle w:val="ListBullet"/>
+      </w:pPr>
+      <w:r>
+        <w:t>핵심 특징: 스타트업·벤처 중심 채용 플랫폼</w:t>
+      </w:r>
+    </w:p>
+    <w:p>
+      <w:pPr>
+        <w:pStyle w:val="ListBullet"/>
+      </w:pPr>
+      <w:r>
+        <w:t>기업 정보 공개: 기업 문화, 투자 현황, 팀 구성 정보 상세 공개</w:t>
+      </w:r>
+    </w:p>
+    <w:p>
+      <w:pPr>
+        <w:pStyle w:val="ListBullet"/>
+      </w:pPr>
+      <w:r>
+        <w:t>네트워킹 기능: DM(다이렉트 메시지), 커넥트 기능으로 직접 네트워킹</w:t>
+      </w:r>
+    </w:p>
+    <w:p>
+      <w:pPr>
+        <w:pStyle w:val="ListBullet"/>
+      </w:pPr>
+      <w:r>
+        <w:t>스타트업 채용 박람회: 온라인 스타트업 채용 박람회 정기 개최</w:t>
+      </w:r>
+    </w:p>
+    <w:p>
+      <w:pPr>
+        <w:pStyle w:val="ListBullet"/>
+      </w:pPr>
+      <w:r>
+        <w:t>투자 정보: 기업의 투자 라운드, 투자금액 등 공개 (재정 안정성 판단 가능)</w:t>
+      </w:r>
+    </w:p>
+    <w:p>
+      <w:pPr>
+        <w:pStyle w:val="ListBullet"/>
+      </w:pPr>
+      <w:r>
+        <w:t>장점: 스타트업 생태계 정보 풍부, 네트워킹 기회</w:t>
+      </w:r>
+    </w:p>
+    <w:p>
+      <w:pPr>
+        <w:pStyle w:val="ListBullet"/>
+      </w:pPr>
+      <w:r>
+        <w:t>단점: 대기업 채용 정보 부족, 스타트업 위주</w:t>
+      </w:r>
+    </w:p>
+    <w:p>
+      <w:pPr>
+        <w:pStyle w:val="Heading3"/>
+      </w:pPr>
+      <w:r>
+        <w:t>4.3.8 자소설닷컴</w:t>
+      </w:r>
+    </w:p>
+    <w:p>
+      <w:pPr>
+        <w:pStyle w:val="ListBullet"/>
+      </w:pPr>
+      <w:r>
+        <w:t>운영사: 리멤버앤컴퍼니</w:t>
+      </w:r>
+    </w:p>
+    <w:p>
+      <w:pPr>
+        <w:pStyle w:val="ListBullet"/>
+      </w:pPr>
+      <w:r>
+        <w:t>핵심 특징: 자기소개서 작성 전문 도구</w:t>
+      </w:r>
+    </w:p>
+    <w:p>
+      <w:pPr>
+        <w:pStyle w:val="ListBullet"/>
+      </w:pPr>
+      <w:r>
+        <w:t>합격자 스펙 통계: 합격자 평균 스펙 공개 (학점 3.68, 토익 848점 등)</w:t>
+      </w:r>
+    </w:p>
+    <w:p>
+      <w:pPr>
+        <w:pStyle w:val="ListBullet"/>
+      </w:pPr>
+      <w:r>
+        <w:t>공채 일정 캘린더: 대기업 공채 일정을 캘린더 형태로 정리</w:t>
+      </w:r>
+    </w:p>
+    <w:p>
+      <w:pPr>
+        <w:pStyle w:val="ListBullet"/>
+      </w:pPr>
+      <w:r>
+        <w:t>직무별 자소서 키워드 분석: 합격 자소서에서 빈출 키워드 분석 제공</w:t>
+      </w:r>
+    </w:p>
+    <w:p>
+      <w:pPr>
+        <w:pStyle w:val="ListBullet"/>
+      </w:pPr>
+      <w:r>
+        <w:t>자소서 첨삭: 전문가 첨삭 서비스 (유료)</w:t>
+      </w:r>
+    </w:p>
+    <w:p>
+      <w:pPr>
+        <w:pStyle w:val="ListBullet"/>
+      </w:pPr>
+      <w:r>
+        <w:t>글자수 카운트: 기업별 양식에 맞춘 글자수 자동 카운트</w:t>
+      </w:r>
+    </w:p>
+    <w:p>
+      <w:pPr>
+        <w:pStyle w:val="ListBullet"/>
+      </w:pPr>
+      <w:r>
+        <w:t>장점: 대기업 공채 지원자 필수 플랫폼, 스펙 비교 용이</w:t>
+      </w:r>
+    </w:p>
+    <w:p>
+      <w:pPr>
+        <w:pStyle w:val="ListBullet"/>
+      </w:pPr>
+      <w:r>
+        <w:t>단점: 개발자 특화 기능 부족, 유료 서비스 다수</w:t>
+      </w:r>
+    </w:p>
+    <w:p>
+      <w:pPr>
+        <w:pStyle w:val="Heading3"/>
+      </w:pPr>
+      <w:r>
+        <w:t>4.3.9 캐치 (Catch)</w:t>
+      </w:r>
+    </w:p>
+    <w:p>
+      <w:pPr>
+        <w:pStyle w:val="ListBullet"/>
+      </w:pPr>
+      <w:r>
+        <w:t>운영사: 진학사</w:t>
+      </w:r>
+    </w:p>
+    <w:p>
+      <w:pPr>
+        <w:pStyle w:val="ListBullet"/>
+      </w:pPr>
+      <w:r>
+        <w:t>핵심 특징: 대기업·공기업 채용 정보 집중</w:t>
+      </w:r>
+    </w:p>
+    <w:p>
+      <w:pPr>
+        <w:pStyle w:val="ListBullet"/>
+      </w:pPr>
+      <w:r>
+        <w:t>NCS 모의고사: 공기업 NCS 시험 대비 모의고사 제공</w:t>
+      </w:r>
+    </w:p>
+    <w:p>
+      <w:pPr>
+        <w:pStyle w:val="ListBullet"/>
+      </w:pPr>
+      <w:r>
+        <w:t>적성검사 대비: 삼성 GSAT, 현대 HMAT 등 적성검사 대비 자료</w:t>
+      </w:r>
+    </w:p>
+    <w:p>
+      <w:pPr>
+        <w:pStyle w:val="ListBullet"/>
+      </w:pPr>
+      <w:r>
+        <w:t>취업 멘토링: 현직자 멘토링 서비스 운영</w:t>
+      </w:r>
+    </w:p>
+    <w:p>
+      <w:pPr>
+        <w:pStyle w:val="ListBullet"/>
+      </w:pPr>
+      <w:r>
+        <w:t>기업 탐방 영상: 주요 기업 탐방 영상 콘텐츠 제공</w:t>
+      </w:r>
+    </w:p>
+    <w:p>
+      <w:pPr>
+        <w:pStyle w:val="ListBullet"/>
+      </w:pPr>
+      <w:r>
+        <w:t>장점: 대기업·공기업 취업 준비에 최적화</w:t>
+      </w:r>
+    </w:p>
+    <w:p>
+      <w:pPr>
+        <w:pStyle w:val="ListBullet"/>
+      </w:pPr>
+      <w:r>
+        <w:t>단점: IT 스타트업 정보 부족</w:t>
+      </w:r>
+    </w:p>
+    <w:p>
+      <w:pPr>
+        <w:pStyle w:val="Heading2"/>
+      </w:pPr>
+      <w:r>
+        <w:t>4.4 이력서·자기소개서 작성 도구 비교</w:t>
+      </w:r>
+    </w:p>
+    <w:p>
+      <w:r>
+        <w:t>개발자 취업 준비에서 이력서와 자기소개서는 서류 전형의 핵심이다. 각 도구의 특성을 파악하여 목적에 맞게 활용하는 것이 중요하다.</w:t>
+      </w:r>
+    </w:p>
+    <w:tbl>
+      <w:tblPr>
+        <w:tblStyle w:val="TableGrid"/>
+        <w:tblW w:type="auto" w:w="0"/>
+        <w:jc w:val="center"/>
+        <w:tblLook w:firstColumn="1" w:firstRow="1" w:lastColumn="0" w:lastRow="0" w:noHBand="0" w:noVBand="1" w:val="04A0"/>
+      </w:tblPr>
+      <w:tblGrid>
+        <w:gridCol w:w="1872"/>
+        <w:gridCol w:w="1872"/>
+        <w:gridCol w:w="1872"/>
+        <w:gridCol w:w="1872"/>
+        <w:gridCol w:w="1872"/>
+      </w:tblGrid>
+      <w:tr>
+        <w:tc>
+          <w:tcPr>
+            <w:tcW w:type="dxa" w:w="1872"/>
+          </w:tcPr>
+          <w:p>
+            <w:pPr>
+              <w:spacing w:after="0"/>
+            </w:pPr>
+            <w:r>
+              <w:rPr>
+                <w:b/>
+                <w:sz w:val="18"/>
+              </w:rPr>
+              <w:t>도구/플랫폼</w:t>
+            </w:r>
+          </w:p>
+        </w:tc>
+        <w:tc>
+          <w:tcPr>
+            <w:tcW w:type="dxa" w:w="1872"/>
+          </w:tcPr>
+          <w:p>
+            <w:pPr>
+              <w:spacing w:after="0"/>
+            </w:pPr>
+            <w:r>
+              <w:rPr>
+                <w:b/>
+                <w:sz w:val="18"/>
+              </w:rPr>
+              <w:t>특징</w:t>
+            </w:r>
+          </w:p>
+        </w:tc>
+        <w:tc>
+          <w:tcPr>
+            <w:tcW w:type="dxa" w:w="1872"/>
+          </w:tcPr>
+          <w:p>
+            <w:pPr>
+              <w:spacing w:after="0"/>
+            </w:pPr>
+            <w:r>
+              <w:rPr>
+                <w:b/>
+                <w:sz w:val="18"/>
+              </w:rPr>
+              <w:t>장점</w:t>
+            </w:r>
+          </w:p>
+        </w:tc>
+        <w:tc>
+          <w:tcPr>
+            <w:tcW w:type="dxa" w:w="1872"/>
+          </w:tcPr>
+          <w:p>
+            <w:pPr>
+              <w:spacing w:after="0"/>
+            </w:pPr>
+            <w:r>
+              <w:rPr>
+                <w:b/>
+                <w:sz w:val="18"/>
+              </w:rPr>
+              <w:t>단점</w:t>
+            </w:r>
+          </w:p>
+        </w:tc>
+        <w:tc>
+          <w:tcPr>
+            <w:tcW w:type="dxa" w:w="1872"/>
+          </w:tcPr>
+          <w:p>
+            <w:pPr>
+              <w:spacing w:after="0"/>
+            </w:pPr>
+            <w:r>
+              <w:rPr>
+                <w:b/>
+                <w:sz w:val="18"/>
+              </w:rPr>
+              <w:t>추천 대상</w:t>
+            </w:r>
+          </w:p>
+        </w:tc>
+      </w:tr>
+      <w:tr>
+        <w:tc>
+          <w:tcPr>
+            <w:tcW w:type="dxa" w:w="1872"/>
+          </w:tcPr>
+          <w:p>
+            <w:pPr>
+              <w:spacing w:after="0"/>
+            </w:pPr>
+            <w:r>
+              <w:rPr>
+                <w:sz w:val="18"/>
+              </w:rPr>
+              <w:t>노션 (Notion)</w:t>
+            </w:r>
+          </w:p>
+        </w:tc>
+        <w:tc>
+          <w:tcPr>
+            <w:tcW w:type="dxa" w:w="1872"/>
+          </w:tcPr>
+          <w:p>
+            <w:pPr>
+              <w:spacing w:after="0"/>
+            </w:pPr>
+            <w:r>
+              <w:rPr>
+                <w:sz w:val="18"/>
+              </w:rPr>
+              <w:t>자유로운 레이아웃, 웹 퍼블리싱 가능</w:t>
+            </w:r>
+          </w:p>
+        </w:tc>
+        <w:tc>
+          <w:tcPr>
+            <w:tcW w:type="dxa" w:w="1872"/>
+          </w:tcPr>
+          <w:p>
+            <w:pPr>
+              <w:spacing w:after="0"/>
+            </w:pPr>
+            <w:r>
+              <w:rPr>
+                <w:sz w:val="18"/>
+              </w:rPr>
+              <w:t>포트폴리오 겸용, 디자인 자유도 높음, 링크 공유 용이</w:t>
+            </w:r>
+          </w:p>
+        </w:tc>
+        <w:tc>
+          <w:tcPr>
+            <w:tcW w:type="dxa" w:w="1872"/>
+          </w:tcPr>
+          <w:p>
+            <w:pPr>
+              <w:spacing w:after="0"/>
+            </w:pPr>
+            <w:r>
+              <w:rPr>
+                <w:sz w:val="18"/>
+              </w:rPr>
+              <w:t>별도 양식 없음, 기업 제출 시 PDF 변환 필요</w:t>
+            </w:r>
+          </w:p>
+        </w:tc>
+        <w:tc>
+          <w:tcPr>
+            <w:tcW w:type="dxa" w:w="1872"/>
+          </w:tcPr>
+          <w:p>
+            <w:pPr>
+              <w:spacing w:after="0"/>
+            </w:pPr>
+            <w:r>
+              <w:rPr>
+                <w:sz w:val="18"/>
+              </w:rPr>
+              <w:t>포트폴리오형 이력서 선호자</w:t>
+            </w:r>
+          </w:p>
+        </w:tc>
+      </w:tr>
+      <w:tr>
+        <w:tc>
+          <w:tcPr>
+            <w:tcW w:type="dxa" w:w="1872"/>
+          </w:tcPr>
+          <w:p>
+            <w:pPr>
+              <w:spacing w:after="0"/>
+            </w:pPr>
+            <w:r>
+              <w:rPr>
+                <w:sz w:val="18"/>
+              </w:rPr>
+              <w:t>자소설닷컴</w:t>
+            </w:r>
+          </w:p>
+        </w:tc>
+        <w:tc>
+          <w:tcPr>
+            <w:tcW w:type="dxa" w:w="1872"/>
+          </w:tcPr>
+          <w:p>
+            <w:pPr>
+              <w:spacing w:after="0"/>
+            </w:pPr>
+            <w:r>
+              <w:rPr>
+                <w:sz w:val="18"/>
+              </w:rPr>
+              <w:t>기업별 양식 자동 맞춤</w:t>
+            </w:r>
+          </w:p>
+        </w:tc>
+        <w:tc>
+          <w:tcPr>
+            <w:tcW w:type="dxa" w:w="1872"/>
+          </w:tcPr>
+          <w:p>
+            <w:pPr>
+              <w:spacing w:after="0"/>
+            </w:pPr>
+            <w:r>
+              <w:rPr>
+                <w:sz w:val="18"/>
+              </w:rPr>
+              <w:t>글자수 카운트, 맞춤법 검사, 합격 키워드 분석</w:t>
+            </w:r>
+          </w:p>
+        </w:tc>
+        <w:tc>
+          <w:tcPr>
+            <w:tcW w:type="dxa" w:w="1872"/>
+          </w:tcPr>
+          <w:p>
+            <w:pPr>
+              <w:spacing w:after="0"/>
+            </w:pPr>
+            <w:r>
+              <w:rPr>
+                <w:sz w:val="18"/>
+              </w:rPr>
+              <w:t>개발자 특화 양식 부족</w:t>
+            </w:r>
+          </w:p>
+        </w:tc>
+        <w:tc>
+          <w:tcPr>
+            <w:tcW w:type="dxa" w:w="1872"/>
+          </w:tcPr>
+          <w:p>
+            <w:pPr>
+              <w:spacing w:after="0"/>
+            </w:pPr>
+            <w:r>
+              <w:rPr>
+                <w:sz w:val="18"/>
+              </w:rPr>
+              <w:t>대기업 공채 자기소개서 작성</w:t>
+            </w:r>
+          </w:p>
+        </w:tc>
+      </w:tr>
+      <w:tr>
+        <w:tc>
+          <w:tcPr>
+            <w:tcW w:type="dxa" w:w="1872"/>
+          </w:tcPr>
+          <w:p>
+            <w:pPr>
+              <w:spacing w:after="0"/>
+            </w:pPr>
+            <w:r>
+              <w:rPr>
+                <w:sz w:val="18"/>
+              </w:rPr>
+              <w:t>원티드</w:t>
+            </w:r>
+          </w:p>
+        </w:tc>
+        <w:tc>
+          <w:tcPr>
+            <w:tcW w:type="dxa" w:w="1872"/>
+          </w:tcPr>
+          <w:p>
+            <w:pPr>
+              <w:spacing w:after="0"/>
+            </w:pPr>
+            <w:r>
+              <w:rPr>
+                <w:sz w:val="18"/>
+              </w:rPr>
+              <w:t>AI 이력서 리뷰 제공</w:t>
+            </w:r>
+          </w:p>
+        </w:tc>
+        <w:tc>
+          <w:tcPr>
+            <w:tcW w:type="dxa" w:w="1872"/>
+          </w:tcPr>
+          <w:p>
+            <w:pPr>
+              <w:spacing w:after="0"/>
+            </w:pPr>
+            <w:r>
+              <w:rPr>
+                <w:sz w:val="18"/>
+              </w:rPr>
+              <w:t>이력서 완성도 점수 제공, AI 개선 제안</w:t>
+            </w:r>
+          </w:p>
+        </w:tc>
+        <w:tc>
+          <w:tcPr>
+            <w:tcW w:type="dxa" w:w="1872"/>
+          </w:tcPr>
+          <w:p>
+            <w:pPr>
+              <w:spacing w:after="0"/>
+            </w:pPr>
+            <w:r>
+              <w:rPr>
+                <w:sz w:val="18"/>
+              </w:rPr>
+              <w:t>원티드 양식에 종속</w:t>
+            </w:r>
+          </w:p>
+        </w:tc>
+        <w:tc>
+          <w:tcPr>
+            <w:tcW w:type="dxa" w:w="1872"/>
+          </w:tcPr>
+          <w:p>
+            <w:pPr>
+              <w:spacing w:after="0"/>
+            </w:pPr>
+            <w:r>
+              <w:rPr>
+                <w:sz w:val="18"/>
+              </w:rPr>
+              <w:t>수시채용 지원자</w:t>
+            </w:r>
+          </w:p>
+        </w:tc>
+      </w:tr>
+      <w:tr>
+        <w:tc>
+          <w:tcPr>
+            <w:tcW w:type="dxa" w:w="1872"/>
+          </w:tcPr>
+          <w:p>
+            <w:pPr>
+              <w:spacing w:after="0"/>
+            </w:pPr>
+            <w:r>
+              <w:rPr>
+                <w:sz w:val="18"/>
+              </w:rPr>
+              <w:t>점핏</w:t>
+            </w:r>
+          </w:p>
+        </w:tc>
+        <w:tc>
+          <w:tcPr>
+            <w:tcW w:type="dxa" w:w="1872"/>
+          </w:tcPr>
+          <w:p>
+            <w:pPr>
+              <w:spacing w:after="0"/>
+            </w:pPr>
+            <w:r>
+              <w:rPr>
+                <w:sz w:val="18"/>
+              </w:rPr>
+              <w:t>개발자 맞춤형 이력서 양식</w:t>
+            </w:r>
+          </w:p>
+        </w:tc>
+        <w:tc>
+          <w:tcPr>
+            <w:tcW w:type="dxa" w:w="1872"/>
+          </w:tcPr>
+          <w:p>
+            <w:pPr>
+              <w:spacing w:after="0"/>
+            </w:pPr>
+            <w:r>
+              <w:rPr>
+                <w:sz w:val="18"/>
+              </w:rPr>
+              <w:t>기술 스택 중심 구성, 프로젝트 상세 기술 가능</w:t>
+            </w:r>
+          </w:p>
+        </w:tc>
+        <w:tc>
+          <w:tcPr>
+            <w:tcW w:type="dxa" w:w="1872"/>
+          </w:tcPr>
+          <w:p>
+            <w:pPr>
+              <w:spacing w:after="0"/>
+            </w:pPr>
+            <w:r>
+              <w:rPr>
+                <w:sz w:val="18"/>
+              </w:rPr>
+              <w:t>점핏 플랫폼 내에서만 활용</w:t>
+            </w:r>
+          </w:p>
+        </w:tc>
+        <w:tc>
+          <w:tcPr>
+            <w:tcW w:type="dxa" w:w="1872"/>
+          </w:tcPr>
+          <w:p>
+            <w:pPr>
+              <w:spacing w:after="0"/>
+            </w:pPr>
+            <w:r>
+              <w:rPr>
+                <w:sz w:val="18"/>
+              </w:rPr>
+              <w:t>개발자 수시채용</w:t>
+            </w:r>
+          </w:p>
+        </w:tc>
+      </w:tr>
+      <w:tr>
+        <w:tc>
+          <w:tcPr>
+            <w:tcW w:type="dxa" w:w="1872"/>
+          </w:tcPr>
+          <w:p>
+            <w:pPr>
+              <w:spacing w:after="0"/>
+            </w:pPr>
+            <w:r>
+              <w:rPr>
+                <w:sz w:val="18"/>
+              </w:rPr>
+              <w:t>랠릿</w:t>
+            </w:r>
+          </w:p>
+        </w:tc>
+        <w:tc>
+          <w:tcPr>
+            <w:tcW w:type="dxa" w:w="1872"/>
+          </w:tcPr>
+          <w:p>
+            <w:pPr>
+              <w:spacing w:after="0"/>
+            </w:pPr>
+            <w:r>
+              <w:rPr>
+                <w:sz w:val="18"/>
+              </w:rPr>
+              <w:t>기술 경력 중심 프로필</w:t>
+            </w:r>
+          </w:p>
+        </w:tc>
+        <w:tc>
+          <w:tcPr>
+            <w:tcW w:type="dxa" w:w="1872"/>
+          </w:tcPr>
+          <w:p>
+            <w:pPr>
+              <w:spacing w:after="0"/>
+            </w:pPr>
+            <w:r>
+              <w:rPr>
+                <w:sz w:val="18"/>
+              </w:rPr>
+              <w:t>포지션 자동 매칭, 역제안 수신</w:t>
+            </w:r>
+          </w:p>
+        </w:tc>
+        <w:tc>
+          <w:tcPr>
+            <w:tcW w:type="dxa" w:w="1872"/>
+          </w:tcPr>
+          <w:p>
+            <w:pPr>
+              <w:spacing w:after="0"/>
+            </w:pPr>
+            <w:r>
+              <w:rPr>
+                <w:sz w:val="18"/>
+              </w:rPr>
+              <w:t>경력직 중심, 신입 활용도 상대적으로 낮음</w:t>
+            </w:r>
+          </w:p>
+        </w:tc>
+        <w:tc>
+          <w:tcPr>
+            <w:tcW w:type="dxa" w:w="1872"/>
+          </w:tcPr>
+          <w:p>
+            <w:pPr>
+              <w:spacing w:after="0"/>
+            </w:pPr>
+            <w:r>
+              <w:rPr>
+                <w:sz w:val="18"/>
+              </w:rPr>
+              <w:t>포트폴리오 있는 신입/경력</w:t>
+            </w:r>
+          </w:p>
+        </w:tc>
+      </w:tr>
+      <w:tr>
+        <w:tc>
+          <w:tcPr>
+            <w:tcW w:type="dxa" w:w="1872"/>
+          </w:tcPr>
+          <w:p>
+            <w:pPr>
+              <w:spacing w:after="0"/>
+            </w:pPr>
+            <w:r>
+              <w:rPr>
+                <w:sz w:val="18"/>
+              </w:rPr>
+              <w:t>리멤버</w:t>
+            </w:r>
+          </w:p>
+        </w:tc>
+        <w:tc>
+          <w:tcPr>
+            <w:tcW w:type="dxa" w:w="1872"/>
+          </w:tcPr>
+          <w:p>
+            <w:pPr>
+              <w:spacing w:after="0"/>
+            </w:pPr>
+            <w:r>
+              <w:rPr>
+                <w:sz w:val="18"/>
+              </w:rPr>
+              <w:t>명함 기반 프로필</w:t>
+            </w:r>
+          </w:p>
+        </w:tc>
+        <w:tc>
+          <w:tcPr>
+            <w:tcW w:type="dxa" w:w="1872"/>
+          </w:tcPr>
+          <w:p>
+            <w:pPr>
+              <w:spacing w:after="0"/>
+            </w:pPr>
+            <w:r>
+              <w:rPr>
+                <w:sz w:val="18"/>
+              </w:rPr>
+              <w:t>비즈니스 네트워킹, 경력직 이직</w:t>
+            </w:r>
+          </w:p>
+        </w:tc>
+        <w:tc>
+          <w:tcPr>
+            <w:tcW w:type="dxa" w:w="1872"/>
+          </w:tcPr>
+          <w:p>
+            <w:pPr>
+              <w:spacing w:after="0"/>
+            </w:pPr>
+            <w:r>
+              <w:rPr>
+                <w:sz w:val="18"/>
+              </w:rPr>
+              <w:t>신입 활용 어려움</w:t>
+            </w:r>
+          </w:p>
+        </w:tc>
+        <w:tc>
+          <w:tcPr>
+            <w:tcW w:type="dxa" w:w="1872"/>
+          </w:tcPr>
+          <w:p>
+            <w:pPr>
+              <w:spacing w:after="0"/>
+            </w:pPr>
+            <w:r>
+              <w:rPr>
+                <w:sz w:val="18"/>
+              </w:rPr>
+              <w:t>경력직 이직</w:t>
+            </w:r>
+          </w:p>
+        </w:tc>
+      </w:tr>
+    </w:tbl>
+    <w:p/>
+    <w:p>
+      <w:pPr>
+        <w:pStyle w:val="Heading3"/>
+      </w:pPr>
+      <w:r>
+        <w:t>이력서 작성 핵심 팁 (개발자 특화)</w:t>
+      </w:r>
+    </w:p>
+    <w:p>
+      <w:pPr>
+        <w:pStyle w:val="ListNumber"/>
+      </w:pPr>
+      <w:r>
+        <w:t>기술 스택은 구체적으로: "Java 사용 가능" → "Java(Spring Boot)로 REST API 개발 경험, JPA를 활용한 데이터 접근 계층 설계"</w:t>
+      </w:r>
+    </w:p>
+    <w:p>
+      <w:pPr>
+        <w:pStyle w:val="ListNumber"/>
+      </w:pPr>
+      <w:r>
+        <w:t>프로젝트는 STAR 기법: Situation(상황) → Task(과제) → Action(행동) → Result(결과) 순서로 기술</w:t>
+      </w:r>
+    </w:p>
+    <w:p>
+      <w:pPr>
+        <w:pStyle w:val="ListNumber"/>
+      </w:pPr>
+      <w:r>
+        <w:t>정량적 성과 포함: "성능 개선" → "API 응답 시간 3초 → 0.5초로 83% 개선 (Redis 캐싱 적용)"</w:t>
+      </w:r>
+    </w:p>
+    <w:p>
+      <w:pPr>
+        <w:pStyle w:val="ListNumber"/>
+      </w:pPr>
+      <w:r>
+        <w:t>GitHub 링크 필수: 이력서에 GitHub 프로필 및 주요 프로젝트 저장소 링크 포함</w:t>
+      </w:r>
+    </w:p>
+    <w:p>
+      <w:pPr>
+        <w:pStyle w:val="ListNumber"/>
+      </w:pPr>
+      <w:r>
+        <w:t>기술 블로그 링크: velog, tistory 등 기술 블로그 운영 시 반드시 링크 포함</w:t>
+      </w:r>
+    </w:p>
+    <w:p>
+      <w:pPr>
+        <w:pStyle w:val="Heading2"/>
+      </w:pPr>
+      <w:r>
+        <w:t>4.5 개발자 커뮤니티 및 정보 채널</w:t>
+      </w:r>
+    </w:p>
+    <w:p>
+      <w:r>
+        <w:t>취업 준비 과정에서 최신 채용 정보, 기술 트렌드, 면접 후기 등을 얻을 수 있는 주요 커뮤니티와 정보 채널을 정리하였다.</w:t>
+      </w:r>
+    </w:p>
+    <w:tbl>
+      <w:tblPr>
+        <w:tblStyle w:val="TableGrid"/>
+        <w:tblW w:type="auto" w:w="0"/>
+        <w:jc w:val="center"/>
+        <w:tblLook w:firstColumn="1" w:firstRow="1" w:lastColumn="0" w:lastRow="0" w:noHBand="0" w:noVBand="1" w:val="04A0"/>
+      </w:tblPr>
+      <w:tblGrid>
+        <w:gridCol w:w="2340"/>
+        <w:gridCol w:w="2340"/>
+        <w:gridCol w:w="2340"/>
+        <w:gridCol w:w="2340"/>
+      </w:tblGrid>
+      <w:tr>
+        <w:tc>
+          <w:tcPr>
+            <w:tcW w:type="dxa" w:w="2340"/>
+          </w:tcPr>
+          <w:p>
+            <w:pPr>
+              <w:spacing w:after="0"/>
+            </w:pPr>
+            <w:r>
+              <w:rPr>
+                <w:b/>
+                <w:sz w:val="18"/>
+              </w:rPr>
+              <w:t>커뮤니티/채널</w:t>
+            </w:r>
+          </w:p>
+        </w:tc>
+        <w:tc>
+          <w:tcPr>
+            <w:tcW w:type="dxa" w:w="2340"/>
+          </w:tcPr>
+          <w:p>
+            <w:pPr>
+              <w:spacing w:after="0"/>
+            </w:pPr>
+            <w:r>
+              <w:rPr>
+                <w:b/>
+                <w:sz w:val="18"/>
+              </w:rPr>
+              <w:t>URL</w:t>
+            </w:r>
+          </w:p>
+        </w:tc>
+        <w:tc>
+          <w:tcPr>
+            <w:tcW w:type="dxa" w:w="2340"/>
+          </w:tcPr>
+          <w:p>
+            <w:pPr>
+              <w:spacing w:after="0"/>
+            </w:pPr>
+            <w:r>
+              <w:rPr>
+                <w:b/>
+                <w:sz w:val="18"/>
+              </w:rPr>
+              <w:t>특징</w:t>
+            </w:r>
+          </w:p>
+        </w:tc>
+        <w:tc>
+          <w:tcPr>
+            <w:tcW w:type="dxa" w:w="2340"/>
+          </w:tcPr>
+          <w:p>
+            <w:pPr>
+              <w:spacing w:after="0"/>
+            </w:pPr>
+            <w:r>
+              <w:rPr>
+                <w:b/>
+                <w:sz w:val="18"/>
+              </w:rPr>
+              <w:t>활용법</w:t>
+            </w:r>
+          </w:p>
+        </w:tc>
+      </w:tr>
+      <w:tr>
+        <w:tc>
+          <w:tcPr>
+            <w:tcW w:type="dxa" w:w="2340"/>
+          </w:tcPr>
+          <w:p>
+            <w:pPr>
+              <w:spacing w:after="0"/>
+            </w:pPr>
+            <w:r>
+              <w:rPr>
+                <w:sz w:val="18"/>
+              </w:rPr>
+              <w:t>OKKY</w:t>
+            </w:r>
+          </w:p>
+        </w:tc>
+        <w:tc>
+          <w:tcPr>
+            <w:tcW w:type="dxa" w:w="2340"/>
+          </w:tcPr>
+          <w:p>
+            <w:pPr>
+              <w:spacing w:after="0"/>
+            </w:pPr>
+            <w:r>
+              <w:rPr>
+                <w:sz w:val="18"/>
+              </w:rPr>
+              <w:t>https://okky.kr</w:t>
+            </w:r>
+          </w:p>
+        </w:tc>
+        <w:tc>
+          <w:tcPr>
+            <w:tcW w:type="dxa" w:w="2340"/>
+          </w:tcPr>
+          <w:p>
+            <w:pPr>
+              <w:spacing w:after="0"/>
+            </w:pPr>
+            <w:r>
+              <w:rPr>
+                <w:sz w:val="18"/>
+              </w:rPr>
+              <w:t>한국 최대 개발자 커뮤니티</w:t>
+            </w:r>
+          </w:p>
+        </w:tc>
+        <w:tc>
+          <w:tcPr>
+            <w:tcW w:type="dxa" w:w="2340"/>
+          </w:tcPr>
+          <w:p>
+            <w:pPr>
+              <w:spacing w:after="0"/>
+            </w:pPr>
+            <w:r>
+              <w:rPr>
+                <w:sz w:val="18"/>
+              </w:rPr>
+              <w:t>채용 정보 공유, 기술 Q&amp;A, 취업 후기 게시판 활용</w:t>
+            </w:r>
+          </w:p>
+        </w:tc>
+      </w:tr>
+      <w:tr>
+        <w:tc>
+          <w:tcPr>
+            <w:tcW w:type="dxa" w:w="2340"/>
+          </w:tcPr>
+          <w:p>
+            <w:pPr>
+              <w:spacing w:after="0"/>
+            </w:pPr>
+            <w:r>
+              <w:rPr>
+                <w:sz w:val="18"/>
+              </w:rPr>
+              <w:t>블라인드</w:t>
+            </w:r>
+          </w:p>
+        </w:tc>
+        <w:tc>
+          <w:tcPr>
+            <w:tcW w:type="dxa" w:w="2340"/>
+          </w:tcPr>
+          <w:p>
+            <w:pPr>
+              <w:spacing w:after="0"/>
+            </w:pPr>
+            <w:r>
+              <w:rPr>
+                <w:sz w:val="18"/>
+              </w:rPr>
+              <w:t>https://www.teamblind.com</w:t>
+            </w:r>
+          </w:p>
+        </w:tc>
+        <w:tc>
+          <w:tcPr>
+            <w:tcW w:type="dxa" w:w="2340"/>
+          </w:tcPr>
+          <w:p>
+            <w:pPr>
+              <w:spacing w:after="0"/>
+            </w:pPr>
+            <w:r>
+              <w:rPr>
+                <w:sz w:val="18"/>
+              </w:rPr>
+              <w:t>직장인 익명 커뮤니티</w:t>
+            </w:r>
+          </w:p>
+        </w:tc>
+        <w:tc>
+          <w:tcPr>
+            <w:tcW w:type="dxa" w:w="2340"/>
+          </w:tcPr>
+          <w:p>
+            <w:pPr>
+              <w:spacing w:after="0"/>
+            </w:pPr>
+            <w:r>
+              <w:rPr>
+                <w:sz w:val="18"/>
+              </w:rPr>
+              <w:t>연봉 인증, 기업 내부 정보, 면접 후기 확인</w:t>
+            </w:r>
+          </w:p>
+        </w:tc>
+      </w:tr>
+      <w:tr>
+        <w:tc>
+          <w:tcPr>
+            <w:tcW w:type="dxa" w:w="2340"/>
+          </w:tcPr>
+          <w:p>
+            <w:pPr>
+              <w:spacing w:after="0"/>
+            </w:pPr>
+            <w:r>
+              <w:rPr>
+                <w:sz w:val="18"/>
+              </w:rPr>
+              <w:t>velog</w:t>
+            </w:r>
+          </w:p>
+        </w:tc>
+        <w:tc>
+          <w:tcPr>
+            <w:tcW w:type="dxa" w:w="2340"/>
+          </w:tcPr>
+          <w:p>
+            <w:pPr>
+              <w:spacing w:after="0"/>
+            </w:pPr>
+            <w:r>
+              <w:rPr>
+                <w:sz w:val="18"/>
+              </w:rPr>
+              <w:t>https://velog.io</w:t>
+            </w:r>
+          </w:p>
+        </w:tc>
+        <w:tc>
+          <w:tcPr>
+            <w:tcW w:type="dxa" w:w="2340"/>
+          </w:tcPr>
+          <w:p>
+            <w:pPr>
+              <w:spacing w:after="0"/>
+            </w:pPr>
+            <w:r>
+              <w:rPr>
+                <w:sz w:val="18"/>
+              </w:rPr>
+              <w:t>개발자 기술 블로그 플랫폼</w:t>
+            </w:r>
+          </w:p>
+        </w:tc>
+        <w:tc>
+          <w:tcPr>
+            <w:tcW w:type="dxa" w:w="2340"/>
+          </w:tcPr>
+          <w:p>
+            <w:pPr>
+              <w:spacing w:after="0"/>
+            </w:pPr>
+            <w:r>
+              <w:rPr>
+                <w:sz w:val="18"/>
+              </w:rPr>
+              <w:t>기술 학습 기록, 취업 준비 과정 공유</w:t>
+            </w:r>
+          </w:p>
+        </w:tc>
+      </w:tr>
+      <w:tr>
+        <w:tc>
+          <w:tcPr>
+            <w:tcW w:type="dxa" w:w="2340"/>
+          </w:tcPr>
+          <w:p>
+            <w:pPr>
+              <w:spacing w:after="0"/>
+            </w:pPr>
+            <w:r>
+              <w:rPr>
+                <w:sz w:val="18"/>
+              </w:rPr>
+              <w:t>디스콰이엇</w:t>
+            </w:r>
+          </w:p>
+        </w:tc>
+        <w:tc>
+          <w:tcPr>
+            <w:tcW w:type="dxa" w:w="2340"/>
+          </w:tcPr>
+          <w:p>
+            <w:pPr>
+              <w:spacing w:after="0"/>
+            </w:pPr>
+            <w:r>
+              <w:rPr>
+                <w:sz w:val="18"/>
+              </w:rPr>
+              <w:t>https://disquiet.io</w:t>
+            </w:r>
+          </w:p>
+        </w:tc>
+        <w:tc>
+          <w:tcPr>
+            <w:tcW w:type="dxa" w:w="2340"/>
+          </w:tcPr>
+          <w:p>
+            <w:pPr>
+              <w:spacing w:after="0"/>
+            </w:pPr>
+            <w:r>
+              <w:rPr>
+                <w:sz w:val="18"/>
+              </w:rPr>
+              <w:t>IT 사이드 프로젝트 커뮤니티</w:t>
+            </w:r>
+          </w:p>
+        </w:tc>
+        <w:tc>
+          <w:tcPr>
+            <w:tcW w:type="dxa" w:w="2340"/>
+          </w:tcPr>
+          <w:p>
+            <w:pPr>
+              <w:spacing w:after="0"/>
+            </w:pPr>
+            <w:r>
+              <w:rPr>
+                <w:sz w:val="18"/>
+              </w:rPr>
+              <w:t>팀빌딩, 사이드 프로젝트 참여로 포트폴리오 구축</w:t>
+            </w:r>
+          </w:p>
+        </w:tc>
+      </w:tr>
+      <w:tr>
+        <w:tc>
+          <w:tcPr>
+            <w:tcW w:type="dxa" w:w="2340"/>
+          </w:tcPr>
+          <w:p>
+            <w:pPr>
+              <w:spacing w:after="0"/>
+            </w:pPr>
+            <w:r>
+              <w:rPr>
+                <w:sz w:val="18"/>
+              </w:rPr>
+              <w:t>카카오 기술블로그</w:t>
+            </w:r>
+          </w:p>
+        </w:tc>
+        <w:tc>
+          <w:tcPr>
+            <w:tcW w:type="dxa" w:w="2340"/>
+          </w:tcPr>
+          <w:p>
+            <w:pPr>
+              <w:spacing w:after="0"/>
+            </w:pPr>
+            <w:r>
+              <w:rPr>
+                <w:sz w:val="18"/>
+              </w:rPr>
+              <w:t>https://tech.kakao.com</w:t>
+            </w:r>
+          </w:p>
+        </w:tc>
+        <w:tc>
+          <w:tcPr>
+            <w:tcW w:type="dxa" w:w="2340"/>
+          </w:tcPr>
+          <w:p>
+            <w:pPr>
+              <w:spacing w:after="0"/>
+            </w:pPr>
+            <w:r>
+              <w:rPr>
+                <w:sz w:val="18"/>
+              </w:rPr>
+              <w:t>카카오 기술 아티클</w:t>
+            </w:r>
+          </w:p>
+        </w:tc>
+        <w:tc>
+          <w:tcPr>
+            <w:tcW w:type="dxa" w:w="2340"/>
+          </w:tcPr>
+          <w:p>
+            <w:pPr>
+              <w:spacing w:after="0"/>
+            </w:pPr>
+            <w:r>
+              <w:rPr>
+                <w:sz w:val="18"/>
+              </w:rPr>
+              <w:t>카카오 기술 문화 이해, 면접 대비</w:t>
+            </w:r>
+          </w:p>
+        </w:tc>
+      </w:tr>
+      <w:tr>
+        <w:tc>
+          <w:tcPr>
+            <w:tcW w:type="dxa" w:w="2340"/>
+          </w:tcPr>
+          <w:p>
+            <w:pPr>
+              <w:spacing w:after="0"/>
+            </w:pPr>
+            <w:r>
+              <w:rPr>
+                <w:sz w:val="18"/>
+              </w:rPr>
+              <w:t>네이버 D2</w:t>
+            </w:r>
+          </w:p>
+        </w:tc>
+        <w:tc>
+          <w:tcPr>
+            <w:tcW w:type="dxa" w:w="2340"/>
+          </w:tcPr>
+          <w:p>
+            <w:pPr>
+              <w:spacing w:after="0"/>
+            </w:pPr>
+            <w:r>
+              <w:rPr>
+                <w:sz w:val="18"/>
+              </w:rPr>
+              <w:t>https://d2.naver.com</w:t>
+            </w:r>
+          </w:p>
+        </w:tc>
+        <w:tc>
+          <w:tcPr>
+            <w:tcW w:type="dxa" w:w="2340"/>
+          </w:tcPr>
+          <w:p>
+            <w:pPr>
+              <w:spacing w:after="0"/>
+            </w:pPr>
+            <w:r>
+              <w:rPr>
+                <w:sz w:val="18"/>
+              </w:rPr>
+              <w:t>네이버 개발 블로그</w:t>
+            </w:r>
+          </w:p>
+        </w:tc>
+        <w:tc>
+          <w:tcPr>
+            <w:tcW w:type="dxa" w:w="2340"/>
+          </w:tcPr>
+          <w:p>
+            <w:pPr>
+              <w:spacing w:after="0"/>
+            </w:pPr>
+            <w:r>
+              <w:rPr>
+                <w:sz w:val="18"/>
+              </w:rPr>
+              <w:t>네이버 기술 스택·문화 이해</w:t>
+            </w:r>
+          </w:p>
+        </w:tc>
+      </w:tr>
+      <w:tr>
+        <w:tc>
+          <w:tcPr>
+            <w:tcW w:type="dxa" w:w="2340"/>
+          </w:tcPr>
+          <w:p>
+            <w:pPr>
+              <w:spacing w:after="0"/>
+            </w:pPr>
+            <w:r>
+              <w:rPr>
+                <w:sz w:val="18"/>
+              </w:rPr>
+              <w:t>우아한형제들 기술블로그</w:t>
+            </w:r>
+          </w:p>
+        </w:tc>
+        <w:tc>
+          <w:tcPr>
+            <w:tcW w:type="dxa" w:w="2340"/>
+          </w:tcPr>
+          <w:p>
+            <w:pPr>
+              <w:spacing w:after="0"/>
+            </w:pPr>
+            <w:r>
+              <w:rPr>
+                <w:sz w:val="18"/>
+              </w:rPr>
+              <w:t>https://techblog.woowahan.com</w:t>
+            </w:r>
+          </w:p>
+        </w:tc>
+        <w:tc>
+          <w:tcPr>
+            <w:tcW w:type="dxa" w:w="2340"/>
+          </w:tcPr>
+          <w:p>
+            <w:pPr>
+              <w:spacing w:after="0"/>
+            </w:pPr>
+            <w:r>
+              <w:rPr>
+                <w:sz w:val="18"/>
+              </w:rPr>
+              <w:t>배민 기술 블로그</w:t>
+            </w:r>
+          </w:p>
+        </w:tc>
+        <w:tc>
+          <w:tcPr>
+            <w:tcW w:type="dxa" w:w="2340"/>
+          </w:tcPr>
+          <w:p>
+            <w:pPr>
+              <w:spacing w:after="0"/>
+            </w:pPr>
+            <w:r>
+              <w:rPr>
+                <w:sz w:val="18"/>
+              </w:rPr>
+              <w:t>우아한형제들 기술 문화 이해</w:t>
+            </w:r>
+          </w:p>
+        </w:tc>
+      </w:tr>
+      <w:tr>
+        <w:tc>
+          <w:tcPr>
+            <w:tcW w:type="dxa" w:w="2340"/>
+          </w:tcPr>
+          <w:p>
+            <w:pPr>
+              <w:spacing w:after="0"/>
+            </w:pPr>
+            <w:r>
+              <w:rPr>
+                <w:sz w:val="18"/>
+              </w:rPr>
+              <w:t>토스 기술블로그</w:t>
+            </w:r>
+          </w:p>
+        </w:tc>
+        <w:tc>
+          <w:tcPr>
+            <w:tcW w:type="dxa" w:w="2340"/>
+          </w:tcPr>
+          <w:p>
+            <w:pPr>
+              <w:spacing w:after="0"/>
+            </w:pPr>
+            <w:r>
+              <w:rPr>
+                <w:sz w:val="18"/>
+              </w:rPr>
+              <w:t>https://toss.tech</w:t>
+            </w:r>
+          </w:p>
+        </w:tc>
+        <w:tc>
+          <w:tcPr>
+            <w:tcW w:type="dxa" w:w="2340"/>
+          </w:tcPr>
+          <w:p>
+            <w:pPr>
+              <w:spacing w:after="0"/>
+            </w:pPr>
+            <w:r>
+              <w:rPr>
+                <w:sz w:val="18"/>
+              </w:rPr>
+              <w:t>토스 기술 아티클</w:t>
+            </w:r>
+          </w:p>
+        </w:tc>
+        <w:tc>
+          <w:tcPr>
+            <w:tcW w:type="dxa" w:w="2340"/>
+          </w:tcPr>
+          <w:p>
+            <w:pPr>
+              <w:spacing w:after="0"/>
+            </w:pPr>
+            <w:r>
+              <w:rPr>
+                <w:sz w:val="18"/>
+              </w:rPr>
+              <w:t>토스 개발 문화·기술 이해</w:t>
+            </w:r>
+          </w:p>
+        </w:tc>
+      </w:tr>
+      <w:tr>
+        <w:tc>
+          <w:tcPr>
+            <w:tcW w:type="dxa" w:w="2340"/>
+          </w:tcPr>
+          <w:p>
+            <w:pPr>
+              <w:spacing w:after="0"/>
+            </w:pPr>
+            <w:r>
+              <w:rPr>
+                <w:sz w:val="18"/>
+              </w:rPr>
+              <w:t>인프런 (Inflearn)</w:t>
+            </w:r>
+          </w:p>
+        </w:tc>
+        <w:tc>
+          <w:tcPr>
+            <w:tcW w:type="dxa" w:w="2340"/>
+          </w:tcPr>
+          <w:p>
+            <w:pPr>
+              <w:spacing w:after="0"/>
+            </w:pPr>
+            <w:r>
+              <w:rPr>
+                <w:sz w:val="18"/>
+              </w:rPr>
+              <w:t>https://www.inflearn.com</w:t>
+            </w:r>
+          </w:p>
+        </w:tc>
+        <w:tc>
+          <w:tcPr>
+            <w:tcW w:type="dxa" w:w="2340"/>
+          </w:tcPr>
+          <w:p>
+            <w:pPr>
+              <w:spacing w:after="0"/>
+            </w:pPr>
+            <w:r>
+              <w:rPr>
+                <w:sz w:val="18"/>
+              </w:rPr>
+              <w:t>개발 강의 플랫폼</w:t>
+            </w:r>
+          </w:p>
+        </w:tc>
+        <w:tc>
+          <w:tcPr>
+            <w:tcW w:type="dxa" w:w="2340"/>
+          </w:tcPr>
+          <w:p>
+            <w:pPr>
+              <w:spacing w:after="0"/>
+            </w:pPr>
+            <w:r>
+              <w:rPr>
+                <w:sz w:val="18"/>
+              </w:rPr>
+              <w:t>취업 관련 강의 다수, 로드맵 제공</w:t>
+            </w:r>
+          </w:p>
+        </w:tc>
+      </w:tr>
+    </w:tbl>
+    <w:p/>
+    <w:p>
+      <w:pPr>
+        <w:pStyle w:val="Heading3"/>
+      </w:pPr>
+      <w:r>
+        <w:t>추가 정보 채널</w:t>
+      </w:r>
+    </w:p>
+    <w:p>
+      <w:pPr>
+        <w:pStyle w:val="ListBullet"/>
+      </w:pPr>
+      <w:r>
+        <w:t>유튜브 채널: 노마드코더, 코딩애플, 우아한Tech, 네이버 D2, 카카오 if(kakao)</w:t>
+      </w:r>
+    </w:p>
+    <w:p>
+      <w:pPr>
+        <w:pStyle w:val="ListBullet"/>
+      </w:pPr>
+      <w:r>
+        <w:t>팟캐스트: 나는 프로그래머다, 44bits</w:t>
+      </w:r>
+    </w:p>
+    <w:p>
+      <w:pPr>
+        <w:pStyle w:val="ListBullet"/>
+      </w:pPr>
+      <w:r>
+        <w:t>슬랙/디스코드: 각 기술 커뮤니티 슬랙 (한국 스프링 유저 그룹, 한국 Go 커뮤니티 등)</w:t>
+      </w:r>
+    </w:p>
+    <w:p>
+      <w:pPr>
+        <w:pStyle w:val="ListBullet"/>
+      </w:pPr>
+      <w:r>
+        <w:t>뉴스레터: GeekNews Weekly, 요즘IT, 디자인 나침반, 코드너리</w:t>
+      </w:r>
+    </w:p>
+    <w:p>
+      <w:pPr>
+        <w:pStyle w:val="ListBullet"/>
+      </w:pPr>
+      <w:r>
+        <w:t>컨퍼런스: if(kakao), NAVER DEVIEW, NHN FORWARD, 우아한테크세미나, SpringCamp</w:t>
+      </w:r>
+    </w:p>
+    <w:p>
+      <w:pPr>
+        <w:pStyle w:val="Heading2"/>
+      </w:pPr>
+      <w:r>
+        <w:t>4.6 채용 플랫폼 활용 타임라인 (월별 전략)</w:t>
+      </w:r>
+    </w:p>
+    <w:p>
+      <w:r>
+        <w:t>취업 준비 시기에 따라 각 플랫폼을 전략적으로 활용하는 것이 중요하다. 아래는 월별 추천 활용 전략이다.</w:t>
+      </w:r>
+    </w:p>
+    <w:tbl>
+      <w:tblPr>
+        <w:tblStyle w:val="TableGrid"/>
+        <w:tblW w:type="auto" w:w="0"/>
+        <w:jc w:val="center"/>
+        <w:tblLook w:firstColumn="1" w:firstRow="1" w:lastColumn="0" w:lastRow="0" w:noHBand="0" w:noVBand="1" w:val="04A0"/>
+      </w:tblPr>
+      <w:tblGrid>
+        <w:gridCol w:w="2340"/>
+        <w:gridCol w:w="2340"/>
+        <w:gridCol w:w="2340"/>
+        <w:gridCol w:w="2340"/>
+      </w:tblGrid>
+      <w:tr>
+        <w:tc>
+          <w:tcPr>
+            <w:tcW w:type="dxa" w:w="2340"/>
+          </w:tcPr>
+          <w:p>
+            <w:pPr>
+              <w:spacing w:after="0"/>
+            </w:pPr>
+            <w:r>
+              <w:rPr>
+                <w:b/>
+                <w:sz w:val="18"/>
+              </w:rPr>
+              <w:t>시기</w:t>
+            </w:r>
+          </w:p>
+        </w:tc>
+        <w:tc>
+          <w:tcPr>
+            <w:tcW w:type="dxa" w:w="2340"/>
+          </w:tcPr>
+          <w:p>
+            <w:pPr>
+              <w:spacing w:after="0"/>
+            </w:pPr>
+            <w:r>
+              <w:rPr>
+                <w:b/>
+                <w:sz w:val="18"/>
+              </w:rPr>
+              <w:t>주요 활동</w:t>
+            </w:r>
+          </w:p>
+        </w:tc>
+        <w:tc>
+          <w:tcPr>
+            <w:tcW w:type="dxa" w:w="2340"/>
+          </w:tcPr>
+          <w:p>
+            <w:pPr>
+              <w:spacing w:after="0"/>
+            </w:pPr>
+            <w:r>
+              <w:rPr>
+                <w:b/>
+                <w:sz w:val="18"/>
+              </w:rPr>
+              <w:t>활용 플랫폼</w:t>
+            </w:r>
+          </w:p>
+        </w:tc>
+        <w:tc>
+          <w:tcPr>
+            <w:tcW w:type="dxa" w:w="2340"/>
+          </w:tcPr>
+          <w:p>
+            <w:pPr>
+              <w:spacing w:after="0"/>
+            </w:pPr>
+            <w:r>
+              <w:rPr>
+                <w:b/>
+                <w:sz w:val="18"/>
+              </w:rPr>
+              <w:t>세부 전략</w:t>
+            </w:r>
+          </w:p>
+        </w:tc>
+      </w:tr>
+      <w:tr>
+        <w:tc>
+          <w:tcPr>
+            <w:tcW w:type="dxa" w:w="2340"/>
+          </w:tcPr>
+          <w:p>
+            <w:pPr>
+              <w:spacing w:after="0"/>
+            </w:pPr>
+            <w:r>
+              <w:rPr>
+                <w:sz w:val="18"/>
+              </w:rPr>
+              <w:t>1~2월</w:t>
+            </w:r>
+          </w:p>
+        </w:tc>
+        <w:tc>
+          <w:tcPr>
+            <w:tcW w:type="dxa" w:w="2340"/>
+          </w:tcPr>
+          <w:p>
+            <w:pPr>
+              <w:spacing w:after="0"/>
+            </w:pPr>
+            <w:r>
+              <w:rPr>
+                <w:sz w:val="18"/>
+              </w:rPr>
+              <w:t>프로필 정비 및 공채 일정 확인</w:t>
+            </w:r>
+          </w:p>
+        </w:tc>
+        <w:tc>
+          <w:tcPr>
+            <w:tcW w:type="dxa" w:w="2340"/>
+          </w:tcPr>
+          <w:p>
+            <w:pPr>
+              <w:spacing w:after="0"/>
+            </w:pPr>
+            <w:r>
+              <w:rPr>
+                <w:sz w:val="18"/>
+              </w:rPr>
+              <w:t>잡코리아, 캐치, 점핏, 원티드</w:t>
+            </w:r>
+          </w:p>
+        </w:tc>
+        <w:tc>
+          <w:tcPr>
+            <w:tcW w:type="dxa" w:w="2340"/>
+          </w:tcPr>
+          <w:p>
+            <w:pPr>
+              <w:spacing w:after="0"/>
+            </w:pPr>
+            <w:r>
+              <w:rPr>
+                <w:sz w:val="18"/>
+              </w:rPr>
+              <w:t>채용 플랫폼 프로필 최신화, 이력서 업데이트, 상반기 공채 일정 확인, 기업 리서치 시작</w:t>
+            </w:r>
+          </w:p>
+        </w:tc>
+      </w:tr>
+      <w:tr>
+        <w:tc>
+          <w:tcPr>
+            <w:tcW w:type="dxa" w:w="2340"/>
+          </w:tcPr>
+          <w:p>
+            <w:pPr>
+              <w:spacing w:after="0"/>
+            </w:pPr>
+            <w:r>
+              <w:rPr>
+                <w:sz w:val="18"/>
+              </w:rPr>
+              <w:t>3~4월</w:t>
+            </w:r>
+          </w:p>
+        </w:tc>
+        <w:tc>
+          <w:tcPr>
+            <w:tcW w:type="dxa" w:w="2340"/>
+          </w:tcPr>
+          <w:p>
+            <w:pPr>
+              <w:spacing w:after="0"/>
+            </w:pPr>
+            <w:r>
+              <w:rPr>
+                <w:sz w:val="18"/>
+              </w:rPr>
+              <w:t>상반기 공채 서류 지원 + 수시 지원 시작</w:t>
+            </w:r>
+          </w:p>
+        </w:tc>
+        <w:tc>
+          <w:tcPr>
+            <w:tcW w:type="dxa" w:w="2340"/>
+          </w:tcPr>
+          <w:p>
+            <w:pPr>
+              <w:spacing w:after="0"/>
+            </w:pPr>
+            <w:r>
+              <w:rPr>
+                <w:sz w:val="18"/>
+              </w:rPr>
+              <w:t>잡코리아, 점핏, 원티드</w:t>
+            </w:r>
+          </w:p>
+        </w:tc>
+        <w:tc>
+          <w:tcPr>
+            <w:tcW w:type="dxa" w:w="2340"/>
+          </w:tcPr>
+          <w:p>
+            <w:pPr>
+              <w:spacing w:after="0"/>
+            </w:pPr>
+            <w:r>
+              <w:rPr>
+                <w:sz w:val="18"/>
+              </w:rPr>
+              <w:t>대기업 공채 서류 접수(잡코리아), IT 기업 수시채용 지원 시작(점핏, 원티드), GSAT/인적성 대비(캐치)</w:t>
+            </w:r>
+          </w:p>
+        </w:tc>
+      </w:tr>
+      <w:tr>
+        <w:tc>
+          <w:tcPr>
+            <w:tcW w:type="dxa" w:w="2340"/>
+          </w:tcPr>
+          <w:p>
+            <w:pPr>
+              <w:spacing w:after="0"/>
+            </w:pPr>
+            <w:r>
+              <w:rPr>
+                <w:sz w:val="18"/>
+              </w:rPr>
+              <w:t>5~6월</w:t>
+            </w:r>
+          </w:p>
+        </w:tc>
+        <w:tc>
+          <w:tcPr>
+            <w:tcW w:type="dxa" w:w="2340"/>
+          </w:tcPr>
+          <w:p>
+            <w:pPr>
+              <w:spacing w:after="0"/>
+            </w:pPr>
+            <w:r>
+              <w:rPr>
+                <w:sz w:val="18"/>
+              </w:rPr>
+              <w:t>데브매칭 + 인턴 + 역제안</w:t>
+            </w:r>
+          </w:p>
+        </w:tc>
+        <w:tc>
+          <w:tcPr>
+            <w:tcW w:type="dxa" w:w="2340"/>
+          </w:tcPr>
+          <w:p>
+            <w:pPr>
+              <w:spacing w:after="0"/>
+            </w:pPr>
+            <w:r>
+              <w:rPr>
+                <w:sz w:val="18"/>
+              </w:rPr>
+              <w:t>프로그래머스, 원티드, 랠릿</w:t>
+            </w:r>
+          </w:p>
+        </w:tc>
+        <w:tc>
+          <w:tcPr>
+            <w:tcW w:type="dxa" w:w="2340"/>
+          </w:tcPr>
+          <w:p>
+            <w:pPr>
+              <w:spacing w:after="0"/>
+            </w:pPr>
+            <w:r>
+              <w:rPr>
+                <w:sz w:val="18"/>
+              </w:rPr>
+              <w:t>프로그래머스 데브매칭 참가, 원티드 인턴 공고 지원, 랠릿에서 기업 역제안 확인, 코딩테스트 대비 집중</w:t>
+            </w:r>
+          </w:p>
+        </w:tc>
+      </w:tr>
+      <w:tr>
+        <w:tc>
+          <w:tcPr>
+            <w:tcW w:type="dxa" w:w="2340"/>
+          </w:tcPr>
+          <w:p>
+            <w:pPr>
+              <w:spacing w:after="0"/>
+            </w:pPr>
+            <w:r>
+              <w:rPr>
+                <w:sz w:val="18"/>
+              </w:rPr>
+              <w:t>7~8월</w:t>
+            </w:r>
+          </w:p>
+        </w:tc>
+        <w:tc>
+          <w:tcPr>
+            <w:tcW w:type="dxa" w:w="2340"/>
+          </w:tcPr>
+          <w:p>
+            <w:pPr>
+              <w:spacing w:after="0"/>
+            </w:pPr>
+            <w:r>
+              <w:rPr>
+                <w:sz w:val="18"/>
+              </w:rPr>
+              <w:t>하반기 대비 + 스타트업 수시</w:t>
+            </w:r>
+          </w:p>
+        </w:tc>
+        <w:tc>
+          <w:tcPr>
+            <w:tcW w:type="dxa" w:w="2340"/>
+          </w:tcPr>
+          <w:p>
+            <w:pPr>
+              <w:spacing w:after="0"/>
+            </w:pPr>
+            <w:r>
+              <w:rPr>
+                <w:sz w:val="18"/>
+              </w:rPr>
+              <w:t>로켓펀치, 프로그래머스, 점핏</w:t>
+            </w:r>
+          </w:p>
+        </w:tc>
+        <w:tc>
+          <w:tcPr>
+            <w:tcW w:type="dxa" w:w="2340"/>
+          </w:tcPr>
+          <w:p>
+            <w:pPr>
+              <w:spacing w:after="0"/>
+            </w:pPr>
+            <w:r>
+              <w:rPr>
+                <w:sz w:val="18"/>
+              </w:rPr>
+              <w:t>하반기 공채 대비 코딩테스트 연습 집중(프로그래머스), 스타트업 수시 지원(로켓펀치), 기술 블로그 작성 강화</w:t>
+            </w:r>
+          </w:p>
+        </w:tc>
+      </w:tr>
+      <w:tr>
+        <w:tc>
+          <w:tcPr>
+            <w:tcW w:type="dxa" w:w="2340"/>
+          </w:tcPr>
+          <w:p>
+            <w:pPr>
+              <w:spacing w:after="0"/>
+            </w:pPr>
+            <w:r>
+              <w:rPr>
+                <w:sz w:val="18"/>
+              </w:rPr>
+              <w:t>9~10월</w:t>
+            </w:r>
+          </w:p>
+        </w:tc>
+        <w:tc>
+          <w:tcPr>
+            <w:tcW w:type="dxa" w:w="2340"/>
+          </w:tcPr>
+          <w:p>
+            <w:pPr>
+              <w:spacing w:after="0"/>
+            </w:pPr>
+            <w:r>
+              <w:rPr>
+                <w:sz w:val="18"/>
+              </w:rPr>
+              <w:t>하반기 대기업 공채 집중</w:t>
+            </w:r>
+          </w:p>
+        </w:tc>
+        <w:tc>
+          <w:tcPr>
+            <w:tcW w:type="dxa" w:w="2340"/>
+          </w:tcPr>
+          <w:p>
+            <w:pPr>
+              <w:spacing w:after="0"/>
+            </w:pPr>
+            <w:r>
+              <w:rPr>
+                <w:sz w:val="18"/>
+              </w:rPr>
+              <w:t>잡코리아, 캐치, 점핏, 원티드</w:t>
+            </w:r>
+          </w:p>
+        </w:tc>
+        <w:tc>
+          <w:tcPr>
+            <w:tcW w:type="dxa" w:w="2340"/>
+          </w:tcPr>
+          <w:p>
+            <w:pPr>
+              <w:spacing w:after="0"/>
+            </w:pPr>
+            <w:r>
+              <w:rPr>
+                <w:sz w:val="18"/>
+              </w:rPr>
+              <w:t>삼성·현대·SK 등 대기업 공채 집중 지원, 동시에 수시채용도 병행, 면접 스터디 활용</w:t>
+            </w:r>
+          </w:p>
+        </w:tc>
+      </w:tr>
+      <w:tr>
+        <w:tc>
+          <w:tcPr>
+            <w:tcW w:type="dxa" w:w="2340"/>
+          </w:tcPr>
+          <w:p>
+            <w:pPr>
+              <w:spacing w:after="0"/>
+            </w:pPr>
+            <w:r>
+              <w:rPr>
+                <w:sz w:val="18"/>
+              </w:rPr>
+              <w:t>11~12월</w:t>
+            </w:r>
+          </w:p>
+        </w:tc>
+        <w:tc>
+          <w:tcPr>
+            <w:tcW w:type="dxa" w:w="2340"/>
+          </w:tcPr>
+          <w:p>
+            <w:pPr>
+              <w:spacing w:after="0"/>
+            </w:pPr>
+            <w:r>
+              <w:rPr>
+                <w:sz w:val="18"/>
+              </w:rPr>
+              <w:t>면접 집중 + 차년도 준비</w:t>
+            </w:r>
+          </w:p>
+        </w:tc>
+        <w:tc>
+          <w:tcPr>
+            <w:tcW w:type="dxa" w:w="2340"/>
+          </w:tcPr>
+          <w:p>
+            <w:pPr>
+              <w:spacing w:after="0"/>
+            </w:pPr>
+            <w:r>
+              <w:rPr>
+                <w:sz w:val="18"/>
+              </w:rPr>
+              <w:t>블라인드, OKKY, 전 플랫폼</w:t>
+            </w:r>
+          </w:p>
+        </w:tc>
+        <w:tc>
+          <w:tcPr>
+            <w:tcW w:type="dxa" w:w="2340"/>
+          </w:tcPr>
+          <w:p>
+            <w:pPr>
+              <w:spacing w:after="0"/>
+            </w:pPr>
+            <w:r>
+              <w:rPr>
+                <w:sz w:val="18"/>
+              </w:rPr>
+              <w:t>면접 후기 확인(블라인드, OKKY), 합격 시 입사 준비, 불합격 시 차년도 전략 수립, 포트폴리오 보강</w:t>
+            </w:r>
+          </w:p>
+        </w:tc>
+      </w:tr>
+    </w:tbl>
+    <w:p/>
     <w:p>
       <w:pPr>
         <w:pStyle w:val="Heading1"/>
@@ -9673,30 +14682,13 @@
         <w:br/>
         <w:br/>
         <w:t>## 실행 방법</w:t>
-      </w:r>
-    </w:p>
-    <w:p>
-      <w:r>
+        <w:br/>
         <w:t>git clone [repo-url]</w:t>
-      </w:r>
-    </w:p>
-    <w:p>
-      <w:r>
+        <w:br/>
         <w:t>cd [project]</w:t>
-      </w:r>
-    </w:p>
-    <w:p>
-      <w:r>
+        <w:br/>
         <w:t>docker-compose up</w:t>
-      </w:r>
-    </w:p>
-    <w:p>
-      <w:pPr/>
-      <w:r>
-        <w:rPr>
-          <w:rFonts w:ascii="Courier New" w:hAnsi="Courier New"/>
-          <w:sz w:val="16"/>
-        </w:rPr>
+        <w:br/>
         <w:br/>
         <w:t>## 배운 점 / 트러블슈팅</w:t>
         <w:br/>
@@ -11571,7 +16563,7 @@
         <w:pStyle w:val="Heading1"/>
       </w:pPr>
       <w:r>
-        <w:t>10. 월별 취업준비 로드맵</w:t>
+        <w:t>10. 참고자료 및 출처</w:t>
       </w:r>
     </w:p>
     <w:p>
@@ -11579,1295 +16571,7 @@
         <w:pStyle w:val="Heading2"/>
       </w:pPr>
       <w:r>
-        <w:t>10.1 4학년 1학기 (3월~6월) - 기반 구축기</w:t>
-      </w:r>
-    </w:p>
-    <w:tbl>
-      <w:tblPr>
-        <w:tblStyle w:val="TableGrid"/>
-        <w:tblW w:type="auto" w:w="0"/>
-        <w:jc w:val="center"/>
-        <w:tblLook w:firstColumn="1" w:firstRow="1" w:lastColumn="0" w:lastRow="0" w:noHBand="0" w:noVBand="1" w:val="04A0"/>
-      </w:tblPr>
-      <w:tblGrid>
-        <w:gridCol w:w="3120"/>
-        <w:gridCol w:w="3120"/>
-        <w:gridCol w:w="3120"/>
-      </w:tblGrid>
-      <w:tr>
-        <w:tc>
-          <w:tcPr>
-            <w:tcW w:type="dxa" w:w="3120"/>
-          </w:tcPr>
-          <w:p>
-            <w:pPr>
-              <w:spacing w:after="0"/>
-            </w:pPr>
-            <w:r>
-              <w:rPr>
-                <w:b/>
-                <w:sz w:val="18"/>
-              </w:rPr>
-              <w:t>월</w:t>
-            </w:r>
-          </w:p>
-        </w:tc>
-        <w:tc>
-          <w:tcPr>
-            <w:tcW w:type="dxa" w:w="3120"/>
-          </w:tcPr>
-          <w:p>
-            <w:pPr>
-              <w:spacing w:after="0"/>
-            </w:pPr>
-            <w:r>
-              <w:rPr>
-                <w:b/>
-                <w:sz w:val="18"/>
-              </w:rPr>
-              <w:t>핵심 활동</w:t>
-            </w:r>
-          </w:p>
-        </w:tc>
-        <w:tc>
-          <w:tcPr>
-            <w:tcW w:type="dxa" w:w="3120"/>
-          </w:tcPr>
-          <w:p>
-            <w:pPr>
-              <w:spacing w:after="0"/>
-            </w:pPr>
-            <w:r>
-              <w:rPr>
-                <w:b/>
-                <w:sz w:val="18"/>
-              </w:rPr>
-              <w:t>세부 내용</w:t>
-            </w:r>
-          </w:p>
-        </w:tc>
-      </w:tr>
-      <w:tr>
-        <w:tc>
-          <w:tcPr>
-            <w:tcW w:type="dxa" w:w="3120"/>
-          </w:tcPr>
-          <w:p>
-            <w:pPr>
-              <w:spacing w:after="0"/>
-            </w:pPr>
-            <w:r>
-              <w:rPr>
-                <w:sz w:val="18"/>
-              </w:rPr>
-              <w:t>3월</w:t>
-            </w:r>
-          </w:p>
-        </w:tc>
-        <w:tc>
-          <w:tcPr>
-            <w:tcW w:type="dxa" w:w="3120"/>
-          </w:tcPr>
-          <w:p>
-            <w:pPr>
-              <w:spacing w:after="0"/>
-            </w:pPr>
-            <w:r>
-              <w:rPr>
-                <w:sz w:val="18"/>
-              </w:rPr>
-              <w:t>자기분석 + 목표 설정</w:t>
-            </w:r>
-          </w:p>
-        </w:tc>
-        <w:tc>
-          <w:tcPr>
-            <w:tcW w:type="dxa" w:w="3120"/>
-          </w:tcPr>
-          <w:p>
-            <w:pPr>
-              <w:spacing w:after="0"/>
-            </w:pPr>
-            <w:r>
-              <w:rPr>
-                <w:sz w:val="18"/>
-              </w:rPr>
-              <w:t>- 희망 직무 결정 (백엔드/프론트엔드/AI 등)&lt;br&gt;- 목표 기업 리스트 작성 (10개 이상)&lt;br&gt;- GitHub 프로필 정비 시작&lt;br&gt;- 코딩테스트 기초 시작 (백준 실버 목표)</w:t>
-            </w:r>
-          </w:p>
-        </w:tc>
-      </w:tr>
-      <w:tr>
-        <w:tc>
-          <w:tcPr>
-            <w:tcW w:type="dxa" w:w="3120"/>
-          </w:tcPr>
-          <w:p>
-            <w:pPr>
-              <w:spacing w:after="0"/>
-            </w:pPr>
-            <w:r>
-              <w:rPr>
-                <w:sz w:val="18"/>
-              </w:rPr>
-              <w:t>4월</w:t>
-            </w:r>
-          </w:p>
-        </w:tc>
-        <w:tc>
-          <w:tcPr>
-            <w:tcW w:type="dxa" w:w="3120"/>
-          </w:tcPr>
-          <w:p>
-            <w:pPr>
-              <w:spacing w:after="0"/>
-            </w:pPr>
-            <w:r>
-              <w:rPr>
-                <w:sz w:val="18"/>
-              </w:rPr>
-              <w:t>자격증 + 코딩테스트</w:t>
-            </w:r>
-          </w:p>
-        </w:tc>
-        <w:tc>
-          <w:tcPr>
-            <w:tcW w:type="dxa" w:w="3120"/>
-          </w:tcPr>
-          <w:p>
-            <w:pPr>
-              <w:spacing w:after="0"/>
-            </w:pPr>
-            <w:r>
-              <w:rPr>
-                <w:sz w:val="18"/>
-              </w:rPr>
-              <w:t>- 정보처리기사 1회 필기 응시&lt;br&gt;- 코딩테스트 매일 1~2문제 풀이&lt;br&gt;- CS 기초 복습 시작 (자료구조, OS)&lt;br&gt;- 삼성 상반기 공채 지원 검토</w:t>
-            </w:r>
-          </w:p>
-        </w:tc>
-      </w:tr>
-      <w:tr>
-        <w:tc>
-          <w:tcPr>
-            <w:tcW w:type="dxa" w:w="3120"/>
-          </w:tcPr>
-          <w:p>
-            <w:pPr>
-              <w:spacing w:after="0"/>
-            </w:pPr>
-            <w:r>
-              <w:rPr>
-                <w:sz w:val="18"/>
-              </w:rPr>
-              <w:t>5월</w:t>
-            </w:r>
-          </w:p>
-        </w:tc>
-        <w:tc>
-          <w:tcPr>
-            <w:tcW w:type="dxa" w:w="3120"/>
-          </w:tcPr>
-          <w:p>
-            <w:pPr>
-              <w:spacing w:after="0"/>
-            </w:pPr>
-            <w:r>
-              <w:rPr>
-                <w:sz w:val="18"/>
-              </w:rPr>
-              <w:t>프로젝트 + 자격증</w:t>
-            </w:r>
-          </w:p>
-        </w:tc>
-        <w:tc>
-          <w:tcPr>
-            <w:tcW w:type="dxa" w:w="3120"/>
-          </w:tcPr>
-          <w:p>
-            <w:pPr>
-              <w:spacing w:after="0"/>
-            </w:pPr>
-            <w:r>
-              <w:rPr>
-                <w:sz w:val="18"/>
-              </w:rPr>
-              <w:t>- 정보처리기사 1회 실기 준비&lt;br&gt;- 개인 프로젝트 1개 시작 또는 완성&lt;br&gt;- SQLD 응시 준비&lt;br&gt;- 코딩테스트 골드 레벨 진입 목표</w:t>
-            </w:r>
-          </w:p>
-        </w:tc>
-      </w:tr>
-      <w:tr>
-        <w:tc>
-          <w:tcPr>
-            <w:tcW w:type="dxa" w:w="3120"/>
-          </w:tcPr>
-          <w:p>
-            <w:pPr>
-              <w:spacing w:after="0"/>
-            </w:pPr>
-            <w:r>
-              <w:rPr>
-                <w:sz w:val="18"/>
-              </w:rPr>
-              <w:t>6월</w:t>
-            </w:r>
-          </w:p>
-        </w:tc>
-        <w:tc>
-          <w:tcPr>
-            <w:tcW w:type="dxa" w:w="3120"/>
-          </w:tcPr>
-          <w:p>
-            <w:pPr>
-              <w:spacing w:after="0"/>
-            </w:pPr>
-            <w:r>
-              <w:rPr>
-                <w:sz w:val="18"/>
-              </w:rPr>
-              <w:t>상반기 채용 지원</w:t>
-            </w:r>
-          </w:p>
-        </w:tc>
-        <w:tc>
-          <w:tcPr>
-            <w:tcW w:type="dxa" w:w="3120"/>
-          </w:tcPr>
-          <w:p>
-            <w:pPr>
-              <w:spacing w:after="0"/>
-            </w:pPr>
-            <w:r>
-              <w:rPr>
-                <w:sz w:val="18"/>
-              </w:rPr>
-              <w:t>- 상반기 수시채용 적극 지원 시작&lt;br&gt;- SQLD 시험 응시&lt;br&gt;- 이력서·자기소개서 초안 작성&lt;br&gt;- 캡스톤 프로젝트 마무리 및 정리</w:t>
-            </w:r>
-          </w:p>
-        </w:tc>
-      </w:tr>
-    </w:tbl>
-    <w:p/>
-    <w:p>
-      <w:pPr>
-        <w:pStyle w:val="Heading2"/>
-      </w:pPr>
-      <w:r>
-        <w:t>10.2 여름 방학 (7월~8월) - 집중 성장기</w:t>
-      </w:r>
-    </w:p>
-    <w:tbl>
-      <w:tblPr>
-        <w:tblStyle w:val="TableGrid"/>
-        <w:tblW w:type="auto" w:w="0"/>
-        <w:jc w:val="center"/>
-        <w:tblLook w:firstColumn="1" w:firstRow="1" w:lastColumn="0" w:lastRow="0" w:noHBand="0" w:noVBand="1" w:val="04A0"/>
-      </w:tblPr>
-      <w:tblGrid>
-        <w:gridCol w:w="3120"/>
-        <w:gridCol w:w="3120"/>
-        <w:gridCol w:w="3120"/>
-      </w:tblGrid>
-      <w:tr>
-        <w:tc>
-          <w:tcPr>
-            <w:tcW w:type="dxa" w:w="3120"/>
-          </w:tcPr>
-          <w:p>
-            <w:pPr>
-              <w:spacing w:after="0"/>
-            </w:pPr>
-            <w:r>
-              <w:rPr>
-                <w:b/>
-                <w:sz w:val="18"/>
-              </w:rPr>
-              <w:t>월</w:t>
-            </w:r>
-          </w:p>
-        </w:tc>
-        <w:tc>
-          <w:tcPr>
-            <w:tcW w:type="dxa" w:w="3120"/>
-          </w:tcPr>
-          <w:p>
-            <w:pPr>
-              <w:spacing w:after="0"/>
-            </w:pPr>
-            <w:r>
-              <w:rPr>
-                <w:b/>
-                <w:sz w:val="18"/>
-              </w:rPr>
-              <w:t>핵심 활동</w:t>
-            </w:r>
-          </w:p>
-        </w:tc>
-        <w:tc>
-          <w:tcPr>
-            <w:tcW w:type="dxa" w:w="3120"/>
-          </w:tcPr>
-          <w:p>
-            <w:pPr>
-              <w:spacing w:after="0"/>
-            </w:pPr>
-            <w:r>
-              <w:rPr>
-                <w:b/>
-                <w:sz w:val="18"/>
-              </w:rPr>
-              <w:t>세부 내용</w:t>
-            </w:r>
-          </w:p>
-        </w:tc>
-      </w:tr>
-      <w:tr>
-        <w:tc>
-          <w:tcPr>
-            <w:tcW w:type="dxa" w:w="3120"/>
-          </w:tcPr>
-          <w:p>
-            <w:pPr>
-              <w:spacing w:after="0"/>
-            </w:pPr>
-            <w:r>
-              <w:rPr>
-                <w:sz w:val="18"/>
-              </w:rPr>
-              <w:t>7월</w:t>
-            </w:r>
-          </w:p>
-        </w:tc>
-        <w:tc>
-          <w:tcPr>
-            <w:tcW w:type="dxa" w:w="3120"/>
-          </w:tcPr>
-          <w:p>
-            <w:pPr>
-              <w:spacing w:after="0"/>
-            </w:pPr>
-            <w:r>
-              <w:rPr>
-                <w:sz w:val="18"/>
-              </w:rPr>
-              <w:t>집중 코딩테스트 + 프로젝트</w:t>
-            </w:r>
-          </w:p>
-        </w:tc>
-        <w:tc>
-          <w:tcPr>
-            <w:tcW w:type="dxa" w:w="3120"/>
-          </w:tcPr>
-          <w:p>
-            <w:pPr>
-              <w:spacing w:after="0"/>
-            </w:pPr>
-            <w:r>
-              <w:rPr>
-                <w:sz w:val="18"/>
-              </w:rPr>
-              <w:t>- 코딩테스트 하루 3문제 이상 (골드~플래티넘)&lt;br&gt;- 포트폴리오 프로젝트 2번째 시작&lt;br&gt;- 기술 블로그 주 2회 작성&lt;br&gt;- CS 심화 학습 (네트워크, DB)</w:t>
-            </w:r>
-          </w:p>
-        </w:tc>
-      </w:tr>
-      <w:tr>
-        <w:tc>
-          <w:tcPr>
-            <w:tcW w:type="dxa" w:w="3120"/>
-          </w:tcPr>
-          <w:p>
-            <w:pPr>
-              <w:spacing w:after="0"/>
-            </w:pPr>
-            <w:r>
-              <w:rPr>
-                <w:sz w:val="18"/>
-              </w:rPr>
-              <w:t>8월</w:t>
-            </w:r>
-          </w:p>
-        </w:tc>
-        <w:tc>
-          <w:tcPr>
-            <w:tcW w:type="dxa" w:w="3120"/>
-          </w:tcPr>
-          <w:p>
-            <w:pPr>
-              <w:spacing w:after="0"/>
-            </w:pPr>
-            <w:r>
-              <w:rPr>
-                <w:sz w:val="18"/>
-              </w:rPr>
-              <w:t>하반기 채용 준비 총력</w:t>
-            </w:r>
-          </w:p>
-        </w:tc>
-        <w:tc>
-          <w:tcPr>
-            <w:tcW w:type="dxa" w:w="3120"/>
-          </w:tcPr>
-          <w:p>
-            <w:pPr>
-              <w:spacing w:after="0"/>
-            </w:pPr>
-            <w:r>
-              <w:rPr>
-                <w:sz w:val="18"/>
-              </w:rPr>
-              <w:t>- 삼성 SW역량테스트 대비 (코드트리 집중)&lt;br&gt;- 하반기 대기업 공채 접수 시작&lt;br&gt;- 모의면접 연습 (스터디 구성)&lt;br&gt;- 정보처리기사 2회 실기 응시&lt;br&gt;- AWS CCP 자격증 취득 시도</w:t>
-            </w:r>
-          </w:p>
-        </w:tc>
-      </w:tr>
-    </w:tbl>
-    <w:p/>
-    <w:p>
-      <w:pPr>
-        <w:pStyle w:val="Heading2"/>
-      </w:pPr>
-      <w:r>
-        <w:t>10.3 4학년 2학기 (9월~12월) - 본격 취업 활동기</w:t>
-      </w:r>
-    </w:p>
-    <w:tbl>
-      <w:tblPr>
-        <w:tblStyle w:val="TableGrid"/>
-        <w:tblW w:type="auto" w:w="0"/>
-        <w:jc w:val="center"/>
-        <w:tblLook w:firstColumn="1" w:firstRow="1" w:lastColumn="0" w:lastRow="0" w:noHBand="0" w:noVBand="1" w:val="04A0"/>
-      </w:tblPr>
-      <w:tblGrid>
-        <w:gridCol w:w="3120"/>
-        <w:gridCol w:w="3120"/>
-        <w:gridCol w:w="3120"/>
-      </w:tblGrid>
-      <w:tr>
-        <w:tc>
-          <w:tcPr>
-            <w:tcW w:type="dxa" w:w="3120"/>
-          </w:tcPr>
-          <w:p>
-            <w:pPr>
-              <w:spacing w:after="0"/>
-            </w:pPr>
-            <w:r>
-              <w:rPr>
-                <w:b/>
-                <w:sz w:val="18"/>
-              </w:rPr>
-              <w:t>월</w:t>
-            </w:r>
-          </w:p>
-        </w:tc>
-        <w:tc>
-          <w:tcPr>
-            <w:tcW w:type="dxa" w:w="3120"/>
-          </w:tcPr>
-          <w:p>
-            <w:pPr>
-              <w:spacing w:after="0"/>
-            </w:pPr>
-            <w:r>
-              <w:rPr>
-                <w:b/>
-                <w:sz w:val="18"/>
-              </w:rPr>
-              <w:t>핵심 활동</w:t>
-            </w:r>
-          </w:p>
-        </w:tc>
-        <w:tc>
-          <w:tcPr>
-            <w:tcW w:type="dxa" w:w="3120"/>
-          </w:tcPr>
-          <w:p>
-            <w:pPr>
-              <w:spacing w:after="0"/>
-            </w:pPr>
-            <w:r>
-              <w:rPr>
-                <w:b/>
-                <w:sz w:val="18"/>
-              </w:rPr>
-              <w:t>세부 내용</w:t>
-            </w:r>
-          </w:p>
-        </w:tc>
-      </w:tr>
-      <w:tr>
-        <w:tc>
-          <w:tcPr>
-            <w:tcW w:type="dxa" w:w="3120"/>
-          </w:tcPr>
-          <w:p>
-            <w:pPr>
-              <w:spacing w:after="0"/>
-            </w:pPr>
-            <w:r>
-              <w:rPr>
-                <w:sz w:val="18"/>
-              </w:rPr>
-              <w:t>9월</w:t>
-            </w:r>
-          </w:p>
-        </w:tc>
-        <w:tc>
-          <w:tcPr>
-            <w:tcW w:type="dxa" w:w="3120"/>
-          </w:tcPr>
-          <w:p>
-            <w:pPr>
-              <w:spacing w:after="0"/>
-            </w:pPr>
-            <w:r>
-              <w:rPr>
-                <w:sz w:val="18"/>
-              </w:rPr>
-              <w:t>대기업 공채 집중</w:t>
-            </w:r>
-          </w:p>
-        </w:tc>
-        <w:tc>
-          <w:tcPr>
-            <w:tcW w:type="dxa" w:w="3120"/>
-          </w:tcPr>
-          <w:p>
-            <w:pPr>
-              <w:spacing w:after="0"/>
-            </w:pPr>
-            <w:r>
-              <w:rPr>
-                <w:sz w:val="18"/>
-              </w:rPr>
-              <w:t>- 삼성 SW역량테스트 응시&lt;br&gt;- 현대차, SK 등 그룹사 코딩테스트 응시&lt;br&gt;- 네이버·카카오 수시채용 지원&lt;br&gt;- 기술면접 대비 모의면접 주 2회</w:t>
-            </w:r>
-          </w:p>
-        </w:tc>
-      </w:tr>
-      <w:tr>
-        <w:tc>
-          <w:tcPr>
-            <w:tcW w:type="dxa" w:w="3120"/>
-          </w:tcPr>
-          <w:p>
-            <w:pPr>
-              <w:spacing w:after="0"/>
-            </w:pPr>
-            <w:r>
-              <w:rPr>
-                <w:sz w:val="18"/>
-              </w:rPr>
-              <w:t>10월</w:t>
-            </w:r>
-          </w:p>
-        </w:tc>
-        <w:tc>
-          <w:tcPr>
-            <w:tcW w:type="dxa" w:w="3120"/>
-          </w:tcPr>
-          <w:p>
-            <w:pPr>
-              <w:spacing w:after="0"/>
-            </w:pPr>
-            <w:r>
-              <w:rPr>
-                <w:sz w:val="18"/>
-              </w:rPr>
-              <w:t>면접 집중</w:t>
-            </w:r>
-          </w:p>
-        </w:tc>
-        <w:tc>
-          <w:tcPr>
-            <w:tcW w:type="dxa" w:w="3120"/>
-          </w:tcPr>
-          <w:p>
-            <w:pPr>
-              <w:spacing w:after="0"/>
-            </w:pPr>
-            <w:r>
-              <w:rPr>
-                <w:sz w:val="18"/>
-              </w:rPr>
-              <w:t>- 서류 합격 기업 면접 준비&lt;br&gt;- 기술면접 + 인성면접 대비&lt;br&gt;- 추가 기업 수시채용 계속 지원&lt;br&gt;- 부족한 부분 보완 학습</w:t>
-            </w:r>
-          </w:p>
-        </w:tc>
-      </w:tr>
-      <w:tr>
-        <w:tc>
-          <w:tcPr>
-            <w:tcW w:type="dxa" w:w="3120"/>
-          </w:tcPr>
-          <w:p>
-            <w:pPr>
-              <w:spacing w:after="0"/>
-            </w:pPr>
-            <w:r>
-              <w:rPr>
-                <w:sz w:val="18"/>
-              </w:rPr>
-              <w:t>11월</w:t>
-            </w:r>
-          </w:p>
-        </w:tc>
-        <w:tc>
-          <w:tcPr>
-            <w:tcW w:type="dxa" w:w="3120"/>
-          </w:tcPr>
-          <w:p>
-            <w:pPr>
-              <w:spacing w:after="0"/>
-            </w:pPr>
-            <w:r>
-              <w:rPr>
-                <w:sz w:val="18"/>
-              </w:rPr>
-              <w:t>추가 지원 + 보완</w:t>
-            </w:r>
-          </w:p>
-        </w:tc>
-        <w:tc>
-          <w:tcPr>
-            <w:tcW w:type="dxa" w:w="3120"/>
-          </w:tcPr>
-          <w:p>
-            <w:pPr>
-              <w:spacing w:after="0"/>
-            </w:pPr>
-            <w:r>
-              <w:rPr>
-                <w:sz w:val="18"/>
-              </w:rPr>
-              <w:t>- 미합격 기업 피드백 분석&lt;br&gt;- 추가 수시채용 지원&lt;br&gt;- 포트폴리오 업데이트&lt;br&gt;- 정보처리기사 3회 실기 (미취득 시)</w:t>
-            </w:r>
-          </w:p>
-        </w:tc>
-      </w:tr>
-      <w:tr>
-        <w:tc>
-          <w:tcPr>
-            <w:tcW w:type="dxa" w:w="3120"/>
-          </w:tcPr>
-          <w:p>
-            <w:pPr>
-              <w:spacing w:after="0"/>
-            </w:pPr>
-            <w:r>
-              <w:rPr>
-                <w:sz w:val="18"/>
-              </w:rPr>
-              <w:t>12월</w:t>
-            </w:r>
-          </w:p>
-        </w:tc>
-        <w:tc>
-          <w:tcPr>
-            <w:tcW w:type="dxa" w:w="3120"/>
-          </w:tcPr>
-          <w:p>
-            <w:pPr>
-              <w:spacing w:after="0"/>
-            </w:pPr>
-            <w:r>
-              <w:rPr>
-                <w:sz w:val="18"/>
-              </w:rPr>
-              <w:t>마무리 + 차년도 준비</w:t>
-            </w:r>
-          </w:p>
-        </w:tc>
-        <w:tc>
-          <w:tcPr>
-            <w:tcW w:type="dxa" w:w="3120"/>
-          </w:tcPr>
-          <w:p>
-            <w:pPr>
-              <w:spacing w:after="0"/>
-            </w:pPr>
-            <w:r>
-              <w:rPr>
-                <w:sz w:val="18"/>
-              </w:rPr>
-              <w:t>- 하반기 채용 결과 확인&lt;br&gt;- 미취업 시 다음 해 상반기 전략 수립&lt;br&gt;- 인턴십 지원 검토&lt;br&gt;- 기술 스택 심화 학습 지속</w:t>
-            </w:r>
-          </w:p>
-        </w:tc>
-      </w:tr>
-    </w:tbl>
-    <w:p/>
-    <w:p>
-      <w:pPr>
-        <w:pStyle w:val="Heading2"/>
-      </w:pPr>
-      <w:r>
-        <w:t>10.4 주간 시간 배분 (예시)</w:t>
-      </w:r>
-    </w:p>
-    <w:tbl>
-      <w:tblPr>
-        <w:tblStyle w:val="TableGrid"/>
-        <w:tblW w:type="auto" w:w="0"/>
-        <w:jc w:val="center"/>
-        <w:tblLook w:firstColumn="1" w:firstRow="1" w:lastColumn="0" w:lastRow="0" w:noHBand="0" w:noVBand="1" w:val="04A0"/>
-      </w:tblPr>
-      <w:tblGrid>
-        <w:gridCol w:w="1170"/>
-        <w:gridCol w:w="1170"/>
-        <w:gridCol w:w="1170"/>
-        <w:gridCol w:w="1170"/>
-        <w:gridCol w:w="1170"/>
-        <w:gridCol w:w="1170"/>
-        <w:gridCol w:w="1170"/>
-        <w:gridCol w:w="1170"/>
-      </w:tblGrid>
-      <w:tr>
-        <w:tc>
-          <w:tcPr>
-            <w:tcW w:type="dxa" w:w="1170"/>
-          </w:tcPr>
-          <w:p>
-            <w:pPr>
-              <w:spacing w:after="0"/>
-            </w:pPr>
-            <w:r>
-              <w:rPr>
-                <w:b/>
-                <w:sz w:val="18"/>
-              </w:rPr>
-              <w:t>시간대</w:t>
-            </w:r>
-          </w:p>
-        </w:tc>
-        <w:tc>
-          <w:tcPr>
-            <w:tcW w:type="dxa" w:w="1170"/>
-          </w:tcPr>
-          <w:p>
-            <w:pPr>
-              <w:spacing w:after="0"/>
-            </w:pPr>
-            <w:r>
-              <w:rPr>
-                <w:b/>
-                <w:sz w:val="18"/>
-              </w:rPr>
-              <w:t>월</w:t>
-            </w:r>
-          </w:p>
-        </w:tc>
-        <w:tc>
-          <w:tcPr>
-            <w:tcW w:type="dxa" w:w="1170"/>
-          </w:tcPr>
-          <w:p>
-            <w:pPr>
-              <w:spacing w:after="0"/>
-            </w:pPr>
-            <w:r>
-              <w:rPr>
-                <w:b/>
-                <w:sz w:val="18"/>
-              </w:rPr>
-              <w:t>화</w:t>
-            </w:r>
-          </w:p>
-        </w:tc>
-        <w:tc>
-          <w:tcPr>
-            <w:tcW w:type="dxa" w:w="1170"/>
-          </w:tcPr>
-          <w:p>
-            <w:pPr>
-              <w:spacing w:after="0"/>
-            </w:pPr>
-            <w:r>
-              <w:rPr>
-                <w:b/>
-                <w:sz w:val="18"/>
-              </w:rPr>
-              <w:t>수</w:t>
-            </w:r>
-          </w:p>
-        </w:tc>
-        <w:tc>
-          <w:tcPr>
-            <w:tcW w:type="dxa" w:w="1170"/>
-          </w:tcPr>
-          <w:p>
-            <w:pPr>
-              <w:spacing w:after="0"/>
-            </w:pPr>
-            <w:r>
-              <w:rPr>
-                <w:b/>
-                <w:sz w:val="18"/>
-              </w:rPr>
-              <w:t>목</w:t>
-            </w:r>
-          </w:p>
-        </w:tc>
-        <w:tc>
-          <w:tcPr>
-            <w:tcW w:type="dxa" w:w="1170"/>
-          </w:tcPr>
-          <w:p>
-            <w:pPr>
-              <w:spacing w:after="0"/>
-            </w:pPr>
-            <w:r>
-              <w:rPr>
-                <w:b/>
-                <w:sz w:val="18"/>
-              </w:rPr>
-              <w:t>금</w:t>
-            </w:r>
-          </w:p>
-        </w:tc>
-        <w:tc>
-          <w:tcPr>
-            <w:tcW w:type="dxa" w:w="1170"/>
-          </w:tcPr>
-          <w:p>
-            <w:pPr>
-              <w:spacing w:after="0"/>
-            </w:pPr>
-            <w:r>
-              <w:rPr>
-                <w:b/>
-                <w:sz w:val="18"/>
-              </w:rPr>
-              <w:t>토</w:t>
-            </w:r>
-          </w:p>
-        </w:tc>
-        <w:tc>
-          <w:tcPr>
-            <w:tcW w:type="dxa" w:w="1170"/>
-          </w:tcPr>
-          <w:p>
-            <w:pPr>
-              <w:spacing w:after="0"/>
-            </w:pPr>
-            <w:r>
-              <w:rPr>
-                <w:b/>
-                <w:sz w:val="18"/>
-              </w:rPr>
-              <w:t>일</w:t>
-            </w:r>
-          </w:p>
-        </w:tc>
-      </w:tr>
-      <w:tr>
-        <w:tc>
-          <w:tcPr>
-            <w:tcW w:type="dxa" w:w="1170"/>
-          </w:tcPr>
-          <w:p>
-            <w:pPr>
-              <w:spacing w:after="0"/>
-            </w:pPr>
-            <w:r>
-              <w:rPr>
-                <w:sz w:val="18"/>
-              </w:rPr>
-              <w:t>오전</w:t>
-            </w:r>
-          </w:p>
-        </w:tc>
-        <w:tc>
-          <w:tcPr>
-            <w:tcW w:type="dxa" w:w="1170"/>
-          </w:tcPr>
-          <w:p>
-            <w:pPr>
-              <w:spacing w:after="0"/>
-            </w:pPr>
-            <w:r>
-              <w:rPr>
-                <w:sz w:val="18"/>
-              </w:rPr>
-              <w:t>코딩테스트</w:t>
-            </w:r>
-          </w:p>
-        </w:tc>
-        <w:tc>
-          <w:tcPr>
-            <w:tcW w:type="dxa" w:w="1170"/>
-          </w:tcPr>
-          <w:p>
-            <w:pPr>
-              <w:spacing w:after="0"/>
-            </w:pPr>
-            <w:r>
-              <w:rPr>
-                <w:sz w:val="18"/>
-              </w:rPr>
-              <w:t>CS학습</w:t>
-            </w:r>
-          </w:p>
-        </w:tc>
-        <w:tc>
-          <w:tcPr>
-            <w:tcW w:type="dxa" w:w="1170"/>
-          </w:tcPr>
-          <w:p>
-            <w:pPr>
-              <w:spacing w:after="0"/>
-            </w:pPr>
-            <w:r>
-              <w:rPr>
-                <w:sz w:val="18"/>
-              </w:rPr>
-              <w:t>코딩테스트</w:t>
-            </w:r>
-          </w:p>
-        </w:tc>
-        <w:tc>
-          <w:tcPr>
-            <w:tcW w:type="dxa" w:w="1170"/>
-          </w:tcPr>
-          <w:p>
-            <w:pPr>
-              <w:spacing w:after="0"/>
-            </w:pPr>
-            <w:r>
-              <w:rPr>
-                <w:sz w:val="18"/>
-              </w:rPr>
-              <w:t>CS학습</w:t>
-            </w:r>
-          </w:p>
-        </w:tc>
-        <w:tc>
-          <w:tcPr>
-            <w:tcW w:type="dxa" w:w="1170"/>
-          </w:tcPr>
-          <w:p>
-            <w:pPr>
-              <w:spacing w:after="0"/>
-            </w:pPr>
-            <w:r>
-              <w:rPr>
-                <w:sz w:val="18"/>
-              </w:rPr>
-              <w:t>코딩테스트</w:t>
-            </w:r>
-          </w:p>
-        </w:tc>
-        <w:tc>
-          <w:tcPr>
-            <w:tcW w:type="dxa" w:w="1170"/>
-          </w:tcPr>
-          <w:p>
-            <w:pPr>
-              <w:spacing w:after="0"/>
-            </w:pPr>
-            <w:r>
-              <w:rPr>
-                <w:sz w:val="18"/>
-              </w:rPr>
-              <w:t>프로젝트</w:t>
-            </w:r>
-          </w:p>
-        </w:tc>
-        <w:tc>
-          <w:tcPr>
-            <w:tcW w:type="dxa" w:w="1170"/>
-          </w:tcPr>
-          <w:p>
-            <w:pPr>
-              <w:spacing w:after="0"/>
-            </w:pPr>
-            <w:r>
-              <w:rPr>
-                <w:sz w:val="18"/>
-              </w:rPr>
-              <w:t>휴식</w:t>
-            </w:r>
-          </w:p>
-        </w:tc>
-      </w:tr>
-      <w:tr>
-        <w:tc>
-          <w:tcPr>
-            <w:tcW w:type="dxa" w:w="1170"/>
-          </w:tcPr>
-          <w:p>
-            <w:pPr>
-              <w:spacing w:after="0"/>
-            </w:pPr>
-            <w:r>
-              <w:rPr>
-                <w:sz w:val="18"/>
-              </w:rPr>
-              <w:t>오후</w:t>
-            </w:r>
-          </w:p>
-        </w:tc>
-        <w:tc>
-          <w:tcPr>
-            <w:tcW w:type="dxa" w:w="1170"/>
-          </w:tcPr>
-          <w:p>
-            <w:pPr>
-              <w:spacing w:after="0"/>
-            </w:pPr>
-            <w:r>
-              <w:rPr>
-                <w:sz w:val="18"/>
-              </w:rPr>
-              <w:t>수업/프로젝트</w:t>
-            </w:r>
-          </w:p>
-        </w:tc>
-        <w:tc>
-          <w:tcPr>
-            <w:tcW w:type="dxa" w:w="1170"/>
-          </w:tcPr>
-          <w:p>
-            <w:pPr>
-              <w:spacing w:after="0"/>
-            </w:pPr>
-            <w:r>
-              <w:rPr>
-                <w:sz w:val="18"/>
-              </w:rPr>
-              <w:t>수업/프로젝트</w:t>
-            </w:r>
-          </w:p>
-        </w:tc>
-        <w:tc>
-          <w:tcPr>
-            <w:tcW w:type="dxa" w:w="1170"/>
-          </w:tcPr>
-          <w:p>
-            <w:pPr>
-              <w:spacing w:after="0"/>
-            </w:pPr>
-            <w:r>
-              <w:rPr>
-                <w:sz w:val="18"/>
-              </w:rPr>
-              <w:t>수업/프로젝트</w:t>
-            </w:r>
-          </w:p>
-        </w:tc>
-        <w:tc>
-          <w:tcPr>
-            <w:tcW w:type="dxa" w:w="1170"/>
-          </w:tcPr>
-          <w:p>
-            <w:pPr>
-              <w:spacing w:after="0"/>
-            </w:pPr>
-            <w:r>
-              <w:rPr>
-                <w:sz w:val="18"/>
-              </w:rPr>
-              <w:t>수업/프로젝트</w:t>
-            </w:r>
-          </w:p>
-        </w:tc>
-        <w:tc>
-          <w:tcPr>
-            <w:tcW w:type="dxa" w:w="1170"/>
-          </w:tcPr>
-          <w:p>
-            <w:pPr>
-              <w:spacing w:after="0"/>
-            </w:pPr>
-            <w:r>
-              <w:rPr>
-                <w:sz w:val="18"/>
-              </w:rPr>
-              <w:t>수업/프로젝트</w:t>
-            </w:r>
-          </w:p>
-        </w:tc>
-        <w:tc>
-          <w:tcPr>
-            <w:tcW w:type="dxa" w:w="1170"/>
-          </w:tcPr>
-          <w:p>
-            <w:pPr>
-              <w:spacing w:after="0"/>
-            </w:pPr>
-            <w:r>
-              <w:rPr>
-                <w:sz w:val="18"/>
-              </w:rPr>
-              <w:t>프로젝트</w:t>
-            </w:r>
-          </w:p>
-        </w:tc>
-        <w:tc>
-          <w:tcPr>
-            <w:tcW w:type="dxa" w:w="1170"/>
-          </w:tcPr>
-          <w:p>
-            <w:pPr>
-              <w:spacing w:after="0"/>
-            </w:pPr>
-            <w:r>
-              <w:rPr>
-                <w:sz w:val="18"/>
-              </w:rPr>
-              <w:t>정리/블로그</w:t>
-            </w:r>
-          </w:p>
-        </w:tc>
-      </w:tr>
-      <w:tr>
-        <w:tc>
-          <w:tcPr>
-            <w:tcW w:type="dxa" w:w="1170"/>
-          </w:tcPr>
-          <w:p>
-            <w:pPr>
-              <w:spacing w:after="0"/>
-            </w:pPr>
-            <w:r>
-              <w:rPr>
-                <w:sz w:val="18"/>
-              </w:rPr>
-              <w:t>저녁</w:t>
-            </w:r>
-          </w:p>
-        </w:tc>
-        <w:tc>
-          <w:tcPr>
-            <w:tcW w:type="dxa" w:w="1170"/>
-          </w:tcPr>
-          <w:p>
-            <w:pPr>
-              <w:spacing w:after="0"/>
-            </w:pPr>
-            <w:r>
-              <w:rPr>
-                <w:sz w:val="18"/>
-              </w:rPr>
-              <w:t>자격증 공부</w:t>
-            </w:r>
-          </w:p>
-        </w:tc>
-        <w:tc>
-          <w:tcPr>
-            <w:tcW w:type="dxa" w:w="1170"/>
-          </w:tcPr>
-          <w:p>
-            <w:pPr>
-              <w:spacing w:after="0"/>
-            </w:pPr>
-            <w:r>
-              <w:rPr>
-                <w:sz w:val="18"/>
-              </w:rPr>
-              <w:t>기술블로그</w:t>
-            </w:r>
-          </w:p>
-        </w:tc>
-        <w:tc>
-          <w:tcPr>
-            <w:tcW w:type="dxa" w:w="1170"/>
-          </w:tcPr>
-          <w:p>
-            <w:pPr>
-              <w:spacing w:after="0"/>
-            </w:pPr>
-            <w:r>
-              <w:rPr>
-                <w:sz w:val="18"/>
-              </w:rPr>
-              <w:t>모의면접</w:t>
-            </w:r>
-          </w:p>
-        </w:tc>
-        <w:tc>
-          <w:tcPr>
-            <w:tcW w:type="dxa" w:w="1170"/>
-          </w:tcPr>
-          <w:p>
-            <w:pPr>
-              <w:spacing w:after="0"/>
-            </w:pPr>
-            <w:r>
-              <w:rPr>
-                <w:sz w:val="18"/>
-              </w:rPr>
-              <w:t>자격증 공부</w:t>
-            </w:r>
-          </w:p>
-        </w:tc>
-        <w:tc>
-          <w:tcPr>
-            <w:tcW w:type="dxa" w:w="1170"/>
-          </w:tcPr>
-          <w:p>
-            <w:pPr>
-              <w:spacing w:after="0"/>
-            </w:pPr>
-            <w:r>
-              <w:rPr>
-                <w:sz w:val="18"/>
-              </w:rPr>
-              <w:t>자유</w:t>
-            </w:r>
-          </w:p>
-        </w:tc>
-        <w:tc>
-          <w:tcPr>
-            <w:tcW w:type="dxa" w:w="1170"/>
-          </w:tcPr>
-          <w:p>
-            <w:pPr>
-              <w:spacing w:after="0"/>
-            </w:pPr>
-            <w:r>
-              <w:rPr>
-                <w:sz w:val="18"/>
-              </w:rPr>
-              <w:t>자유</w:t>
-            </w:r>
-          </w:p>
-        </w:tc>
-        <w:tc>
-          <w:tcPr>
-            <w:tcW w:type="dxa" w:w="1170"/>
-          </w:tcPr>
-          <w:p>
-            <w:pPr>
-              <w:spacing w:after="0"/>
-            </w:pPr>
-            <w:r>
-              <w:rPr>
-                <w:sz w:val="18"/>
-              </w:rPr>
-              <w:t>다음주 계획</w:t>
-            </w:r>
-          </w:p>
-        </w:tc>
-      </w:tr>
-    </w:tbl>
-    <w:p/>
-    <w:p>
-      <w:pPr>
-        <w:pStyle w:val="Heading1"/>
-      </w:pPr>
-      <w:r>
-        <w:t>11. 참고자료 및 출처</w:t>
-      </w:r>
-    </w:p>
-    <w:p>
-      <w:pPr>
-        <w:pStyle w:val="Heading2"/>
-      </w:pPr>
-      <w:r>
-        <w:t>11.1 뉴스 및 리포트</w:t>
+        <w:t>10.1 뉴스 및 리포트</w:t>
       </w:r>
     </w:p>
     <w:tbl>
@@ -13488,7 +17192,7 @@
         <w:pStyle w:val="Heading2"/>
       </w:pPr>
       <w:r>
-        <w:t>11.2 GitHub 오픈소스 기술면접 자료</w:t>
+        <w:t>10.2 GitHub 오픈소스 기술면접 자료</w:t>
       </w:r>
     </w:p>
     <w:tbl>
@@ -13783,7 +17487,7 @@
         <w:pStyle w:val="Heading2"/>
       </w:pPr>
       <w:r>
-        <w:t>11.3 코딩테스트·학습 플랫폼</w:t>
+        <w:t>10.3 코딩테스트·학습 플랫폼</w:t>
       </w:r>
     </w:p>
     <w:tbl>
@@ -14078,7 +17782,7 @@
         <w:pStyle w:val="Heading2"/>
       </w:pPr>
       <w:r>
-        <w:t>11.4 채용 플랫폼</w:t>
+        <w:t>10.4 채용 플랫폼</w:t>
       </w:r>
     </w:p>
     <w:tbl>
@@ -14441,7 +18145,7 @@
         <w:pStyle w:val="Heading2"/>
       </w:pPr>
       <w:r>
-        <w:t>11.5 자격증 관련</w:t>
+        <w:t>10.5 자격증 관련</w:t>
       </w:r>
     </w:p>
     <w:tbl>
@@ -14634,7 +18338,7 @@
         <w:pStyle w:val="Heading2"/>
       </w:pPr>
       <w:r>
-        <w:t>11.6 기업 연봉·리뷰</w:t>
+        <w:t>10.6 기업 연봉·리뷰</w:t>
       </w:r>
     </w:p>
     <w:tbl>
@@ -14793,7 +18497,7 @@
         <w:pStyle w:val="Heading2"/>
       </w:pPr>
       <w:r>
-        <w:t>11.7 추천 학습 자료 (도서)</w:t>
+        <w:t>10.7 추천 학습 자료 (도서)</w:t>
       </w:r>
     </w:p>
     <w:tbl>
@@ -15337,6 +19041,335 @@
                 <w:sz w:val="18"/>
               </w:rPr>
               <w:t>DB 심화</w:t>
+            </w:r>
+          </w:p>
+        </w:tc>
+      </w:tr>
+    </w:tbl>
+    <w:p/>
+    <w:p>
+      <w:pPr>
+        <w:pStyle w:val="Heading2"/>
+      </w:pPr>
+      <w:r>
+        <w:t>10.8 개발자 커뮤니티 및 기술 블로그</w:t>
+      </w:r>
+    </w:p>
+    <w:tbl>
+      <w:tblPr>
+        <w:tblStyle w:val="TableGrid"/>
+        <w:tblW w:type="auto" w:w="0"/>
+        <w:jc w:val="center"/>
+        <w:tblLook w:firstColumn="1" w:firstRow="1" w:lastColumn="0" w:lastRow="0" w:noHBand="0" w:noVBand="1" w:val="04A0"/>
+      </w:tblPr>
+      <w:tblGrid>
+        <w:gridCol w:w="4680"/>
+        <w:gridCol w:w="4680"/>
+      </w:tblGrid>
+      <w:tr>
+        <w:tc>
+          <w:tcPr>
+            <w:tcW w:type="dxa" w:w="4680"/>
+          </w:tcPr>
+          <w:p>
+            <w:pPr>
+              <w:spacing w:after="0"/>
+            </w:pPr>
+            <w:r>
+              <w:rPr>
+                <w:b/>
+                <w:sz w:val="18"/>
+              </w:rPr>
+              <w:t>사이트</w:t>
+            </w:r>
+          </w:p>
+        </w:tc>
+        <w:tc>
+          <w:tcPr>
+            <w:tcW w:type="dxa" w:w="4680"/>
+          </w:tcPr>
+          <w:p>
+            <w:pPr>
+              <w:spacing w:after="0"/>
+            </w:pPr>
+            <w:r>
+              <w:rPr>
+                <w:b/>
+                <w:sz w:val="18"/>
+              </w:rPr>
+              <w:t>URL</w:t>
+            </w:r>
+          </w:p>
+        </w:tc>
+      </w:tr>
+      <w:tr>
+        <w:tc>
+          <w:tcPr>
+            <w:tcW w:type="dxa" w:w="4680"/>
+          </w:tcPr>
+          <w:p>
+            <w:pPr>
+              <w:spacing w:after="0"/>
+            </w:pPr>
+            <w:r>
+              <w:rPr>
+                <w:sz w:val="18"/>
+              </w:rPr>
+              <w:t>OKKY</w:t>
+            </w:r>
+          </w:p>
+        </w:tc>
+        <w:tc>
+          <w:tcPr>
+            <w:tcW w:type="dxa" w:w="4680"/>
+          </w:tcPr>
+          <w:p>
+            <w:pPr>
+              <w:spacing w:after="0"/>
+            </w:pPr>
+            <w:r>
+              <w:rPr>
+                <w:sz w:val="18"/>
+              </w:rPr>
+              <w:t>https://okky.kr</w:t>
+            </w:r>
+          </w:p>
+        </w:tc>
+      </w:tr>
+      <w:tr>
+        <w:tc>
+          <w:tcPr>
+            <w:tcW w:type="dxa" w:w="4680"/>
+          </w:tcPr>
+          <w:p>
+            <w:pPr>
+              <w:spacing w:after="0"/>
+            </w:pPr>
+            <w:r>
+              <w:rPr>
+                <w:sz w:val="18"/>
+              </w:rPr>
+              <w:t>velog</w:t>
+            </w:r>
+          </w:p>
+        </w:tc>
+        <w:tc>
+          <w:tcPr>
+            <w:tcW w:type="dxa" w:w="4680"/>
+          </w:tcPr>
+          <w:p>
+            <w:pPr>
+              <w:spacing w:after="0"/>
+            </w:pPr>
+            <w:r>
+              <w:rPr>
+                <w:sz w:val="18"/>
+              </w:rPr>
+              <w:t>https://velog.io</w:t>
+            </w:r>
+          </w:p>
+        </w:tc>
+      </w:tr>
+      <w:tr>
+        <w:tc>
+          <w:tcPr>
+            <w:tcW w:type="dxa" w:w="4680"/>
+          </w:tcPr>
+          <w:p>
+            <w:pPr>
+              <w:spacing w:after="0"/>
+            </w:pPr>
+            <w:r>
+              <w:rPr>
+                <w:sz w:val="18"/>
+              </w:rPr>
+              <w:t>디스콰이엇</w:t>
+            </w:r>
+          </w:p>
+        </w:tc>
+        <w:tc>
+          <w:tcPr>
+            <w:tcW w:type="dxa" w:w="4680"/>
+          </w:tcPr>
+          <w:p>
+            <w:pPr>
+              <w:spacing w:after="0"/>
+            </w:pPr>
+            <w:r>
+              <w:rPr>
+                <w:sz w:val="18"/>
+              </w:rPr>
+              <w:t>https://disquiet.io</w:t>
+            </w:r>
+          </w:p>
+        </w:tc>
+      </w:tr>
+      <w:tr>
+        <w:tc>
+          <w:tcPr>
+            <w:tcW w:type="dxa" w:w="4680"/>
+          </w:tcPr>
+          <w:p>
+            <w:pPr>
+              <w:spacing w:after="0"/>
+            </w:pPr>
+            <w:r>
+              <w:rPr>
+                <w:sz w:val="18"/>
+              </w:rPr>
+              <w:t>카카오 기술블로그</w:t>
+            </w:r>
+          </w:p>
+        </w:tc>
+        <w:tc>
+          <w:tcPr>
+            <w:tcW w:type="dxa" w:w="4680"/>
+          </w:tcPr>
+          <w:p>
+            <w:pPr>
+              <w:spacing w:after="0"/>
+            </w:pPr>
+            <w:r>
+              <w:rPr>
+                <w:sz w:val="18"/>
+              </w:rPr>
+              <w:t>https://tech.kakao.com</w:t>
+            </w:r>
+          </w:p>
+        </w:tc>
+      </w:tr>
+      <w:tr>
+        <w:tc>
+          <w:tcPr>
+            <w:tcW w:type="dxa" w:w="4680"/>
+          </w:tcPr>
+          <w:p>
+            <w:pPr>
+              <w:spacing w:after="0"/>
+            </w:pPr>
+            <w:r>
+              <w:rPr>
+                <w:sz w:val="18"/>
+              </w:rPr>
+              <w:t>네이버 D2</w:t>
+            </w:r>
+          </w:p>
+        </w:tc>
+        <w:tc>
+          <w:tcPr>
+            <w:tcW w:type="dxa" w:w="4680"/>
+          </w:tcPr>
+          <w:p>
+            <w:pPr>
+              <w:spacing w:after="0"/>
+            </w:pPr>
+            <w:r>
+              <w:rPr>
+                <w:sz w:val="18"/>
+              </w:rPr>
+              <w:t>https://d2.naver.com</w:t>
+            </w:r>
+          </w:p>
+        </w:tc>
+      </w:tr>
+      <w:tr>
+        <w:tc>
+          <w:tcPr>
+            <w:tcW w:type="dxa" w:w="4680"/>
+          </w:tcPr>
+          <w:p>
+            <w:pPr>
+              <w:spacing w:after="0"/>
+            </w:pPr>
+            <w:r>
+              <w:rPr>
+                <w:sz w:val="18"/>
+              </w:rPr>
+              <w:t>우아한형제들 기술블로그</w:t>
+            </w:r>
+          </w:p>
+        </w:tc>
+        <w:tc>
+          <w:tcPr>
+            <w:tcW w:type="dxa" w:w="4680"/>
+          </w:tcPr>
+          <w:p>
+            <w:pPr>
+              <w:spacing w:after="0"/>
+            </w:pPr>
+            <w:r>
+              <w:rPr>
+                <w:sz w:val="18"/>
+              </w:rPr>
+              <w:t>https://techblog.woowahan.com</w:t>
+            </w:r>
+          </w:p>
+        </w:tc>
+      </w:tr>
+      <w:tr>
+        <w:tc>
+          <w:tcPr>
+            <w:tcW w:type="dxa" w:w="4680"/>
+          </w:tcPr>
+          <w:p>
+            <w:pPr>
+              <w:spacing w:after="0"/>
+            </w:pPr>
+            <w:r>
+              <w:rPr>
+                <w:sz w:val="18"/>
+              </w:rPr>
+              <w:t>토스 기술블로그</w:t>
+            </w:r>
+          </w:p>
+        </w:tc>
+        <w:tc>
+          <w:tcPr>
+            <w:tcW w:type="dxa" w:w="4680"/>
+          </w:tcPr>
+          <w:p>
+            <w:pPr>
+              <w:spacing w:after="0"/>
+            </w:pPr>
+            <w:r>
+              <w:rPr>
+                <w:sz w:val="18"/>
+              </w:rPr>
+              <w:t>https://toss.tech</w:t>
+            </w:r>
+          </w:p>
+        </w:tc>
+      </w:tr>
+      <w:tr>
+        <w:tc>
+          <w:tcPr>
+            <w:tcW w:type="dxa" w:w="4680"/>
+          </w:tcPr>
+          <w:p>
+            <w:pPr>
+              <w:spacing w:after="0"/>
+            </w:pPr>
+            <w:r>
+              <w:rPr>
+                <w:sz w:val="18"/>
+              </w:rPr>
+              <w:t>인프런</w:t>
+            </w:r>
+          </w:p>
+        </w:tc>
+        <w:tc>
+          <w:tcPr>
+            <w:tcW w:type="dxa" w:w="4680"/>
+          </w:tcPr>
+          <w:p>
+            <w:pPr>
+              <w:spacing w:after="0"/>
+            </w:pPr>
+            <w:r>
+              <w:rPr>
+                <w:sz w:val="18"/>
+              </w:rPr>
+              <w:t>https://www.inflearn.com</w:t>
             </w:r>
           </w:p>
         </w:tc>

--- a/취준플랜_수집자료_보고서.docx
+++ b/취준플랜_수집자료_보고서.docx
@@ -20389,6 +20389,467 @@
           <w:sz w:val="18"/>
         </w:rPr>
         <w:t>본 보고서에 포함된 모든 URL, 기업 정보, 자격증 일정은 2025~2026년 기준으로 작성되었으며, 실제 지원 시 각 기관의 공식 사이트에서 최신 정보를 반드시 확인하시기 바랍니다.</w:t>
+      </w:r>
+    </w:p>
+    <w:p>
+      <w:pPr>
+        <w:pStyle w:val="Title"/>
+        <w:jc w:val="center"/>
+      </w:pPr>
+      <w:r>
+        <w:t>[부록] 스카웃미 5분 스피치 대본</w:t>
+      </w:r>
+    </w:p>
+    <w:p>
+      <w:pPr>
+        <w:pStyle w:val="Heading1"/>
+      </w:pPr>
+      <w:r>
+        <w:t>지원 기업: 토스 (비바리퍼블리카) | 지원 직무: Server Developer</w:t>
+      </w:r>
+    </w:p>
+    <w:p>
+      <w:pPr>
+        <w:pStyle w:val="Heading2"/>
+      </w:pPr>
+      <w:r>
+        <w:t>평가 기준</w:t>
+      </w:r>
+    </w:p>
+    <w:tbl>
+      <w:tblPr>
+        <w:tblStyle w:val="TableGrid"/>
+        <w:tblW w:type="auto" w:w="0"/>
+        <w:jc w:val="center"/>
+        <w:tblLook w:firstColumn="1" w:firstRow="1" w:lastColumn="0" w:lastRow="0" w:noHBand="0" w:noVBand="1" w:val="04A0"/>
+      </w:tblPr>
+      <w:tblGrid>
+        <w:gridCol w:w="3120"/>
+        <w:gridCol w:w="3120"/>
+        <w:gridCol w:w="3120"/>
+      </w:tblGrid>
+      <w:tr>
+        <w:tc>
+          <w:tcPr>
+            <w:tcW w:type="dxa" w:w="3120"/>
+          </w:tcPr>
+          <w:p>
+            <w:pPr>
+              <w:spacing w:after="0"/>
+            </w:pPr>
+            <w:r>
+              <w:rPr>
+                <w:b/>
+                <w:sz w:val="18"/>
+              </w:rPr>
+              <w:t>평가 항목</w:t>
+            </w:r>
+          </w:p>
+        </w:tc>
+        <w:tc>
+          <w:tcPr>
+            <w:tcW w:type="dxa" w:w="3120"/>
+          </w:tcPr>
+          <w:p>
+            <w:pPr>
+              <w:spacing w:after="0"/>
+            </w:pPr>
+            <w:r>
+              <w:rPr>
+                <w:b/>
+                <w:sz w:val="18"/>
+              </w:rPr>
+              <w:t>배점</w:t>
+            </w:r>
+          </w:p>
+        </w:tc>
+        <w:tc>
+          <w:tcPr>
+            <w:tcW w:type="dxa" w:w="3120"/>
+          </w:tcPr>
+          <w:p>
+            <w:pPr>
+              <w:spacing w:after="0"/>
+            </w:pPr>
+            <w:r>
+              <w:rPr>
+                <w:b/>
+                <w:sz w:val="18"/>
+              </w:rPr>
+              <w:t>핵심 포인트</w:t>
+            </w:r>
+          </w:p>
+        </w:tc>
+      </w:tr>
+      <w:tr>
+        <w:tc>
+          <w:tcPr>
+            <w:tcW w:type="dxa" w:w="3120"/>
+          </w:tcPr>
+          <w:p>
+            <w:pPr>
+              <w:spacing w:after="0"/>
+            </w:pPr>
+            <w:r>
+              <w:rPr>
+                <w:sz w:val="18"/>
+              </w:rPr>
+              <w:t>지원 기업, 직무의 이해</w:t>
+            </w:r>
+          </w:p>
+        </w:tc>
+        <w:tc>
+          <w:tcPr>
+            <w:tcW w:type="dxa" w:w="3120"/>
+          </w:tcPr>
+          <w:p>
+            <w:pPr>
+              <w:spacing w:after="0"/>
+            </w:pPr>
+            <w:r>
+              <w:rPr>
+                <w:sz w:val="18"/>
+              </w:rPr>
+              <w:t>30%</w:t>
+            </w:r>
+          </w:p>
+        </w:tc>
+        <w:tc>
+          <w:tcPr>
+            <w:tcW w:type="dxa" w:w="3120"/>
+          </w:tcPr>
+          <w:p>
+            <w:pPr>
+              <w:spacing w:after="0"/>
+            </w:pPr>
+            <w:r>
+              <w:rPr>
+                <w:sz w:val="18"/>
+              </w:rPr>
+              <w:t>토스의 미션·기술·서비스에 대한 이해도</w:t>
+            </w:r>
+          </w:p>
+        </w:tc>
+      </w:tr>
+      <w:tr>
+        <w:tc>
+          <w:tcPr>
+            <w:tcW w:type="dxa" w:w="3120"/>
+          </w:tcPr>
+          <w:p>
+            <w:pPr>
+              <w:spacing w:after="0"/>
+            </w:pPr>
+            <w:r>
+              <w:rPr>
+                <w:sz w:val="18"/>
+              </w:rPr>
+              <w:t>내용의 구성</w:t>
+            </w:r>
+          </w:p>
+        </w:tc>
+        <w:tc>
+          <w:tcPr>
+            <w:tcW w:type="dxa" w:w="3120"/>
+          </w:tcPr>
+          <w:p>
+            <w:pPr>
+              <w:spacing w:after="0"/>
+            </w:pPr>
+            <w:r>
+              <w:rPr>
+                <w:sz w:val="18"/>
+              </w:rPr>
+              <w:t>20%</w:t>
+            </w:r>
+          </w:p>
+        </w:tc>
+        <w:tc>
+          <w:tcPr>
+            <w:tcW w:type="dxa" w:w="3120"/>
+          </w:tcPr>
+          <w:p>
+            <w:pPr>
+              <w:spacing w:after="0"/>
+            </w:pPr>
+            <w:r>
+              <w:rPr>
+                <w:sz w:val="18"/>
+              </w:rPr>
+              <w:t>도입 → 지원동기 → 인재상 적합성 → 입사 후 계획</w:t>
+            </w:r>
+          </w:p>
+        </w:tc>
+      </w:tr>
+      <w:tr>
+        <w:tc>
+          <w:tcPr>
+            <w:tcW w:type="dxa" w:w="3120"/>
+          </w:tcPr>
+          <w:p>
+            <w:pPr>
+              <w:spacing w:after="0"/>
+            </w:pPr>
+            <w:r>
+              <w:rPr>
+                <w:sz w:val="18"/>
+              </w:rPr>
+              <w:t>표현의 적합성</w:t>
+            </w:r>
+          </w:p>
+        </w:tc>
+        <w:tc>
+          <w:tcPr>
+            <w:tcW w:type="dxa" w:w="3120"/>
+          </w:tcPr>
+          <w:p>
+            <w:pPr>
+              <w:spacing w:after="0"/>
+            </w:pPr>
+            <w:r>
+              <w:rPr>
+                <w:sz w:val="18"/>
+              </w:rPr>
+              <w:t>30%</w:t>
+            </w:r>
+          </w:p>
+        </w:tc>
+        <w:tc>
+          <w:tcPr>
+            <w:tcW w:type="dxa" w:w="3120"/>
+          </w:tcPr>
+          <w:p>
+            <w:pPr>
+              <w:spacing w:after="0"/>
+            </w:pPr>
+            <w:r>
+              <w:rPr>
+                <w:sz w:val="18"/>
+              </w:rPr>
+              <w:t>구어체, 발표에 적합한 자연스러운 어투</w:t>
+            </w:r>
+          </w:p>
+        </w:tc>
+      </w:tr>
+      <w:tr>
+        <w:tc>
+          <w:tcPr>
+            <w:tcW w:type="dxa" w:w="3120"/>
+          </w:tcPr>
+          <w:p>
+            <w:pPr>
+              <w:spacing w:after="0"/>
+            </w:pPr>
+            <w:r>
+              <w:rPr>
+                <w:sz w:val="18"/>
+              </w:rPr>
+              <w:t>설득력</w:t>
+            </w:r>
+          </w:p>
+        </w:tc>
+        <w:tc>
+          <w:tcPr>
+            <w:tcW w:type="dxa" w:w="3120"/>
+          </w:tcPr>
+          <w:p>
+            <w:pPr>
+              <w:spacing w:after="0"/>
+            </w:pPr>
+            <w:r>
+              <w:rPr>
+                <w:sz w:val="18"/>
+              </w:rPr>
+              <w:t>20%</w:t>
+            </w:r>
+          </w:p>
+        </w:tc>
+        <w:tc>
+          <w:tcPr>
+            <w:tcW w:type="dxa" w:w="3120"/>
+          </w:tcPr>
+          <w:p>
+            <w:pPr>
+              <w:spacing w:after="0"/>
+            </w:pPr>
+            <w:r>
+              <w:rPr>
+                <w:sz w:val="18"/>
+              </w:rPr>
+              <w:t>토스에 필요한 인재임을 효과적으로 증명</w:t>
+            </w:r>
+          </w:p>
+        </w:tc>
+      </w:tr>
+    </w:tbl>
+    <w:p/>
+    <w:p>
+      <w:pPr>
+        <w:pStyle w:val="Heading2"/>
+      </w:pPr>
+      <w:r>
+        <w:t>발표 대본 (약 5분)</w:t>
+      </w:r>
+    </w:p>
+    <w:p>
+      <w:r>
+        <w:t>[도입 - 약 40초]</w:t>
+      </w:r>
+    </w:p>
+    <w:p>
+      <w:r>
+        <w:t>안녕하세요. 토스 서버 개발자에 지원한 소프트웨어학과 4학년 ○○○입니다.</w:t>
+      </w:r>
+    </w:p>
+    <w:p>
+      <w:r>
+        <w:t>저는 오늘 한 가지 질문으로 시작하고 싶습니다. "여러분, 오늘 아침에 송금 한 번 하는 데 몇 초 걸리셨나요?" 아마 3초도 안 걸리셨을 겁니다. 그런데 불과 10년 전만 해도, 송금 한 번 하려면 공인인증서를 찾고, OTP를 입력하고, 보안카드 번호를 적어야 했습니다. 이 불편함을 '당연히 이래야 하는 거 아닌가?' 하고 넘기지 않고, "이건 아니지 않나?"라고 질문을 던진 회사가 바로 토스입니다.</w:t>
+      </w:r>
+    </w:p>
+    <w:p>
+      <w:r>
+        <w:t>저는 이 질문에 깊이 공감했고, 그래서 토스의 서버 개발자로서 "금융을 더 쉽게 만드는 기술"의 한 축을 담당하고 싶어 이 자리에 섰습니다.</w:t>
+      </w:r>
+    </w:p>
+    <w:p>
+      <w:r>
+        <w:t>[지원 동기 - 약 1분 30초]</w:t>
+      </w:r>
+    </w:p>
+    <w:p>
+      <w:r>
+        <w:t>제가 토스에 지원하게 된 동기는 크게 세 가지입니다.</w:t>
+      </w:r>
+    </w:p>
+    <w:p>
+      <w:r>
+        <w:t>첫째, 토스의 미션에 대한 공감입니다. 토스는 단순한 핀테크 앱이 아닙니다. 2,300만 명 이상의 월간 활성 사용자가 매일 이용하는 금융 인프라입니다. 토스뱅크, 토스증권, 토스페이먼츠, 토스플레이스까지 - "금융의 모든 것을 하나의 앱에서"라는 비전은 단순한 슬로건이 아니라, 실제로 사용자의 삶을 바꾸고 있습니다. 저는 이렇게 눈에 보이는 임팩트를 만드는 서비스의 서버를 설계하고 싶습니다.</w:t>
+      </w:r>
+    </w:p>
+    <w:p>
+      <w:r>
+        <w:t>둘째, 토스의 기술 문화입니다. 토스 기술 블로그에서 읽은 글 중 가장 인상 깊었던 건 "장애는 부끄러운 것이 아니라, 배움의 기회"라는 Post-mortem 문화였습니다. 초당 수만 건의 결제를 처리하면서도, 장애가 발생하면 투명하게 공유하고 시스템을 개선하는 문화. 이것이 진짜 엔지니어링 조직이라고 느꼈습니다. Kotlin과 Spring Boot 기반의 MSA, Kafka를 활용한 이벤트 기반 아키텍처, Kubernetes 위에서의 무중단 배포 — 이 기술 스택은 제가 학부에서 공부한 것들을 실전에서 확장할 수 있는 최고의 환경입니다.</w:t>
+      </w:r>
+    </w:p>
+    <w:p>
+      <w:r>
+        <w:t>셋째, 성장할 수 있는 환경입니다. 토스는 작은 팀, 즉 Silo 단위로 운영되면서 각 팀이 자율적으로 의사결정하고 빠르게 배포합니다. 신입이라도 오너십을 가지고 서비스 하나를 책임질 수 있다는 점. 이것이 제가 빠르게 성장할 수 있는 이유라고 확신합니다.</w:t>
+      </w:r>
+    </w:p>
+    <w:p>
+      <w:r>
+        <w:t>[인재상 적합성 - 약 1분 30초]</w:t>
+      </w:r>
+    </w:p>
+    <w:p>
+      <w:r>
+        <w:t>그렇다면 제가 토스에 적합한 사람인지 말씀드리겠습니다.</w:t>
+      </w:r>
+    </w:p>
+    <w:p>
+      <w:r>
+        <w:t>토스가 강조하는 "Extreme Ownership", 즉 극도의 주인의식. 저는 이것을 캡스톤 프로젝트에서 직접 경험했습니다. 4인 팀으로 핀테크 관련 프로젝트를 진행할 때, 저는 백엔드 리드를 맡아 Spring Boot로 REST API를 설계하고, 결제 연동 모듈을 구현했습니다. 중간에 팀원 한 명이 이탈하는 상황에서도, "이건 내 서비스다"라는 마음으로 해당 파트까지 맡아 완성했습니다. 결과적으로 교내 경진대회에서 우수상을 수상할 수 있었습니다.</w:t>
+      </w:r>
+    </w:p>
+    <w:p>
+      <w:r>
+        <w:t>"빠른 실행(Move Fast)" 역시 제 강점입니다. 저는 개인 프로젝트로 간편 정산 서비스를 만들었는데, 아이디어가 떠오른 지 2주 만에 MVP를 배포하고, 사용자 피드백을 받아 3번의 이터레이션을 거쳤습니다. 완벽하게 만들고 나서 공개하는 게 아니라, 일단 빠르게 만들고 개선하는 것. 이것이 토스가 원하는 실행력이라고 생각합니다.</w:t>
+      </w:r>
+    </w:p>
+    <w:p>
+      <w:r>
+        <w:t>기술적으로도, 저는 Java와 Spring Boot를 주력으로 사용하며, 최근에는 Kotlin으로의 전환을 학습하고 있습니다. 분산 시스템 수업에서 Kafka를 활용한 이벤트 드리븐 아키텍처를 구현해본 경험이 있고, Docker와 Kubernetes로 서비스를 컨테이너화하여 배포한 경험도 있습니다. 아직 부족한 부분이 많지만, 토스의 기술 스택과 맞닿아 있는 기반을 갖추고 있다고 자부합니다.</w:t>
+      </w:r>
+    </w:p>
+    <w:p>
+      <w:r>
+        <w:t>[입사 후 계획과 다짐 - 약 1분 20초]</w:t>
+      </w:r>
+    </w:p>
+    <w:p>
+      <w:r>
+        <w:t>입사 후 제 계획을 말씀드리겠습니다.</w:t>
+      </w:r>
+    </w:p>
+    <w:p>
+      <w:r>
+        <w:t>첫 6개월은 "스폰지"가 되겠습니다. 토스의 코드베이스를 깊이 이해하고, 선배 개발자들의 설계 철학을 흡수하겠습니다. 온보딩 기간 동안 작은 이슈부터 하나씩 해결하며, "이 사람은 믿고 맡길 수 있다"는 신뢰를 쌓겠습니다.</w:t>
+      </w:r>
+    </w:p>
+    <w:p>
+      <w:r>
+        <w:t>이후 1년 차에는 하나의 Silo에서 핵심 서비스를 오너십 있게 운영하는 것이 목표입니다. 단순히 기능을 구현하는 것을 넘어서, "이 API의 응답 시간을 50ms 이내로 유지하려면 어떤 아키텍처가 필요한가?"를 고민하는 개발자가 되겠습니다.</w:t>
+      </w:r>
+    </w:p>
+    <w:p>
+      <w:r>
+        <w:t>장기적으로는 토스의 금융 인프라가 더 안정적이고, 더 빠르게 확장될 수 있도록 기여하고 싶습니다. 토스가 IPO를 검토하고 있다는 소식을 들었습니다. 이는 토스가 더 큰 무대로 나아간다는 의미이고, 그 성장의 여정에 저도 함께하고 싶습니다.</w:t>
+      </w:r>
+    </w:p>
+    <w:p>
+      <w:r>
+        <w:t>[마무리 - 약 20초]</w:t>
+      </w:r>
+    </w:p>
+    <w:p>
+      <w:r>
+        <w:t>마지막으로, 저는 토스에서 "가장 빠르게 성장하는 신입 서버 개발자"가 되고 싶습니다. 금융을 쉽게 만든다는 미션 아래, 수천만 사용자가 매일 믿고 쓰는 서버를 만드는 일. 그 일을 하고 싶습니다. 감사합니다.</w:t>
+      </w:r>
+    </w:p>
+    <w:p>
+      <w:pPr>
+        <w:pStyle w:val="Heading2"/>
+      </w:pPr>
+      <w:r>
+        <w:t>발표 체크리스트</w:t>
+      </w:r>
+    </w:p>
+    <w:p>
+      <w:pPr>
+        <w:pStyle w:val="ListBullet"/>
+      </w:pPr>
+      <w:r>
+        <w:t>발표 시간: 4분 30초 ~ 5분 30초 이내</w:t>
+      </w:r>
+    </w:p>
+    <w:p>
+      <w:pPr>
+        <w:pStyle w:val="ListBullet"/>
+      </w:pPr>
+      <w:r>
+        <w:t>토스 서비스/기술 키워드 3개 이상 언급 (Kotlin, MSA, Kafka, Silo, Post-mortem 등)</w:t>
+      </w:r>
+    </w:p>
+    <w:p>
+      <w:pPr>
+        <w:pStyle w:val="ListBullet"/>
+      </w:pPr>
+      <w:r>
+        <w:t>구어체로 자연스럽게 읽히는지 확인</w:t>
+      </w:r>
+    </w:p>
+    <w:p>
+      <w:pPr>
+        <w:pStyle w:val="ListBullet"/>
+      </w:pPr>
+      <w:r>
+        <w:t>개인 경험과 토스 인재상의 연결 명확한지 확인</w:t>
+      </w:r>
+    </w:p>
+    <w:p>
+      <w:pPr>
+        <w:pStyle w:val="ListBullet"/>
+      </w:pPr>
+      <w:r>
+        <w:t>마지막 문장이 인상적으로 끝나는지 확인</w:t>
+      </w:r>
+    </w:p>
+    <w:p>
+      <w:pPr>
+        <w:pStyle w:val="ListBullet"/>
+      </w:pPr>
+      <w:r>
+        <w:t>중간에 청중과 소통하는 질문 포함 여부 확인 (✓ 도입부)</w:t>
       </w:r>
     </w:p>
     <w:sectPr>
